--- a/docs_docx/rules.docx
+++ b/docs_docx/rules.docx
@@ -2,102 +2,20 @@
 <file path=word/document.xml><?xml version="1.0" encoding="utf-8"?>
 <w:document xmlns:wpc="http://schemas.microsoft.com/office/word/2010/wordprocessingCanvas" xmlns:mo="http://schemas.microsoft.com/office/mac/office/2008/main" xmlns:mc="http://schemas.openxmlformats.org/markup-compatibility/2006" xmlns:mv="urn:schemas-microsoft-com:mac:vml" xmlns:o="urn:schemas-microsoft-com:office:office" xmlns:r="http://schemas.openxmlformats.org/officeDocument/2006/relationships" xmlns:m="http://schemas.openxmlformats.org/officeDocument/2006/math" xmlns:v="urn:schemas-microsoft-com:vml" xmlns:wp14="http://schemas.microsoft.com/office/word/2010/wordprocessingDrawing" xmlns:wp="http://schemas.openxmlformats.org/drawingml/2006/wordprocessingDrawing" xmlns:w10="urn:schemas-microsoft-com:office:word" xmlns:w="http://schemas.openxmlformats.org/wordprocessingml/2006/main" xmlns:w14="http://schemas.microsoft.com/office/word/2010/wordml" xmlns:wpg="http://schemas.microsoft.com/office/word/2010/wordprocessingGroup" xmlns:wpi="http://schemas.microsoft.com/office/word/2010/wordprocessingInk" xmlns:wne="http://schemas.microsoft.com/office/word/2006/wordml" xmlns:wps="http://schemas.microsoft.com/office/word/2010/wordprocessingShape" mc:Ignorable="w14 wp14">
   <w:body>
+    <w:p>
+      <w:pPr>
+        <w:pStyle w:val="Heading1"/>
+        <w:jc w:val="left"/>
+      </w:pPr>
+      <w:r>
+        <w:t>Project Rules: Multimodal Crime / Incident Report Analyzer</w:t>
+      </w:r>
+    </w:p>
     <w:tbl>
       <w:tblPr>
-        <w:tblW w:type="pct" w:w="5000"/>
+        <w:tblStyle w:val="TableGrid"/>
+        <w:tblW w:type="auto" w:w="0"/>
         <w:jc w:val="center"/>
-        <w:tblLayout w:type="autofit"/>
-        <w:tblLook w:firstColumn="1" w:firstRow="1" w:lastColumn="0" w:lastRow="0" w:noHBand="0" w:noVBand="1" w:val="04A0"/>
-      </w:tblPr>
-      <w:tblGrid>
-        <w:gridCol w:w="10368"/>
-      </w:tblGrid>
-      <w:tr>
-        <w:tc>
-          <w:tcPr>
-            <w:tcW w:type="dxa" w:w="10368"/>
-            <w:shd w:fill="12385B"/>
-            <w:tcBorders>
-              <w:top w:val="single" w:sz="6" w:space="0" w:color="12385B"/>
-              <w:left w:val="single" w:sz="6" w:space="0" w:color="12385B"/>
-              <w:bottom w:val="single" w:sz="6" w:space="0" w:color="12385B"/>
-              <w:right w:val="single" w:sz="6" w:space="0" w:color="12385B"/>
-            </w:tcBorders>
-            <w:tcMar>
-              <w:top w:w="190" w:type="dxa"/>
-              <w:start w:w="180" w:type="dxa"/>
-              <w:bottom w:w="160" w:type="dxa"/>
-              <w:end w:w="180" w:type="dxa"/>
-            </w:tcMar>
-          </w:tcPr>
-          <w:p>
-            <w:pPr>
-              <w:jc w:val="left"/>
-            </w:pPr>
-            <w:r>
-              <w:rPr>
-                <w:rFonts w:ascii="Times New Roman" w:hAnsi="Times New Roman" w:eastAsia="Times New Roman"/>
-                <w:b/>
-                <w:i w:val="0"/>
-                <w:color w:val="FFFFFF"/>
-                <w:sz w:val="40"/>
-              </w:rPr>
-              <w:t>Project Rules</w:t>
-            </w:r>
-          </w:p>
-          <w:p>
-            <w:r>
-              <w:rPr>
-                <w:rFonts w:ascii="Times New Roman" w:hAnsi="Times New Roman" w:eastAsia="Times New Roman"/>
-                <w:b w:val="0"/>
-                <w:i w:val="0"/>
-                <w:color w:val="DDEBF7"/>
-                <w:sz w:val="25"/>
-              </w:rPr>
-              <w:t>Multimodal Crime / Incident Report Analyzer</w:t>
-            </w:r>
-          </w:p>
-        </w:tc>
-      </w:tr>
-      <w:tr>
-        <w:tc>
-          <w:tcPr>
-            <w:tcW w:type="dxa" w:w="10368"/>
-            <w:shd w:fill="D9EAF7"/>
-            <w:tcBorders>
-              <w:top w:val="single" w:sz="6" w:space="0" w:color="AAB8C5"/>
-              <w:left w:val="single" w:sz="6" w:space="0" w:color="AAB8C5"/>
-              <w:bottom w:val="single" w:sz="6" w:space="0" w:color="AAB8C5"/>
-              <w:right w:val="single" w:sz="6" w:space="0" w:color="AAB8C5"/>
-            </w:tcBorders>
-            <w:tcMar>
-              <w:top w:w="120" w:type="dxa"/>
-              <w:start w:w="180" w:type="dxa"/>
-              <w:bottom w:w="120" w:type="dxa"/>
-              <w:end w:w="180" w:type="dxa"/>
-            </w:tcMar>
-          </w:tcPr>
-          <w:p>
-            <w:r>
-              <w:rPr>
-                <w:rFonts w:ascii="Times New Roman" w:hAnsi="Times New Roman" w:eastAsia="Times New Roman"/>
-                <w:b w:val="0"/>
-                <w:i/>
-                <w:color w:val="12385B"/>
-                <w:sz w:val="25"/>
-              </w:rPr>
-              <w:t>Implementation rules, schema rules, severity logic, fallback rules, and demo standards.</w:t>
-            </w:r>
-          </w:p>
-        </w:tc>
-      </w:tr>
-    </w:tbl>
-    <w:p/>
-    <w:tbl>
-      <w:tblPr>
-        <w:tblW w:type="pct" w:w="5000"/>
-        <w:jc w:val="center"/>
-        <w:tblLayout w:type="autofit"/>
         <w:tblLook w:firstColumn="1" w:firstRow="1" w:lastColumn="0" w:lastRow="0" w:noHBand="0" w:noVBand="1" w:val="04A0"/>
       </w:tblPr>
       <w:tblGrid>
@@ -110,31 +28,15 @@
         <w:tc>
           <w:tcPr>
             <w:tcW w:type="dxa" w:w="2592"/>
-            <w:shd w:fill="1F4E79"/>
-            <w:tcBorders>
-              <w:top w:val="single" w:sz="4" w:space="0" w:color="FFFFFF"/>
-              <w:left w:val="single" w:sz="4" w:space="0" w:color="FFFFFF"/>
-              <w:bottom w:val="single" w:sz="4" w:space="0" w:color="FFFFFF"/>
-              <w:right w:val="single" w:sz="4" w:space="0" w:color="FFFFFF"/>
-            </w:tcBorders>
-            <w:tcMar>
-              <w:top w:w="70" w:type="dxa"/>
-              <w:start w:w="80" w:type="dxa"/>
-              <w:bottom w:w="70" w:type="dxa"/>
-              <w:end w:w="80" w:type="dxa"/>
-            </w:tcMar>
+            <w:shd w:fill="D9EAF7"/>
+            <w:vAlign w:val="center"/>
           </w:tcPr>
           <w:p>
-            <w:pPr>
-              <w:jc w:val="center"/>
-            </w:pPr>
+            <w:r/>
             <w:r>
               <w:rPr>
-                <w:rFonts w:ascii="Times New Roman" w:hAnsi="Times New Roman" w:eastAsia="Times New Roman"/>
                 <w:b/>
-                <w:i w:val="0"/>
-                <w:color w:val="FFFFFF"/>
-                <w:sz w:val="21"/>
+                <w:sz w:val="17"/>
               </w:rPr>
               <w:t>Owner</w:t>
             </w:r>
@@ -143,31 +45,15 @@
         <w:tc>
           <w:tcPr>
             <w:tcW w:type="dxa" w:w="2592"/>
-            <w:shd w:fill="1F4E79"/>
-            <w:tcBorders>
-              <w:top w:val="single" w:sz="4" w:space="0" w:color="FFFFFF"/>
-              <w:left w:val="single" w:sz="4" w:space="0" w:color="FFFFFF"/>
-              <w:bottom w:val="single" w:sz="4" w:space="0" w:color="FFFFFF"/>
-              <w:right w:val="single" w:sz="4" w:space="0" w:color="FFFFFF"/>
-            </w:tcBorders>
-            <w:tcMar>
-              <w:top w:w="70" w:type="dxa"/>
-              <w:start w:w="80" w:type="dxa"/>
-              <w:bottom w:w="70" w:type="dxa"/>
-              <w:end w:w="80" w:type="dxa"/>
-            </w:tcMar>
+            <w:shd w:fill="D9EAF7"/>
+            <w:vAlign w:val="center"/>
           </w:tcPr>
           <w:p>
-            <w:pPr>
-              <w:jc w:val="center"/>
-            </w:pPr>
+            <w:r/>
             <w:r>
               <w:rPr>
-                <w:rFonts w:ascii="Times New Roman" w:hAnsi="Times New Roman" w:eastAsia="Times New Roman"/>
                 <w:b/>
-                <w:i w:val="0"/>
-                <w:color w:val="FFFFFF"/>
-                <w:sz w:val="21"/>
+                <w:sz w:val="17"/>
               </w:rPr>
               <w:t>Project Type</w:t>
             </w:r>
@@ -176,31 +62,15 @@
         <w:tc>
           <w:tcPr>
             <w:tcW w:type="dxa" w:w="2592"/>
-            <w:shd w:fill="1F4E79"/>
-            <w:tcBorders>
-              <w:top w:val="single" w:sz="4" w:space="0" w:color="FFFFFF"/>
-              <w:left w:val="single" w:sz="4" w:space="0" w:color="FFFFFF"/>
-              <w:bottom w:val="single" w:sz="4" w:space="0" w:color="FFFFFF"/>
-              <w:right w:val="single" w:sz="4" w:space="0" w:color="FFFFFF"/>
-            </w:tcBorders>
-            <w:tcMar>
-              <w:top w:w="70" w:type="dxa"/>
-              <w:start w:w="80" w:type="dxa"/>
-              <w:bottom w:w="70" w:type="dxa"/>
-              <w:end w:w="80" w:type="dxa"/>
-            </w:tcMar>
+            <w:shd w:fill="D9EAF7"/>
+            <w:vAlign w:val="center"/>
           </w:tcPr>
           <w:p>
-            <w:pPr>
-              <w:jc w:val="center"/>
-            </w:pPr>
+            <w:r/>
             <w:r>
               <w:rPr>
-                <w:rFonts w:ascii="Times New Roman" w:hAnsi="Times New Roman" w:eastAsia="Times New Roman"/>
                 <w:b/>
-                <w:i w:val="0"/>
-                <w:color w:val="FFFFFF"/>
-                <w:sz w:val="21"/>
+                <w:sz w:val="17"/>
               </w:rPr>
               <w:t>Date</w:t>
             </w:r>
@@ -209,31 +79,15 @@
         <w:tc>
           <w:tcPr>
             <w:tcW w:type="dxa" w:w="2592"/>
-            <w:shd w:fill="1F4E79"/>
-            <w:tcBorders>
-              <w:top w:val="single" w:sz="4" w:space="0" w:color="FFFFFF"/>
-              <w:left w:val="single" w:sz="4" w:space="0" w:color="FFFFFF"/>
-              <w:bottom w:val="single" w:sz="4" w:space="0" w:color="FFFFFF"/>
-              <w:right w:val="single" w:sz="4" w:space="0" w:color="FFFFFF"/>
-            </w:tcBorders>
-            <w:tcMar>
-              <w:top w:w="70" w:type="dxa"/>
-              <w:start w:w="80" w:type="dxa"/>
-              <w:bottom w:w="70" w:type="dxa"/>
-              <w:end w:w="80" w:type="dxa"/>
-            </w:tcMar>
+            <w:shd w:fill="D9EAF7"/>
+            <w:vAlign w:val="center"/>
           </w:tcPr>
           <w:p>
-            <w:pPr>
-              <w:jc w:val="center"/>
-            </w:pPr>
+            <w:r/>
             <w:r>
               <w:rPr>
-                <w:rFonts w:ascii="Times New Roman" w:hAnsi="Times New Roman" w:eastAsia="Times New Roman"/>
                 <w:b/>
-                <w:i w:val="0"/>
-                <w:color w:val="FFFFFF"/>
-                <w:sz w:val="21"/>
+                <w:sz w:val="17"/>
               </w:rPr>
               <w:t>Submission</w:t>
             </w:r>
@@ -244,31 +98,14 @@
         <w:tc>
           <w:tcPr>
             <w:tcW w:type="dxa" w:w="2592"/>
-            <w:shd w:fill="F3F6F8"/>
-            <w:tcBorders>
-              <w:top w:val="single" w:sz="4" w:space="0" w:color="D0D7DE"/>
-              <w:left w:val="single" w:sz="4" w:space="0" w:color="D0D7DE"/>
-              <w:bottom w:val="single" w:sz="4" w:space="0" w:color="D0D7DE"/>
-              <w:right w:val="single" w:sz="4" w:space="0" w:color="D0D7DE"/>
-            </w:tcBorders>
-            <w:tcMar>
-              <w:top w:w="70" w:type="dxa"/>
-              <w:start w:w="80" w:type="dxa"/>
-              <w:bottom w:w="70" w:type="dxa"/>
-              <w:end w:w="80" w:type="dxa"/>
-            </w:tcMar>
+            <w:vAlign w:val="top"/>
           </w:tcPr>
           <w:p>
-            <w:pPr>
-              <w:jc w:val="center"/>
-            </w:pPr>
+            <w:r/>
             <w:r>
               <w:rPr>
-                <w:rFonts w:ascii="Times New Roman" w:hAnsi="Times New Roman" w:eastAsia="Times New Roman"/>
                 <w:b w:val="0"/>
-                <w:i w:val="0"/>
-                <w:color w:val="1F1F1F"/>
-                <w:sz w:val="21"/>
+                <w:sz w:val="17"/>
               </w:rPr>
               <w:t>Group 2</w:t>
             </w:r>
@@ -277,31 +114,14 @@
         <w:tc>
           <w:tcPr>
             <w:tcW w:type="dxa" w:w="2592"/>
-            <w:shd w:fill="F3F6F8"/>
-            <w:tcBorders>
-              <w:top w:val="single" w:sz="4" w:space="0" w:color="D0D7DE"/>
-              <w:left w:val="single" w:sz="4" w:space="0" w:color="D0D7DE"/>
-              <w:bottom w:val="single" w:sz="4" w:space="0" w:color="D0D7DE"/>
-              <w:right w:val="single" w:sz="4" w:space="0" w:color="D0D7DE"/>
-            </w:tcBorders>
-            <w:tcMar>
-              <w:top w:w="70" w:type="dxa"/>
-              <w:start w:w="80" w:type="dxa"/>
-              <w:bottom w:w="70" w:type="dxa"/>
-              <w:end w:w="80" w:type="dxa"/>
-            </w:tcMar>
+            <w:vAlign w:val="top"/>
           </w:tcPr>
           <w:p>
-            <w:pPr>
-              <w:jc w:val="center"/>
-            </w:pPr>
+            <w:r/>
             <w:r>
               <w:rPr>
-                <w:rFonts w:ascii="Times New Roman" w:hAnsi="Times New Roman" w:eastAsia="Times New Roman"/>
                 <w:b w:val="0"/>
-                <w:i w:val="0"/>
-                <w:color w:val="1F1F1F"/>
-                <w:sz w:val="21"/>
+                <w:sz w:val="17"/>
               </w:rPr>
               <w:t>Class prototype only</w:t>
             </w:r>
@@ -310,64 +130,30 @@
         <w:tc>
           <w:tcPr>
             <w:tcW w:type="dxa" w:w="2592"/>
-            <w:shd w:fill="F3F6F8"/>
-            <w:tcBorders>
-              <w:top w:val="single" w:sz="4" w:space="0" w:color="D0D7DE"/>
-              <w:left w:val="single" w:sz="4" w:space="0" w:color="D0D7DE"/>
-              <w:bottom w:val="single" w:sz="4" w:space="0" w:color="D0D7DE"/>
-              <w:right w:val="single" w:sz="4" w:space="0" w:color="D0D7DE"/>
-            </w:tcBorders>
-            <w:tcMar>
-              <w:top w:w="70" w:type="dxa"/>
-              <w:start w:w="80" w:type="dxa"/>
-              <w:bottom w:w="70" w:type="dxa"/>
-              <w:end w:w="80" w:type="dxa"/>
-            </w:tcMar>
+            <w:vAlign w:val="top"/>
           </w:tcPr>
           <w:p>
-            <w:pPr>
-              <w:jc w:val="center"/>
-            </w:pPr>
+            <w:r/>
             <w:r>
               <w:rPr>
-                <w:rFonts w:ascii="Times New Roman" w:hAnsi="Times New Roman" w:eastAsia="Times New Roman"/>
                 <w:b w:val="0"/>
-                <w:i w:val="0"/>
-                <w:color w:val="1F1F1F"/>
-                <w:sz w:val="21"/>
+                <w:sz w:val="17"/>
               </w:rPr>
-              <w:t>June 15, 2026</w:t>
+              <w:t>June 19, 2026</w:t>
             </w:r>
           </w:p>
         </w:tc>
         <w:tc>
           <w:tcPr>
             <w:tcW w:type="dxa" w:w="2592"/>
-            <w:shd w:fill="F3F6F8"/>
-            <w:tcBorders>
-              <w:top w:val="single" w:sz="4" w:space="0" w:color="D0D7DE"/>
-              <w:left w:val="single" w:sz="4" w:space="0" w:color="D0D7DE"/>
-              <w:bottom w:val="single" w:sz="4" w:space="0" w:color="D0D7DE"/>
-              <w:right w:val="single" w:sz="4" w:space="0" w:color="D0D7DE"/>
-            </w:tcBorders>
-            <w:tcMar>
-              <w:top w:w="70" w:type="dxa"/>
-              <w:start w:w="80" w:type="dxa"/>
-              <w:bottom w:w="70" w:type="dxa"/>
-              <w:end w:w="80" w:type="dxa"/>
-            </w:tcMar>
+            <w:vAlign w:val="top"/>
           </w:tcPr>
           <w:p>
-            <w:pPr>
-              <w:jc w:val="center"/>
-            </w:pPr>
+            <w:r/>
             <w:r>
               <w:rPr>
-                <w:rFonts w:ascii="Times New Roman" w:hAnsi="Times New Roman" w:eastAsia="Times New Roman"/>
                 <w:b w:val="0"/>
-                <w:i w:val="0"/>
-                <w:color w:val="1F1F1F"/>
-                <w:sz w:val="21"/>
+                <w:sz w:val="17"/>
               </w:rPr>
               <w:t>June 26, 2026</w:t>
             </w:r>
@@ -378,326 +164,463 @@
     <w:p/>
     <w:p>
       <w:pPr>
-        <w:pStyle w:val="Heading1"/>
-        <w:pBdr>
-          <w:bottom w:val="single" w:sz="6" w:space="4" w:color="D9EAF7"/>
-        </w:pBdr>
+        <w:pStyle w:val="Heading2"/>
       </w:pPr>
       <w:r>
-        <w:rPr>
-          <w:rFonts w:ascii="Times New Roman" w:hAnsi="Times New Roman" w:eastAsia="Times New Roman"/>
-          <w:b/>
-          <w:i w:val="0"/>
-          <w:color w:val="12385B"/>
-          <w:sz w:val="36"/>
-        </w:rPr>
-        <w:t>1. Project Rules</w:t>
-      </w:r>
-    </w:p>
-    <w:p>
-      <w:pPr>
-        <w:pStyle w:val="ListNumber"/>
-      </w:pPr>
-      <w:r>
-        <w:rPr>
-          <w:rFonts w:ascii="Times New Roman" w:hAnsi="Times New Roman" w:eastAsia="Times New Roman"/>
-          <w:b w:val="0"/>
-          <w:i w:val="0"/>
-          <w:sz w:val="26"/>
-        </w:rPr>
-        <w:t>This is a class prototype only.</w:t>
-      </w:r>
-    </w:p>
-    <w:p>
-      <w:pPr>
-        <w:pStyle w:val="ListNumber"/>
-      </w:pPr>
-      <w:r>
-        <w:rPr>
-          <w:rFonts w:ascii="Times New Roman" w:hAnsi="Times New Roman" w:eastAsia="Times New Roman"/>
-          <w:b w:val="0"/>
-          <w:i w:val="0"/>
-          <w:sz w:val="26"/>
-        </w:rPr>
-        <w:t>Use Python for all processing and dashboard code.</w:t>
-      </w:r>
-    </w:p>
-    <w:p>
-      <w:pPr>
-        <w:pStyle w:val="ListNumber"/>
-      </w:pPr>
-      <w:r>
-        <w:rPr>
-          <w:rFonts w:ascii="Times New Roman" w:hAnsi="Times New Roman" w:eastAsia="Times New Roman"/>
-          <w:b w:val="0"/>
-          <w:i w:val="0"/>
-          <w:sz w:val="26"/>
-        </w:rPr>
-        <w:t>Do not use paid APIs.</w:t>
-      </w:r>
-    </w:p>
-    <w:p>
-      <w:pPr>
-        <w:pStyle w:val="ListNumber"/>
-      </w:pPr>
-      <w:r>
-        <w:rPr>
-          <w:rFonts w:ascii="Times New Roman" w:hAnsi="Times New Roman" w:eastAsia="Times New Roman"/>
-          <w:b w:val="0"/>
-          <w:i w:val="0"/>
-          <w:sz w:val="26"/>
-        </w:rPr>
-        <w:t>Do not commit API keys, secrets, credentials, or private data.</w:t>
-      </w:r>
-    </w:p>
-    <w:p>
-      <w:pPr>
-        <w:pStyle w:val="ListNumber"/>
-      </w:pPr>
-      <w:r>
-        <w:rPr>
-          <w:rFonts w:ascii="Times New Roman" w:hAnsi="Times New Roman" w:eastAsia="Times New Roman"/>
-          <w:b w:val="0"/>
-          <w:i w:val="0"/>
-          <w:sz w:val="26"/>
-        </w:rPr>
-        <w:t>AWS is a deployment plan only unless free-tier safety is confirmed.</w:t>
-      </w:r>
-    </w:p>
-    <w:p>
-      <w:pPr>
-        <w:pStyle w:val="ListNumber"/>
-      </w:pPr>
-      <w:r>
-        <w:rPr>
-          <w:rFonts w:ascii="Times New Roman" w:hAnsi="Times New Roman" w:eastAsia="Times New Roman"/>
-          <w:b w:val="0"/>
-          <w:i w:val="0"/>
-          <w:sz w:val="26"/>
-        </w:rPr>
-        <w:t>The final CSV must contain only the six approved columns.</w:t>
-      </w:r>
-    </w:p>
-    <w:p>
-      <w:pPr>
-        <w:pStyle w:val="ListNumber"/>
-      </w:pPr>
-      <w:r>
-        <w:rPr>
-          <w:rFonts w:ascii="Times New Roman" w:hAnsi="Times New Roman" w:eastAsia="Times New Roman"/>
-          <w:b w:val="0"/>
-          <w:i w:val="0"/>
-          <w:sz w:val="26"/>
-        </w:rPr>
-        <w:t>Rich debugging fields belong only in intermediate CSVs.</w:t>
-      </w:r>
-    </w:p>
-    <w:p>
-      <w:pPr>
-        <w:pStyle w:val="Heading1"/>
-        <w:pBdr>
-          <w:bottom w:val="single" w:sz="6" w:space="4" w:color="D9EAF7"/>
-        </w:pBdr>
-      </w:pPr>
-      <w:r>
-        <w:rPr>
-          <w:rFonts w:ascii="Times New Roman" w:hAnsi="Times New Roman" w:eastAsia="Times New Roman"/>
-          <w:b/>
-          <w:i w:val="0"/>
-          <w:color w:val="12385B"/>
-          <w:sz w:val="36"/>
-        </w:rPr>
-        <w:t>2. Incident ID Rules</w:t>
-      </w:r>
-    </w:p>
-    <w:p>
-      <w:pPr>
-        <w:pStyle w:val="ListBullet"/>
-      </w:pPr>
-      <w:r>
-        <w:rPr>
-          <w:rFonts w:ascii="Times New Roman" w:hAnsi="Times New Roman" w:eastAsia="Times New Roman"/>
-          <w:b w:val="0"/>
-          <w:i w:val="0"/>
-          <w:sz w:val="26"/>
-        </w:rPr>
-        <w:t xml:space="preserve">Synthetic IDs must use this format: </w:t>
-      </w:r>
-      <w:r>
-        <w:rPr>
-          <w:rFonts w:ascii="Times New Roman" w:hAnsi="Times New Roman" w:eastAsia="Times New Roman"/>
-          <w:b w:val="0"/>
-          <w:i w:val="0"/>
-          <w:color w:val="12385B"/>
-          <w:sz w:val="26"/>
-        </w:rPr>
-        <w:t>INC_###</w:t>
-      </w:r>
-      <w:r>
-        <w:rPr>
-          <w:rFonts w:ascii="Times New Roman" w:hAnsi="Times New Roman" w:eastAsia="Times New Roman"/>
-          <w:b w:val="0"/>
-          <w:i w:val="0"/>
-          <w:sz w:val="26"/>
-        </w:rPr>
-        <w:t>.</w:t>
-      </w:r>
-    </w:p>
-    <w:p>
-      <w:pPr>
-        <w:pStyle w:val="ListBullet"/>
-      </w:pPr>
-      <w:r>
-        <w:rPr>
-          <w:rFonts w:ascii="Times New Roman" w:hAnsi="Times New Roman" w:eastAsia="Times New Roman"/>
-          <w:b w:val="0"/>
-          <w:i w:val="0"/>
-          <w:sz w:val="26"/>
-        </w:rPr>
-        <w:t xml:space="preserve">Examples: </w:t>
-      </w:r>
-      <w:r>
-        <w:rPr>
-          <w:rFonts w:ascii="Times New Roman" w:hAnsi="Times New Roman" w:eastAsia="Times New Roman"/>
-          <w:b w:val="0"/>
-          <w:i w:val="0"/>
-          <w:color w:val="12385B"/>
-          <w:sz w:val="26"/>
-        </w:rPr>
-        <w:t>INC_001</w:t>
-      </w:r>
-      <w:r>
-        <w:rPr>
-          <w:rFonts w:ascii="Times New Roman" w:hAnsi="Times New Roman" w:eastAsia="Times New Roman"/>
-          <w:b w:val="0"/>
-          <w:i w:val="0"/>
-          <w:sz w:val="26"/>
-        </w:rPr>
-        <w:t xml:space="preserve">, </w:t>
-      </w:r>
-      <w:r>
-        <w:rPr>
-          <w:rFonts w:ascii="Times New Roman" w:hAnsi="Times New Roman" w:eastAsia="Times New Roman"/>
-          <w:b w:val="0"/>
-          <w:i w:val="0"/>
-          <w:color w:val="12385B"/>
-          <w:sz w:val="26"/>
-        </w:rPr>
-        <w:t>INC_002</w:t>
-      </w:r>
-      <w:r>
-        <w:rPr>
-          <w:rFonts w:ascii="Times New Roman" w:hAnsi="Times New Roman" w:eastAsia="Times New Roman"/>
-          <w:b w:val="0"/>
-          <w:i w:val="0"/>
-          <w:sz w:val="26"/>
-        </w:rPr>
-        <w:t xml:space="preserve">, </w:t>
-      </w:r>
-      <w:r>
-        <w:rPr>
-          <w:rFonts w:ascii="Times New Roman" w:hAnsi="Times New Roman" w:eastAsia="Times New Roman"/>
-          <w:b w:val="0"/>
-          <w:i w:val="0"/>
-          <w:color w:val="12385B"/>
-          <w:sz w:val="26"/>
-        </w:rPr>
-        <w:t>INC_003</w:t>
-      </w:r>
-      <w:r>
-        <w:rPr>
-          <w:rFonts w:ascii="Times New Roman" w:hAnsi="Times New Roman" w:eastAsia="Times New Roman"/>
-          <w:b w:val="0"/>
-          <w:i w:val="0"/>
-          <w:sz w:val="26"/>
-        </w:rPr>
-        <w:t>.</w:t>
-      </w:r>
-    </w:p>
-    <w:p>
-      <w:pPr>
-        <w:pStyle w:val="ListBullet"/>
-      </w:pPr>
-      <w:r>
-        <w:rPr>
-          <w:rFonts w:ascii="Times New Roman" w:hAnsi="Times New Roman" w:eastAsia="Times New Roman"/>
-          <w:b w:val="0"/>
-          <w:i w:val="0"/>
-          <w:sz w:val="26"/>
-        </w:rPr>
-        <w:t>Datasets are unrelated, so synthetic grouping is accepted for the MVP.</w:t>
-      </w:r>
-    </w:p>
-    <w:p>
-      <w:pPr>
-        <w:pStyle w:val="Heading1"/>
-        <w:pBdr>
-          <w:bottom w:val="single" w:sz="6" w:space="4" w:color="D9EAF7"/>
-        </w:pBdr>
-      </w:pPr>
-      <w:r>
-        <w:rPr>
-          <w:rFonts w:ascii="Times New Roman" w:hAnsi="Times New Roman" w:eastAsia="Times New Roman"/>
-          <w:b/>
-          <w:i w:val="0"/>
-          <w:color w:val="12385B"/>
-          <w:sz w:val="36"/>
-        </w:rPr>
-        <w:t>3. Final Schema Rules</w:t>
-      </w:r>
-    </w:p>
-    <w:p>
-      <w:r>
-        <w:rPr>
-          <w:rFonts w:ascii="Times New Roman" w:hAnsi="Times New Roman" w:eastAsia="Times New Roman"/>
-          <w:b w:val="0"/>
-          <w:i w:val="0"/>
-          <w:sz w:val="26"/>
-        </w:rPr>
-        <w:t>Final file:</w:t>
+        <w:t>1. Core Project Rules</w:t>
       </w:r>
     </w:p>
     <w:tbl>
       <w:tblPr>
-        <w:tblW w:type="pct" w:w="5000"/>
+        <w:tblStyle w:val="TableGrid"/>
+        <w:tblW w:type="auto" w:w="0"/>
         <w:jc w:val="center"/>
-        <w:tblLayout w:type="autofit"/>
         <w:tblLook w:firstColumn="1" w:firstRow="1" w:lastColumn="0" w:lastRow="0" w:noHBand="0" w:noVBand="1" w:val="04A0"/>
       </w:tblPr>
       <w:tblGrid>
-        <w:gridCol w:w="10368"/>
+        <w:gridCol w:w="5184"/>
+        <w:gridCol w:w="5184"/>
       </w:tblGrid>
       <w:tr>
         <w:tc>
           <w:tcPr>
-            <w:tcW w:type="dxa" w:w="10368"/>
-            <w:shd w:fill="F3F6F8"/>
-            <w:tcBorders>
-              <w:top w:val="single" w:sz="6" w:space="0" w:color="C9D1D9"/>
-              <w:left w:val="single" w:sz="6" w:space="0" w:color="C9D1D9"/>
-              <w:bottom w:val="single" w:sz="6" w:space="0" w:color="C9D1D9"/>
-              <w:right w:val="single" w:sz="6" w:space="0" w:color="C9D1D9"/>
-            </w:tcBorders>
-            <w:tcMar>
-              <w:top w:w="120" w:type="dxa"/>
-              <w:start w:w="140" w:type="dxa"/>
-              <w:bottom w:w="120" w:type="dxa"/>
-              <w:end w:w="140" w:type="dxa"/>
-            </w:tcMar>
+            <w:tcW w:type="dxa" w:w="5184"/>
+            <w:shd w:fill="D9EAF7"/>
+            <w:vAlign w:val="center"/>
           </w:tcPr>
           <w:p>
-            <w:pPr>
-              <w:spacing w:after="0" w:line="240" w:lineRule="auto"/>
-            </w:pPr>
+            <w:r/>
             <w:r>
               <w:rPr>
-                <w:rFonts w:ascii="Courier New" w:hAnsi="Courier New" w:eastAsia="Courier New"/>
+                <w:b/>
+                <w:sz w:val="17"/>
+              </w:rPr>
+              <w:t>Rule</w:t>
+            </w:r>
+          </w:p>
+        </w:tc>
+        <w:tc>
+          <w:tcPr>
+            <w:tcW w:type="dxa" w:w="5184"/>
+            <w:shd w:fill="D9EAF7"/>
+            <w:vAlign w:val="center"/>
+          </w:tcPr>
+          <w:p>
+            <w:r/>
+            <w:r>
+              <w:rPr>
+                <w:b/>
+                <w:sz w:val="17"/>
+              </w:rPr>
+              <w:t>Requirement</w:t>
+            </w:r>
+          </w:p>
+        </w:tc>
+      </w:tr>
+      <w:tr>
+        <w:tc>
+          <w:tcPr>
+            <w:tcW w:type="dxa" w:w="5184"/>
+            <w:vAlign w:val="top"/>
+          </w:tcPr>
+          <w:p>
+            <w:r/>
+            <w:r>
+              <w:rPr>
                 <w:b w:val="0"/>
-                <w:i w:val="0"/>
-                <w:color w:val="2F3437"/>
-                <w:sz w:val="21"/>
+                <w:sz w:val="17"/>
               </w:rPr>
-              <w:t>data/final/final_incidents.csv</w:t>
+              <w:t>Class prototype only</w:t>
+            </w:r>
+          </w:p>
+        </w:tc>
+        <w:tc>
+          <w:tcPr>
+            <w:tcW w:type="dxa" w:w="5184"/>
+            <w:vAlign w:val="top"/>
+          </w:tcPr>
+          <w:p>
+            <w:r/>
+            <w:r>
+              <w:rPr>
+                <w:b w:val="0"/>
+                <w:sz w:val="17"/>
+              </w:rPr>
+              <w:t>Do not present the app as production emergency software</w:t>
+            </w:r>
+          </w:p>
+        </w:tc>
+      </w:tr>
+      <w:tr>
+        <w:tc>
+          <w:tcPr>
+            <w:tcW w:type="dxa" w:w="5184"/>
+            <w:vAlign w:val="top"/>
+          </w:tcPr>
+          <w:p>
+            <w:r/>
+            <w:r>
+              <w:rPr>
+                <w:b w:val="0"/>
+                <w:sz w:val="17"/>
+              </w:rPr>
+              <w:t>Python required</w:t>
+            </w:r>
+          </w:p>
+        </w:tc>
+        <w:tc>
+          <w:tcPr>
+            <w:tcW w:type="dxa" w:w="5184"/>
+            <w:vAlign w:val="top"/>
+          </w:tcPr>
+          <w:p>
+            <w:r/>
+            <w:r>
+              <w:rPr>
+                <w:b w:val="0"/>
+                <w:sz w:val="17"/>
+              </w:rPr>
+              <w:t>Use Python for all processing and Streamlit dashboard code</w:t>
+            </w:r>
+          </w:p>
+        </w:tc>
+      </w:tr>
+      <w:tr>
+        <w:tc>
+          <w:tcPr>
+            <w:tcW w:type="dxa" w:w="5184"/>
+            <w:vAlign w:val="top"/>
+          </w:tcPr>
+          <w:p>
+            <w:r/>
+            <w:r>
+              <w:rPr>
+                <w:b w:val="0"/>
+                <w:sz w:val="17"/>
+              </w:rPr>
+              <w:t>No paid APIs</w:t>
+            </w:r>
+          </w:p>
+        </w:tc>
+        <w:tc>
+          <w:tcPr>
+            <w:tcW w:type="dxa" w:w="5184"/>
+            <w:vAlign w:val="top"/>
+          </w:tcPr>
+          <w:p>
+            <w:r/>
+            <w:r>
+              <w:rPr>
+                <w:b w:val="0"/>
+                <w:sz w:val="17"/>
+              </w:rPr>
+              <w:t>Do not require paid LLM, paid OCR, paid speech, or paid cloud inference APIs</w:t>
+            </w:r>
+          </w:p>
+        </w:tc>
+      </w:tr>
+      <w:tr>
+        <w:tc>
+          <w:tcPr>
+            <w:tcW w:type="dxa" w:w="5184"/>
+            <w:vAlign w:val="top"/>
+          </w:tcPr>
+          <w:p>
+            <w:r/>
+            <w:r>
+              <w:rPr>
+                <w:b w:val="0"/>
+                <w:sz w:val="17"/>
+              </w:rPr>
+              <w:t>No committed secrets</w:t>
+            </w:r>
+          </w:p>
+        </w:tc>
+        <w:tc>
+          <w:tcPr>
+            <w:tcW w:type="dxa" w:w="5184"/>
+            <w:vAlign w:val="top"/>
+          </w:tcPr>
+          <w:p>
+            <w:r/>
+            <w:r>
+              <w:rPr>
+                <w:b w:val="0"/>
+                <w:sz w:val="17"/>
+              </w:rPr>
+              <w:t>Do not commit Supabase keys, API keys, credentials, or private data</w:t>
+            </w:r>
+          </w:p>
+        </w:tc>
+      </w:tr>
+      <w:tr>
+        <w:tc>
+          <w:tcPr>
+            <w:tcW w:type="dxa" w:w="5184"/>
+            <w:vAlign w:val="top"/>
+          </w:tcPr>
+          <w:p>
+            <w:r/>
+            <w:r>
+              <w:rPr>
+                <w:b w:val="0"/>
+                <w:sz w:val="17"/>
+              </w:rPr>
+              <w:t>Single-file upload</w:t>
+            </w:r>
+          </w:p>
+        </w:tc>
+        <w:tc>
+          <w:tcPr>
+            <w:tcW w:type="dxa" w:w="5184"/>
+            <w:vAlign w:val="top"/>
+          </w:tcPr>
+          <w:p>
+            <w:r/>
+            <w:r>
+              <w:rPr>
+                <w:b w:val="0"/>
+                <w:sz w:val="17"/>
+              </w:rPr>
+              <w:t>The MVP processes exactly one uploaded file per Streamlit processing run</w:t>
+            </w:r>
+          </w:p>
+        </w:tc>
+      </w:tr>
+      <w:tr>
+        <w:tc>
+          <w:tcPr>
+            <w:tcW w:type="dxa" w:w="5184"/>
+            <w:vAlign w:val="top"/>
+          </w:tcPr>
+          <w:p>
+            <w:r/>
+            <w:r>
+              <w:rPr>
+                <w:b w:val="0"/>
+                <w:sz w:val="17"/>
+              </w:rPr>
+              <w:t>Synchronous processing</w:t>
+            </w:r>
+          </w:p>
+        </w:tc>
+        <w:tc>
+          <w:tcPr>
+            <w:tcW w:type="dxa" w:w="5184"/>
+            <w:vAlign w:val="top"/>
+          </w:tcPr>
+          <w:p>
+            <w:r/>
+            <w:r>
+              <w:rPr>
+                <w:b w:val="0"/>
+                <w:sz w:val="17"/>
+              </w:rPr>
+              <w:t>Processing occurs inside the Streamlit session and inserts automatically when complete</w:t>
+            </w:r>
+          </w:p>
+        </w:tc>
+      </w:tr>
+      <w:tr>
+        <w:tc>
+          <w:tcPr>
+            <w:tcW w:type="dxa" w:w="5184"/>
+            <w:vAlign w:val="top"/>
+          </w:tcPr>
+          <w:p>
+            <w:r/>
+            <w:r>
+              <w:rPr>
+                <w:b w:val="0"/>
+                <w:sz w:val="17"/>
+              </w:rPr>
+              <w:t>Supabase source of truth</w:t>
+            </w:r>
+          </w:p>
+        </w:tc>
+        <w:tc>
+          <w:tcPr>
+            <w:tcW w:type="dxa" w:w="5184"/>
+            <w:vAlign w:val="top"/>
+          </w:tcPr>
+          <w:p>
+            <w:r/>
+            <w:r>
+              <w:rPr>
+                <w:b w:val="0"/>
+                <w:sz w:val="17"/>
+              </w:rPr>
+              <w:t>After insert, dashboard and export must read from Supabase `incidents` table</w:t>
+            </w:r>
+          </w:p>
+        </w:tc>
+      </w:tr>
+      <w:tr>
+        <w:tc>
+          <w:tcPr>
+            <w:tcW w:type="dxa" w:w="5184"/>
+            <w:vAlign w:val="top"/>
+          </w:tcPr>
+          <w:p>
+            <w:r/>
+            <w:r>
+              <w:rPr>
+                <w:b w:val="0"/>
+                <w:sz w:val="17"/>
+              </w:rPr>
+              <w:t>One main table</w:t>
+            </w:r>
+          </w:p>
+        </w:tc>
+        <w:tc>
+          <w:tcPr>
+            <w:tcW w:type="dxa" w:w="5184"/>
+            <w:vAlign w:val="top"/>
+          </w:tcPr>
+          <w:p>
+            <w:r/>
+            <w:r>
+              <w:rPr>
+                <w:b w:val="0"/>
+                <w:sz w:val="17"/>
+              </w:rPr>
+              <w:t>Use one Supabase table named `incidents` for structured incident rows and summary columns</w:t>
+            </w:r>
+          </w:p>
+        </w:tc>
+      </w:tr>
+      <w:tr>
+        <w:tc>
+          <w:tcPr>
+            <w:tcW w:type="dxa" w:w="5184"/>
+            <w:vAlign w:val="top"/>
+          </w:tcPr>
+          <w:p>
+            <w:r/>
+            <w:r>
+              <w:rPr>
+                <w:b w:val="0"/>
+                <w:sz w:val="17"/>
+              </w:rPr>
+              <w:t>LLM summary is separate</w:t>
+            </w:r>
+          </w:p>
+        </w:tc>
+        <w:tc>
+          <w:tcPr>
+            <w:tcW w:type="dxa" w:w="5184"/>
+            <w:vAlign w:val="top"/>
+          </w:tcPr>
+          <w:p>
+            <w:r/>
+            <w:r>
+              <w:rPr>
+                <w:b w:val="0"/>
+                <w:sz w:val="17"/>
+              </w:rPr>
+              <w:t>LLM summary code must live in `src/llm_summarizer/`, not inside extractors or hidden inside Student 6 integration</w:t>
+            </w:r>
+          </w:p>
+        </w:tc>
+      </w:tr>
+      <w:tr>
+        <w:tc>
+          <w:tcPr>
+            <w:tcW w:type="dxa" w:w="5184"/>
+            <w:vAlign w:val="top"/>
+          </w:tcPr>
+          <w:p>
+            <w:r/>
+            <w:r>
+              <w:rPr>
+                <w:b w:val="0"/>
+                <w:sz w:val="17"/>
+              </w:rPr>
+              <w:t>No raw Supabase Storage in MVP</w:t>
+            </w:r>
+          </w:p>
+        </w:tc>
+        <w:tc>
+          <w:tcPr>
+            <w:tcW w:type="dxa" w:w="5184"/>
+            <w:vAlign w:val="top"/>
+          </w:tcPr>
+          <w:p>
+            <w:r/>
+            <w:r>
+              <w:rPr>
+                <w:b w:val="0"/>
+                <w:sz w:val="17"/>
+              </w:rPr>
+              <w:t>Do not upload raw evidence files to Supabase Storage as a required MVP feature</w:t>
+            </w:r>
+          </w:p>
+        </w:tc>
+      </w:tr>
+      <w:tr>
+        <w:tc>
+          <w:tcPr>
+            <w:tcW w:type="dxa" w:w="5184"/>
+            <w:vAlign w:val="top"/>
+          </w:tcPr>
+          <w:p>
+            <w:r/>
+            <w:r>
+              <w:rPr>
+                <w:b w:val="0"/>
+                <w:sz w:val="17"/>
+              </w:rPr>
+              <w:t>No watch-folder flow</w:t>
+            </w:r>
+          </w:p>
+        </w:tc>
+        <w:tc>
+          <w:tcPr>
+            <w:tcW w:type="dxa" w:w="5184"/>
+            <w:vAlign w:val="top"/>
+          </w:tcPr>
+          <w:p>
+            <w:r/>
+            <w:r>
+              <w:rPr>
+                <w:b w:val="0"/>
+                <w:sz w:val="17"/>
+              </w:rPr>
+              <w:t>Do not implement local watch-folder monitoring as the main pipeline</w:t>
+            </w:r>
+          </w:p>
+        </w:tc>
+      </w:tr>
+      <w:tr>
+        <w:tc>
+          <w:tcPr>
+            <w:tcW w:type="dxa" w:w="5184"/>
+            <w:vAlign w:val="top"/>
+          </w:tcPr>
+          <w:p>
+            <w:r/>
+            <w:r>
+              <w:rPr>
+                <w:b w:val="0"/>
+                <w:sz w:val="17"/>
+              </w:rPr>
+              <w:t>No SQLite source of truth</w:t>
+            </w:r>
+          </w:p>
+        </w:tc>
+        <w:tc>
+          <w:tcPr>
+            <w:tcW w:type="dxa" w:w="5184"/>
+            <w:vAlign w:val="top"/>
+          </w:tcPr>
+          <w:p>
+            <w:r/>
+            <w:r>
+              <w:rPr>
+                <w:b w:val="0"/>
+                <w:sz w:val="17"/>
+              </w:rPr>
+              <w:t>Do not use SQLite or local CSV files as the persistent source of truth</w:t>
             </w:r>
           </w:p>
         </w:tc>
@@ -705,57 +628,479 @@
     </w:tbl>
     <w:p/>
     <w:p>
+      <w:pPr>
+        <w:pStyle w:val="Heading2"/>
+      </w:pPr>
+      <w:r>
+        <w:t>2. Incident ID Rules</w:t>
+      </w:r>
+    </w:p>
+    <w:p>
+      <w:pPr>
+        <w:spacing w:after="80"/>
+      </w:pPr>
+      <w:r>
+        <w:t>Synthetic incident IDs must use this format:</w:t>
+      </w:r>
+    </w:p>
+    <w:p>
+      <w:pPr>
+        <w:spacing w:after="120"/>
+        <w:ind w:left="360"/>
+      </w:pPr>
       <w:r>
         <w:rPr>
-          <w:rFonts w:ascii="Times New Roman" w:hAnsi="Times New Roman" w:eastAsia="Times New Roman"/>
-          <w:b w:val="0"/>
-          <w:i w:val="0"/>
-          <w:sz w:val="26"/>
+          <w:rFonts w:ascii="Courier New" w:hAnsi="Courier New" w:eastAsia="Courier New"/>
+          <w:sz w:val="17"/>
         </w:rPr>
-        <w:t>Required exact columns:</w:t>
+        <w:t>INC_TYPE_NUMBER</w:t>
+        <w:br/>
+      </w:r>
+    </w:p>
+    <w:p>
+      <w:pPr>
+        <w:spacing w:after="80"/>
+      </w:pPr>
+      <w:r>
+        <w:rPr>
+          <w:rFonts w:ascii="Courier New" w:hAnsi="Courier New" w:eastAsia="Courier New"/>
+          <w:sz w:val="18"/>
+        </w:rPr>
+        <w:t>TYPE</w:t>
+      </w:r>
+      <w:r>
+        <w:t xml:space="preserve"> must be an approved abbreviation. </w:t>
+      </w:r>
+      <w:r>
+        <w:rPr>
+          <w:rFonts w:ascii="Courier New" w:hAnsi="Courier New" w:eastAsia="Courier New"/>
+          <w:sz w:val="18"/>
+        </w:rPr>
+        <w:t>NUMBER</w:t>
+      </w:r>
+      <w:r>
+        <w:t xml:space="preserve"> must be zero-padded to three digits within each type. The app generates IDs after Student 6 integration, after summary fields are produced, and before Supabase insertion.</w:t>
+      </w:r>
+    </w:p>
+    <w:p>
+      <w:pPr>
+        <w:pStyle w:val="Heading3"/>
+      </w:pPr>
+      <w:r>
+        <w:t>2.1 Approved Type Abbreviations</w:t>
       </w:r>
     </w:p>
     <w:tbl>
       <w:tblPr>
-        <w:tblW w:type="pct" w:w="5000"/>
+        <w:tblStyle w:val="TableGrid"/>
+        <w:tblW w:type="auto" w:w="0"/>
         <w:jc w:val="center"/>
-        <w:tblLayout w:type="autofit"/>
         <w:tblLook w:firstColumn="1" w:firstRow="1" w:lastColumn="0" w:lastRow="0" w:noHBand="0" w:noVBand="1" w:val="04A0"/>
       </w:tblPr>
       <w:tblGrid>
-        <w:gridCol w:w="10368"/>
+        <w:gridCol w:w="3456"/>
+        <w:gridCol w:w="3456"/>
+        <w:gridCol w:w="3456"/>
       </w:tblGrid>
       <w:tr>
         <w:tc>
           <w:tcPr>
-            <w:tcW w:type="dxa" w:w="10368"/>
-            <w:shd w:fill="F3F6F8"/>
-            <w:tcBorders>
-              <w:top w:val="single" w:sz="6" w:space="0" w:color="C9D1D9"/>
-              <w:left w:val="single" w:sz="6" w:space="0" w:color="C9D1D9"/>
-              <w:bottom w:val="single" w:sz="6" w:space="0" w:color="C9D1D9"/>
-              <w:right w:val="single" w:sz="6" w:space="0" w:color="C9D1D9"/>
-            </w:tcBorders>
-            <w:tcMar>
-              <w:top w:w="120" w:type="dxa"/>
-              <w:start w:w="140" w:type="dxa"/>
-              <w:bottom w:w="120" w:type="dxa"/>
-              <w:end w:w="140" w:type="dxa"/>
-            </w:tcMar>
+            <w:tcW w:type="dxa" w:w="3456"/>
+            <w:shd w:fill="D9EAF7"/>
+            <w:vAlign w:val="center"/>
           </w:tcPr>
           <w:p>
-            <w:pPr>
-              <w:spacing w:after="0" w:line="240" w:lineRule="auto"/>
-            </w:pPr>
+            <w:r/>
             <w:r>
               <w:rPr>
-                <w:rFonts w:ascii="Courier New" w:hAnsi="Courier New" w:eastAsia="Courier New"/>
+                <w:b/>
+                <w:sz w:val="17"/>
+              </w:rPr>
+              <w:t>Source</w:t>
+            </w:r>
+          </w:p>
+        </w:tc>
+        <w:tc>
+          <w:tcPr>
+            <w:tcW w:type="dxa" w:w="3456"/>
+            <w:shd w:fill="D9EAF7"/>
+            <w:vAlign w:val="center"/>
+          </w:tcPr>
+          <w:p>
+            <w:r/>
+            <w:r>
+              <w:rPr>
+                <w:b/>
+                <w:sz w:val="17"/>
+              </w:rPr>
+              <w:t>Abbreviation</w:t>
+            </w:r>
+          </w:p>
+        </w:tc>
+        <w:tc>
+          <w:tcPr>
+            <w:tcW w:type="dxa" w:w="3456"/>
+            <w:shd w:fill="D9EAF7"/>
+            <w:vAlign w:val="center"/>
+          </w:tcPr>
+          <w:p>
+            <w:r/>
+            <w:r>
+              <w:rPr>
+                <w:b/>
+                <w:sz w:val="17"/>
+              </w:rPr>
+              <w:t>Example IDs</w:t>
+            </w:r>
+          </w:p>
+        </w:tc>
+      </w:tr>
+      <w:tr>
+        <w:tc>
+          <w:tcPr>
+            <w:tcW w:type="dxa" w:w="3456"/>
+            <w:vAlign w:val="top"/>
+          </w:tcPr>
+          <w:p>
+            <w:r/>
+            <w:r>
+              <w:rPr>
                 <w:b w:val="0"/>
-                <w:i w:val="0"/>
-                <w:color w:val="2F3437"/>
-                <w:sz w:val="21"/>
+                <w:sz w:val="17"/>
               </w:rPr>
-              <w:t>Incident_ID, Source, Event, Location, Time, Severity</w:t>
+              <w:t>Audio</w:t>
+            </w:r>
+          </w:p>
+        </w:tc>
+        <w:tc>
+          <w:tcPr>
+            <w:tcW w:type="dxa" w:w="3456"/>
+            <w:vAlign w:val="top"/>
+          </w:tcPr>
+          <w:p>
+            <w:r/>
+            <w:r>
+              <w:rPr>
+                <w:b w:val="0"/>
+                <w:sz w:val="17"/>
+              </w:rPr>
+              <w:t>AUD</w:t>
+            </w:r>
+          </w:p>
+        </w:tc>
+        <w:tc>
+          <w:tcPr>
+            <w:tcW w:type="dxa" w:w="3456"/>
+            <w:vAlign w:val="top"/>
+          </w:tcPr>
+          <w:p>
+            <w:r/>
+            <w:r>
+              <w:rPr>
+                <w:b w:val="0"/>
+                <w:sz w:val="17"/>
+              </w:rPr>
+              <w:t>INC_AUD_001, INC_AUD_002</w:t>
+            </w:r>
+          </w:p>
+        </w:tc>
+      </w:tr>
+      <w:tr>
+        <w:tc>
+          <w:tcPr>
+            <w:tcW w:type="dxa" w:w="3456"/>
+            <w:vAlign w:val="top"/>
+          </w:tcPr>
+          <w:p>
+            <w:r/>
+            <w:r>
+              <w:rPr>
+                <w:b w:val="0"/>
+                <w:sz w:val="17"/>
+              </w:rPr>
+              <w:t>PDF</w:t>
+            </w:r>
+          </w:p>
+        </w:tc>
+        <w:tc>
+          <w:tcPr>
+            <w:tcW w:type="dxa" w:w="3456"/>
+            <w:vAlign w:val="top"/>
+          </w:tcPr>
+          <w:p>
+            <w:r/>
+            <w:r>
+              <w:rPr>
+                <w:b w:val="0"/>
+                <w:sz w:val="17"/>
+              </w:rPr>
+              <w:t>PDF</w:t>
+            </w:r>
+          </w:p>
+        </w:tc>
+        <w:tc>
+          <w:tcPr>
+            <w:tcW w:type="dxa" w:w="3456"/>
+            <w:vAlign w:val="top"/>
+          </w:tcPr>
+          <w:p>
+            <w:r/>
+            <w:r>
+              <w:rPr>
+                <w:b w:val="0"/>
+                <w:sz w:val="17"/>
+              </w:rPr>
+              <w:t>INC_PDF_001, INC_PDF_002</w:t>
+            </w:r>
+          </w:p>
+        </w:tc>
+      </w:tr>
+      <w:tr>
+        <w:tc>
+          <w:tcPr>
+            <w:tcW w:type="dxa" w:w="3456"/>
+            <w:vAlign w:val="top"/>
+          </w:tcPr>
+          <w:p>
+            <w:r/>
+            <w:r>
+              <w:rPr>
+                <w:b w:val="0"/>
+                <w:sz w:val="17"/>
+              </w:rPr>
+              <w:t>Image</w:t>
+            </w:r>
+          </w:p>
+        </w:tc>
+        <w:tc>
+          <w:tcPr>
+            <w:tcW w:type="dxa" w:w="3456"/>
+            <w:vAlign w:val="top"/>
+          </w:tcPr>
+          <w:p>
+            <w:r/>
+            <w:r>
+              <w:rPr>
+                <w:b w:val="0"/>
+                <w:sz w:val="17"/>
+              </w:rPr>
+              <w:t>IMG</w:t>
+            </w:r>
+          </w:p>
+        </w:tc>
+        <w:tc>
+          <w:tcPr>
+            <w:tcW w:type="dxa" w:w="3456"/>
+            <w:vAlign w:val="top"/>
+          </w:tcPr>
+          <w:p>
+            <w:r/>
+            <w:r>
+              <w:rPr>
+                <w:b w:val="0"/>
+                <w:sz w:val="17"/>
+              </w:rPr>
+              <w:t>INC_IMG_001, INC_IMG_002</w:t>
+            </w:r>
+          </w:p>
+        </w:tc>
+      </w:tr>
+      <w:tr>
+        <w:tc>
+          <w:tcPr>
+            <w:tcW w:type="dxa" w:w="3456"/>
+            <w:vAlign w:val="top"/>
+          </w:tcPr>
+          <w:p>
+            <w:r/>
+            <w:r>
+              <w:rPr>
+                <w:b w:val="0"/>
+                <w:sz w:val="17"/>
+              </w:rPr>
+              <w:t>Video</w:t>
+            </w:r>
+          </w:p>
+        </w:tc>
+        <w:tc>
+          <w:tcPr>
+            <w:tcW w:type="dxa" w:w="3456"/>
+            <w:vAlign w:val="top"/>
+          </w:tcPr>
+          <w:p>
+            <w:r/>
+            <w:r>
+              <w:rPr>
+                <w:b w:val="0"/>
+                <w:sz w:val="17"/>
+              </w:rPr>
+              <w:t>VID</w:t>
+            </w:r>
+          </w:p>
+        </w:tc>
+        <w:tc>
+          <w:tcPr>
+            <w:tcW w:type="dxa" w:w="3456"/>
+            <w:vAlign w:val="top"/>
+          </w:tcPr>
+          <w:p>
+            <w:r/>
+            <w:r>
+              <w:rPr>
+                <w:b w:val="0"/>
+                <w:sz w:val="17"/>
+              </w:rPr>
+              <w:t>INC_VID_001, INC_VID_002</w:t>
+            </w:r>
+          </w:p>
+        </w:tc>
+      </w:tr>
+      <w:tr>
+        <w:tc>
+          <w:tcPr>
+            <w:tcW w:type="dxa" w:w="3456"/>
+            <w:vAlign w:val="top"/>
+          </w:tcPr>
+          <w:p>
+            <w:r/>
+            <w:r>
+              <w:rPr>
+                <w:b w:val="0"/>
+                <w:sz w:val="17"/>
+              </w:rPr>
+              <w:t>Text</w:t>
+            </w:r>
+          </w:p>
+        </w:tc>
+        <w:tc>
+          <w:tcPr>
+            <w:tcW w:type="dxa" w:w="3456"/>
+            <w:vAlign w:val="top"/>
+          </w:tcPr>
+          <w:p>
+            <w:r/>
+            <w:r>
+              <w:rPr>
+                <w:b w:val="0"/>
+                <w:sz w:val="17"/>
+              </w:rPr>
+              <w:t>TXT</w:t>
+            </w:r>
+          </w:p>
+        </w:tc>
+        <w:tc>
+          <w:tcPr>
+            <w:tcW w:type="dxa" w:w="3456"/>
+            <w:vAlign w:val="top"/>
+          </w:tcPr>
+          <w:p>
+            <w:r/>
+            <w:r>
+              <w:rPr>
+                <w:b w:val="0"/>
+                <w:sz w:val="17"/>
+              </w:rPr>
+              <w:t>INC_TXT_001, INC_TXT_002</w:t>
+            </w:r>
+          </w:p>
+        </w:tc>
+      </w:tr>
+      <w:tr>
+        <w:tc>
+          <w:tcPr>
+            <w:tcW w:type="dxa" w:w="3456"/>
+            <w:vAlign w:val="top"/>
+          </w:tcPr>
+          <w:p>
+            <w:r/>
+            <w:r>
+              <w:rPr>
+                <w:b w:val="0"/>
+                <w:sz w:val="17"/>
+              </w:rPr>
+              <w:t>CSV</w:t>
+            </w:r>
+          </w:p>
+        </w:tc>
+        <w:tc>
+          <w:tcPr>
+            <w:tcW w:type="dxa" w:w="3456"/>
+            <w:vAlign w:val="top"/>
+          </w:tcPr>
+          <w:p>
+            <w:r/>
+            <w:r>
+              <w:rPr>
+                <w:b w:val="0"/>
+                <w:sz w:val="17"/>
+              </w:rPr>
+              <w:t>CSV</w:t>
+            </w:r>
+          </w:p>
+        </w:tc>
+        <w:tc>
+          <w:tcPr>
+            <w:tcW w:type="dxa" w:w="3456"/>
+            <w:vAlign w:val="top"/>
+          </w:tcPr>
+          <w:p>
+            <w:r/>
+            <w:r>
+              <w:rPr>
+                <w:b w:val="0"/>
+                <w:sz w:val="17"/>
+              </w:rPr>
+              <w:t>INC_CSV_001, INC_CSV_002</w:t>
+            </w:r>
+          </w:p>
+        </w:tc>
+      </w:tr>
+      <w:tr>
+        <w:tc>
+          <w:tcPr>
+            <w:tcW w:type="dxa" w:w="3456"/>
+            <w:vAlign w:val="top"/>
+          </w:tcPr>
+          <w:p>
+            <w:r/>
+            <w:r>
+              <w:rPr>
+                <w:b w:val="0"/>
+                <w:sz w:val="17"/>
+              </w:rPr>
+              <w:t>JSON</w:t>
+            </w:r>
+          </w:p>
+        </w:tc>
+        <w:tc>
+          <w:tcPr>
+            <w:tcW w:type="dxa" w:w="3456"/>
+            <w:vAlign w:val="top"/>
+          </w:tcPr>
+          <w:p>
+            <w:r/>
+            <w:r>
+              <w:rPr>
+                <w:b w:val="0"/>
+                <w:sz w:val="17"/>
+              </w:rPr>
+              <w:t>JSON</w:t>
+            </w:r>
+          </w:p>
+        </w:tc>
+        <w:tc>
+          <w:tcPr>
+            <w:tcW w:type="dxa" w:w="3456"/>
+            <w:vAlign w:val="top"/>
+          </w:tcPr>
+          <w:p>
+            <w:r/>
+            <w:r>
+              <w:rPr>
+                <w:b w:val="0"/>
+                <w:sz w:val="17"/>
+              </w:rPr>
+              <w:t>INC_JSON_001, INC_JSON_002</w:t>
             </w:r>
           </w:p>
         </w:tc>
@@ -763,182 +1108,18 @@
     </w:tbl>
     <w:p/>
     <w:p>
-      <w:r>
-        <w:rPr>
-          <w:rFonts w:ascii="Times New Roman" w:hAnsi="Times New Roman" w:eastAsia="Times New Roman"/>
-          <w:b w:val="0"/>
-          <w:i w:val="0"/>
-          <w:sz w:val="26"/>
-        </w:rPr>
-        <w:t>Rules:</w:t>
-      </w:r>
-    </w:p>
-    <w:p>
       <w:pPr>
-        <w:pStyle w:val="ListBullet"/>
+        <w:pStyle w:val="Heading3"/>
       </w:pPr>
       <w:r>
-        <w:rPr>
-          <w:rFonts w:ascii="Times New Roman" w:hAnsi="Times New Roman" w:eastAsia="Times New Roman"/>
-          <w:b w:val="0"/>
-          <w:i w:val="0"/>
-          <w:sz w:val="26"/>
-        </w:rPr>
-        <w:t>No extra columns.</w:t>
-      </w:r>
-    </w:p>
-    <w:p>
-      <w:pPr>
-        <w:pStyle w:val="ListBullet"/>
-      </w:pPr>
-      <w:r>
-        <w:rPr>
-          <w:rFonts w:ascii="Times New Roman" w:hAnsi="Times New Roman" w:eastAsia="Times New Roman"/>
-          <w:b w:val="0"/>
-          <w:i w:val="0"/>
-          <w:sz w:val="26"/>
-        </w:rPr>
-        <w:t>No null values.</w:t>
-      </w:r>
-    </w:p>
-    <w:p>
-      <w:pPr>
-        <w:pStyle w:val="ListBullet"/>
-      </w:pPr>
-      <w:r>
-        <w:rPr>
-          <w:rFonts w:ascii="Times New Roman" w:hAnsi="Times New Roman" w:eastAsia="Times New Roman"/>
-          <w:b w:val="0"/>
-          <w:i w:val="0"/>
-          <w:sz w:val="26"/>
-        </w:rPr>
-        <w:t xml:space="preserve">Missing text fields become </w:t>
-      </w:r>
-      <w:r>
-        <w:rPr>
-          <w:rFonts w:ascii="Times New Roman" w:hAnsi="Times New Roman" w:eastAsia="Times New Roman"/>
-          <w:b w:val="0"/>
-          <w:i w:val="0"/>
-          <w:color w:val="12385B"/>
-          <w:sz w:val="26"/>
-        </w:rPr>
-        <w:t>Unknown</w:t>
-      </w:r>
-      <w:r>
-        <w:rPr>
-          <w:rFonts w:ascii="Times New Roman" w:hAnsi="Times New Roman" w:eastAsia="Times New Roman"/>
-          <w:b w:val="0"/>
-          <w:i w:val="0"/>
-          <w:sz w:val="26"/>
-        </w:rPr>
-        <w:t>.</w:t>
-      </w:r>
-    </w:p>
-    <w:p>
-      <w:pPr>
-        <w:pStyle w:val="ListBullet"/>
-      </w:pPr>
-      <w:r>
-        <w:rPr>
-          <w:rFonts w:ascii="Times New Roman" w:hAnsi="Times New Roman" w:eastAsia="Times New Roman"/>
-          <w:b w:val="0"/>
-          <w:i w:val="0"/>
-          <w:color w:val="12385B"/>
-          <w:sz w:val="26"/>
-        </w:rPr>
-        <w:t>Severity</w:t>
-      </w:r>
-      <w:r>
-        <w:rPr>
-          <w:rFonts w:ascii="Times New Roman" w:hAnsi="Times New Roman" w:eastAsia="Times New Roman"/>
-          <w:b w:val="0"/>
-          <w:i w:val="0"/>
-          <w:sz w:val="26"/>
-        </w:rPr>
-        <w:t xml:space="preserve"> must be </w:t>
-      </w:r>
-      <w:r>
-        <w:rPr>
-          <w:rFonts w:ascii="Times New Roman" w:hAnsi="Times New Roman" w:eastAsia="Times New Roman"/>
-          <w:b w:val="0"/>
-          <w:i w:val="0"/>
-          <w:color w:val="12385B"/>
-          <w:sz w:val="26"/>
-        </w:rPr>
-        <w:t>Low</w:t>
-      </w:r>
-      <w:r>
-        <w:rPr>
-          <w:rFonts w:ascii="Times New Roman" w:hAnsi="Times New Roman" w:eastAsia="Times New Roman"/>
-          <w:b w:val="0"/>
-          <w:i w:val="0"/>
-          <w:sz w:val="26"/>
-        </w:rPr>
-        <w:t xml:space="preserve">, </w:t>
-      </w:r>
-      <w:r>
-        <w:rPr>
-          <w:rFonts w:ascii="Times New Roman" w:hAnsi="Times New Roman" w:eastAsia="Times New Roman"/>
-          <w:b w:val="0"/>
-          <w:i w:val="0"/>
-          <w:color w:val="12385B"/>
-          <w:sz w:val="26"/>
-        </w:rPr>
-        <w:t>Medium</w:t>
-      </w:r>
-      <w:r>
-        <w:rPr>
-          <w:rFonts w:ascii="Times New Roman" w:hAnsi="Times New Roman" w:eastAsia="Times New Roman"/>
-          <w:b w:val="0"/>
-          <w:i w:val="0"/>
-          <w:sz w:val="26"/>
-        </w:rPr>
-        <w:t xml:space="preserve">, or </w:t>
-      </w:r>
-      <w:r>
-        <w:rPr>
-          <w:rFonts w:ascii="Times New Roman" w:hAnsi="Times New Roman" w:eastAsia="Times New Roman"/>
-          <w:b w:val="0"/>
-          <w:i w:val="0"/>
-          <w:color w:val="12385B"/>
-          <w:sz w:val="26"/>
-        </w:rPr>
-        <w:t>High</w:t>
-      </w:r>
-      <w:r>
-        <w:rPr>
-          <w:rFonts w:ascii="Times New Roman" w:hAnsi="Times New Roman" w:eastAsia="Times New Roman"/>
-          <w:b w:val="0"/>
-          <w:i w:val="0"/>
-          <w:sz w:val="26"/>
-        </w:rPr>
-        <w:t>.</w:t>
-      </w:r>
-    </w:p>
-    <w:p>
-      <w:pPr>
-        <w:pStyle w:val="Heading1"/>
-        <w:pBdr>
-          <w:bottom w:val="single" w:sz="6" w:space="4" w:color="D9EAF7"/>
-        </w:pBdr>
-      </w:pPr>
-      <w:r>
-        <w:rPr>
-          <w:rFonts w:ascii="Times New Roman" w:hAnsi="Times New Roman" w:eastAsia="Times New Roman"/>
-          <w:b/>
-          <w:i w:val="0"/>
-          <w:color w:val="12385B"/>
-          <w:sz w:val="36"/>
-        </w:rPr>
-        <w:t>4. Severity Rules</w:t>
+        <w:t>2.2 ID Generation Behavior</w:t>
       </w:r>
     </w:p>
     <w:tbl>
       <w:tblPr>
         <w:tblStyle w:val="TableGrid"/>
-        <w:tblW w:type="pct" w:w="5000"/>
+        <w:tblW w:type="auto" w:w="0"/>
         <w:jc w:val="center"/>
-        <w:tblLayout w:type="autofit"/>
         <w:tblLook w:firstColumn="1" w:firstRow="1" w:lastColumn="0" w:lastRow="0" w:noHBand="0" w:noVBand="1" w:val="04A0"/>
       </w:tblPr>
       <w:tblGrid>
@@ -946,40 +1127,1242 @@
         <w:gridCol w:w="5184"/>
       </w:tblGrid>
       <w:tr>
-        <w:trPr>
-          <w:tblHeader w:val="true"/>
-        </w:trPr>
         <w:tc>
           <w:tcPr>
             <w:tcW w:type="dxa" w:w="5184"/>
+            <w:shd w:fill="D9EAF7"/>
             <w:vAlign w:val="center"/>
-            <w:tcMar>
-              <w:top w:w="85" w:type="dxa"/>
-              <w:start w:w="90" w:type="dxa"/>
-              <w:bottom w:w="85" w:type="dxa"/>
-              <w:end w:w="90" w:type="dxa"/>
-            </w:tcMar>
-            <w:tcBorders>
-              <w:top w:val="single" w:sz="6" w:space="0" w:color="AAB8C5"/>
-              <w:left w:val="single" w:sz="6" w:space="0" w:color="AAB8C5"/>
-              <w:bottom w:val="single" w:sz="6" w:space="0" w:color="AAB8C5"/>
-              <w:right w:val="single" w:sz="6" w:space="0" w:color="AAB8C5"/>
-            </w:tcBorders>
-            <w:shd w:fill="1F4E79"/>
           </w:tcPr>
           <w:p>
-            <w:pPr>
-              <w:spacing w:after="0"/>
-              <w:jc w:val="center"/>
-            </w:pPr>
             <w:r/>
             <w:r>
               <w:rPr>
-                <w:rFonts w:ascii="Times New Roman" w:hAnsi="Times New Roman" w:eastAsia="Times New Roman"/>
                 <w:b/>
-                <w:i w:val="0"/>
-                <w:color w:val="FFFFFF"/>
-                <w:sz w:val="24"/>
+                <w:sz w:val="17"/>
+              </w:rPr>
+              <w:t>Rule</w:t>
+            </w:r>
+          </w:p>
+        </w:tc>
+        <w:tc>
+          <w:tcPr>
+            <w:tcW w:type="dxa" w:w="5184"/>
+            <w:shd w:fill="D9EAF7"/>
+            <w:vAlign w:val="center"/>
+          </w:tcPr>
+          <w:p>
+            <w:r/>
+            <w:r>
+              <w:rPr>
+                <w:b/>
+                <w:sz w:val="17"/>
+              </w:rPr>
+              <w:t>Requirement</w:t>
+            </w:r>
+          </w:p>
+        </w:tc>
+      </w:tr>
+      <w:tr>
+        <w:tc>
+          <w:tcPr>
+            <w:tcW w:type="dxa" w:w="5184"/>
+            <w:vAlign w:val="top"/>
+          </w:tcPr>
+          <w:p>
+            <w:r/>
+            <w:r>
+              <w:rPr>
+                <w:b w:val="0"/>
+                <w:sz w:val="17"/>
+              </w:rPr>
+              <w:t>Number scope</w:t>
+            </w:r>
+          </w:p>
+        </w:tc>
+        <w:tc>
+          <w:tcPr>
+            <w:tcW w:type="dxa" w:w="5184"/>
+            <w:vAlign w:val="top"/>
+          </w:tcPr>
+          <w:p>
+            <w:r/>
+            <w:r>
+              <w:rPr>
+                <w:b w:val="0"/>
+                <w:sz w:val="17"/>
+              </w:rPr>
+              <w:t>Numbers increment independently per type abbreviation</w:t>
+            </w:r>
+          </w:p>
+        </w:tc>
+      </w:tr>
+      <w:tr>
+        <w:tc>
+          <w:tcPr>
+            <w:tcW w:type="dxa" w:w="5184"/>
+            <w:vAlign w:val="top"/>
+          </w:tcPr>
+          <w:p>
+            <w:r/>
+            <w:r>
+              <w:rPr>
+                <w:b w:val="0"/>
+                <w:sz w:val="17"/>
+              </w:rPr>
+              <w:t>Example</w:t>
+            </w:r>
+          </w:p>
+        </w:tc>
+        <w:tc>
+          <w:tcPr>
+            <w:tcW w:type="dxa" w:w="5184"/>
+            <w:vAlign w:val="top"/>
+          </w:tcPr>
+          <w:p>
+            <w:r/>
+            <w:r>
+              <w:rPr>
+                <w:b w:val="0"/>
+                <w:sz w:val="17"/>
+              </w:rPr>
+              <w:t>If the highest existing video ID is `INC_VID_009`, the next video incident is `INC_VID_010`</w:t>
+            </w:r>
+          </w:p>
+        </w:tc>
+      </w:tr>
+      <w:tr>
+        <w:tc>
+          <w:tcPr>
+            <w:tcW w:type="dxa" w:w="5184"/>
+            <w:vAlign w:val="top"/>
+          </w:tcPr>
+          <w:p>
+            <w:r/>
+            <w:r>
+              <w:rPr>
+                <w:b w:val="0"/>
+                <w:sz w:val="17"/>
+              </w:rPr>
+              <w:t>One file can create many IDs</w:t>
+            </w:r>
+          </w:p>
+        </w:tc>
+        <w:tc>
+          <w:tcPr>
+            <w:tcW w:type="dxa" w:w="5184"/>
+            <w:vAlign w:val="top"/>
+          </w:tcPr>
+          <w:p>
+            <w:r/>
+            <w:r>
+              <w:rPr>
+                <w:b w:val="0"/>
+                <w:sz w:val="17"/>
+              </w:rPr>
+              <w:t>If one uploaded video produces three incidents, assign `INC_VID_001`, `INC_VID_002`, and `INC_VID_003` as needed</w:t>
+            </w:r>
+          </w:p>
+        </w:tc>
+      </w:tr>
+      <w:tr>
+        <w:tc>
+          <w:tcPr>
+            <w:tcW w:type="dxa" w:w="5184"/>
+            <w:vAlign w:val="top"/>
+          </w:tcPr>
+          <w:p>
+            <w:r/>
+            <w:r>
+              <w:rPr>
+                <w:b w:val="0"/>
+                <w:sz w:val="17"/>
+              </w:rPr>
+              <w:t>Supabase-aware generation</w:t>
+            </w:r>
+          </w:p>
+        </w:tc>
+        <w:tc>
+          <w:tcPr>
+            <w:tcW w:type="dxa" w:w="5184"/>
+            <w:vAlign w:val="top"/>
+          </w:tcPr>
+          <w:p>
+            <w:r/>
+            <w:r>
+              <w:rPr>
+                <w:b w:val="0"/>
+                <w:sz w:val="17"/>
+              </w:rPr>
+              <w:t>Before insert, query existing Supabase rows to avoid reusing IDs</w:t>
+            </w:r>
+          </w:p>
+        </w:tc>
+      </w:tr>
+      <w:tr>
+        <w:tc>
+          <w:tcPr>
+            <w:tcW w:type="dxa" w:w="5184"/>
+            <w:vAlign w:val="top"/>
+          </w:tcPr>
+          <w:p>
+            <w:r/>
+            <w:r>
+              <w:rPr>
+                <w:b w:val="0"/>
+                <w:sz w:val="17"/>
+              </w:rPr>
+              <w:t>Single-user assumption</w:t>
+            </w:r>
+          </w:p>
+        </w:tc>
+        <w:tc>
+          <w:tcPr>
+            <w:tcW w:type="dxa" w:w="5184"/>
+            <w:vAlign w:val="top"/>
+          </w:tcPr>
+          <w:p>
+            <w:r/>
+            <w:r>
+              <w:rPr>
+                <w:b w:val="0"/>
+                <w:sz w:val="17"/>
+              </w:rPr>
+              <w:t>For the class demo, simple max-number lookup is acceptable. Production concurrency is out of scope</w:t>
+            </w:r>
+          </w:p>
+        </w:tc>
+      </w:tr>
+      <w:tr>
+        <w:tc>
+          <w:tcPr>
+            <w:tcW w:type="dxa" w:w="5184"/>
+            <w:vAlign w:val="top"/>
+          </w:tcPr>
+          <w:p>
+            <w:r/>
+            <w:r>
+              <w:rPr>
+                <w:b w:val="0"/>
+                <w:sz w:val="17"/>
+              </w:rPr>
+              <w:t>No old ID format</w:t>
+            </w:r>
+          </w:p>
+        </w:tc>
+        <w:tc>
+          <w:tcPr>
+            <w:tcW w:type="dxa" w:w="5184"/>
+            <w:vAlign w:val="top"/>
+          </w:tcPr>
+          <w:p>
+            <w:r/>
+            <w:r>
+              <w:rPr>
+                <w:b w:val="0"/>
+                <w:sz w:val="17"/>
+              </w:rPr>
+              <w:t>Do not use the old `INC_001` format in new code or docs</w:t>
+            </w:r>
+          </w:p>
+        </w:tc>
+      </w:tr>
+    </w:tbl>
+    <w:p/>
+    <w:p>
+      <w:pPr>
+        <w:pStyle w:val="Heading2"/>
+      </w:pPr>
+      <w:r>
+        <w:t>3. Schema Rules</w:t>
+      </w:r>
+    </w:p>
+    <w:p>
+      <w:pPr>
+        <w:spacing w:after="80"/>
+      </w:pPr>
+      <w:r>
+        <w:t xml:space="preserve">The main Supabase table is named </w:t>
+      </w:r>
+      <w:r>
+        <w:rPr>
+          <w:rFonts w:ascii="Courier New" w:hAnsi="Courier New" w:eastAsia="Courier New"/>
+          <w:sz w:val="18"/>
+        </w:rPr>
+        <w:t>incidents</w:t>
+      </w:r>
+      <w:r>
+        <w:t>. It can contain operational columns, but the final CSV export must contain only these columns:</w:t>
+      </w:r>
+    </w:p>
+    <w:p>
+      <w:pPr>
+        <w:spacing w:after="120"/>
+        <w:ind w:left="360"/>
+      </w:pPr>
+      <w:r>
+        <w:rPr>
+          <w:rFonts w:ascii="Courier New" w:hAnsi="Courier New" w:eastAsia="Courier New"/>
+          <w:sz w:val="17"/>
+        </w:rPr>
+        <w:t>Incident_ID, Source, Event, Location, Time, Severity</w:t>
+        <w:br/>
+      </w:r>
+    </w:p>
+    <w:tbl>
+      <w:tblPr>
+        <w:tblStyle w:val="TableGrid"/>
+        <w:tblW w:type="auto" w:w="0"/>
+        <w:jc w:val="center"/>
+        <w:tblLook w:firstColumn="1" w:firstRow="1" w:lastColumn="0" w:lastRow="0" w:noHBand="0" w:noVBand="1" w:val="04A0"/>
+      </w:tblPr>
+      <w:tblGrid>
+        <w:gridCol w:w="5184"/>
+        <w:gridCol w:w="5184"/>
+      </w:tblGrid>
+      <w:tr>
+        <w:tc>
+          <w:tcPr>
+            <w:tcW w:type="dxa" w:w="5184"/>
+            <w:shd w:fill="D9EAF7"/>
+            <w:vAlign w:val="center"/>
+          </w:tcPr>
+          <w:p>
+            <w:r/>
+            <w:r>
+              <w:rPr>
+                <w:b/>
+                <w:sz w:val="17"/>
+              </w:rPr>
+              <w:t>Field</w:t>
+            </w:r>
+          </w:p>
+        </w:tc>
+        <w:tc>
+          <w:tcPr>
+            <w:tcW w:type="dxa" w:w="5184"/>
+            <w:shd w:fill="D9EAF7"/>
+            <w:vAlign w:val="center"/>
+          </w:tcPr>
+          <w:p>
+            <w:r/>
+            <w:r>
+              <w:rPr>
+                <w:b/>
+                <w:sz w:val="17"/>
+              </w:rPr>
+              <w:t>Rule</w:t>
+            </w:r>
+          </w:p>
+        </w:tc>
+      </w:tr>
+      <w:tr>
+        <w:tc>
+          <w:tcPr>
+            <w:tcW w:type="dxa" w:w="5184"/>
+            <w:vAlign w:val="top"/>
+          </w:tcPr>
+          <w:p>
+            <w:r/>
+            <w:r>
+              <w:rPr>
+                <w:b w:val="0"/>
+                <w:sz w:val="17"/>
+              </w:rPr>
+              <w:t>Incident_ID</w:t>
+            </w:r>
+          </w:p>
+        </w:tc>
+        <w:tc>
+          <w:tcPr>
+            <w:tcW w:type="dxa" w:w="5184"/>
+            <w:vAlign w:val="top"/>
+          </w:tcPr>
+          <w:p>
+            <w:r/>
+            <w:r>
+              <w:rPr>
+                <w:b w:val="0"/>
+                <w:sz w:val="17"/>
+              </w:rPr>
+              <w:t>Must come from `incident_id` and follow `INC_TYPE_NUMBER`</w:t>
+            </w:r>
+          </w:p>
+        </w:tc>
+      </w:tr>
+      <w:tr>
+        <w:tc>
+          <w:tcPr>
+            <w:tcW w:type="dxa" w:w="5184"/>
+            <w:vAlign w:val="top"/>
+          </w:tcPr>
+          <w:p>
+            <w:r/>
+            <w:r>
+              <w:rPr>
+                <w:b w:val="0"/>
+                <w:sz w:val="17"/>
+              </w:rPr>
+              <w:t>Source</w:t>
+            </w:r>
+          </w:p>
+        </w:tc>
+        <w:tc>
+          <w:tcPr>
+            <w:tcW w:type="dxa" w:w="5184"/>
+            <w:vAlign w:val="top"/>
+          </w:tcPr>
+          <w:p>
+            <w:r/>
+            <w:r>
+              <w:rPr>
+                <w:b w:val="0"/>
+                <w:sz w:val="17"/>
+              </w:rPr>
+              <w:t>Must identify the modality/source such as `audio`, `pdf`, `image`, `video`, `text`, `csv`, or `json`</w:t>
+            </w:r>
+          </w:p>
+        </w:tc>
+      </w:tr>
+      <w:tr>
+        <w:tc>
+          <w:tcPr>
+            <w:tcW w:type="dxa" w:w="5184"/>
+            <w:vAlign w:val="top"/>
+          </w:tcPr>
+          <w:p>
+            <w:r/>
+            <w:r>
+              <w:rPr>
+                <w:b w:val="0"/>
+                <w:sz w:val="17"/>
+              </w:rPr>
+              <w:t>Event</w:t>
+            </w:r>
+          </w:p>
+        </w:tc>
+        <w:tc>
+          <w:tcPr>
+            <w:tcW w:type="dxa" w:w="5184"/>
+            <w:vAlign w:val="top"/>
+          </w:tcPr>
+          <w:p>
+            <w:r/>
+            <w:r>
+              <w:rPr>
+                <w:b w:val="0"/>
+                <w:sz w:val="17"/>
+              </w:rPr>
+              <w:t>No null values; use `Unknown` when not found</w:t>
+            </w:r>
+          </w:p>
+        </w:tc>
+      </w:tr>
+      <w:tr>
+        <w:tc>
+          <w:tcPr>
+            <w:tcW w:type="dxa" w:w="5184"/>
+            <w:vAlign w:val="top"/>
+          </w:tcPr>
+          <w:p>
+            <w:r/>
+            <w:r>
+              <w:rPr>
+                <w:b w:val="0"/>
+                <w:sz w:val="17"/>
+              </w:rPr>
+              <w:t>Location</w:t>
+            </w:r>
+          </w:p>
+        </w:tc>
+        <w:tc>
+          <w:tcPr>
+            <w:tcW w:type="dxa" w:w="5184"/>
+            <w:vAlign w:val="top"/>
+          </w:tcPr>
+          <w:p>
+            <w:r/>
+            <w:r>
+              <w:rPr>
+                <w:b w:val="0"/>
+                <w:sz w:val="17"/>
+              </w:rPr>
+              <w:t>No null values; use `Unknown` when not found</w:t>
+            </w:r>
+          </w:p>
+        </w:tc>
+      </w:tr>
+      <w:tr>
+        <w:tc>
+          <w:tcPr>
+            <w:tcW w:type="dxa" w:w="5184"/>
+            <w:vAlign w:val="top"/>
+          </w:tcPr>
+          <w:p>
+            <w:r/>
+            <w:r>
+              <w:rPr>
+                <w:b w:val="0"/>
+                <w:sz w:val="17"/>
+              </w:rPr>
+              <w:t>Time</w:t>
+            </w:r>
+          </w:p>
+        </w:tc>
+        <w:tc>
+          <w:tcPr>
+            <w:tcW w:type="dxa" w:w="5184"/>
+            <w:vAlign w:val="top"/>
+          </w:tcPr>
+          <w:p>
+            <w:r/>
+            <w:r>
+              <w:rPr>
+                <w:b w:val="0"/>
+                <w:sz w:val="17"/>
+              </w:rPr>
+              <w:t>No null values; use `Unknown` when not found</w:t>
+            </w:r>
+          </w:p>
+        </w:tc>
+      </w:tr>
+      <w:tr>
+        <w:tc>
+          <w:tcPr>
+            <w:tcW w:type="dxa" w:w="5184"/>
+            <w:vAlign w:val="top"/>
+          </w:tcPr>
+          <w:p>
+            <w:r/>
+            <w:r>
+              <w:rPr>
+                <w:b w:val="0"/>
+                <w:sz w:val="17"/>
+              </w:rPr>
+              <w:t>Severity</w:t>
+            </w:r>
+          </w:p>
+        </w:tc>
+        <w:tc>
+          <w:tcPr>
+            <w:tcW w:type="dxa" w:w="5184"/>
+            <w:vAlign w:val="top"/>
+          </w:tcPr>
+          <w:p>
+            <w:r/>
+            <w:r>
+              <w:rPr>
+                <w:b w:val="0"/>
+                <w:sz w:val="17"/>
+              </w:rPr>
+              <w:t>Must be exactly `Low`, `Medium`, or `High`</w:t>
+            </w:r>
+          </w:p>
+        </w:tc>
+      </w:tr>
+      <w:tr>
+        <w:tc>
+          <w:tcPr>
+            <w:tcW w:type="dxa" w:w="5184"/>
+            <w:vAlign w:val="top"/>
+          </w:tcPr>
+          <w:p>
+            <w:r/>
+            <w:r>
+              <w:rPr>
+                <w:b w:val="0"/>
+                <w:sz w:val="17"/>
+              </w:rPr>
+              <w:t>incident_summary</w:t>
+            </w:r>
+          </w:p>
+        </w:tc>
+        <w:tc>
+          <w:tcPr>
+            <w:tcW w:type="dxa" w:w="5184"/>
+            <w:vAlign w:val="top"/>
+          </w:tcPr>
+          <w:p>
+            <w:r/>
+            <w:r>
+              <w:rPr>
+                <w:b w:val="0"/>
+                <w:sz w:val="17"/>
+              </w:rPr>
+              <w:t>Stored in Supabase for dashboard display; not included in the final six-column CSV</w:t>
+            </w:r>
+          </w:p>
+        </w:tc>
+      </w:tr>
+      <w:tr>
+        <w:tc>
+          <w:tcPr>
+            <w:tcW w:type="dxa" w:w="5184"/>
+            <w:vAlign w:val="top"/>
+          </w:tcPr>
+          <w:p>
+            <w:r/>
+            <w:r>
+              <w:rPr>
+                <w:b w:val="0"/>
+                <w:sz w:val="17"/>
+              </w:rPr>
+              <w:t>summary_method</w:t>
+            </w:r>
+          </w:p>
+        </w:tc>
+        <w:tc>
+          <w:tcPr>
+            <w:tcW w:type="dxa" w:w="5184"/>
+            <w:vAlign w:val="top"/>
+          </w:tcPr>
+          <w:p>
+            <w:r/>
+            <w:r>
+              <w:rPr>
+                <w:b w:val="0"/>
+                <w:sz w:val="17"/>
+              </w:rPr>
+              <w:t>Stored in Supabase to show whether `llm`, `rule_based`, `disabled`, or `error` produced the summary</w:t>
+            </w:r>
+          </w:p>
+        </w:tc>
+      </w:tr>
+    </w:tbl>
+    <w:p/>
+    <w:p>
+      <w:pPr>
+        <w:pStyle w:val="Heading2"/>
+      </w:pPr>
+      <w:r>
+        <w:t>4. Extractor DataFrame Rules</w:t>
+      </w:r>
+    </w:p>
+    <w:p>
+      <w:pPr>
+        <w:spacing w:after="80"/>
+      </w:pPr>
+      <w:r>
+        <w:t>Every modality extractor must return a pandas DataFrame with exactly these required columns before Student 6 integration:</w:t>
+      </w:r>
+    </w:p>
+    <w:p>
+      <w:pPr>
+        <w:spacing w:after="120"/>
+        <w:ind w:left="360"/>
+      </w:pPr>
+      <w:r>
+        <w:rPr>
+          <w:rFonts w:ascii="Courier New" w:hAnsi="Courier New" w:eastAsia="Courier New"/>
+          <w:sz w:val="17"/>
+        </w:rPr>
+        <w:t>source_filename, source_type, raw_event, raw_location, raw_time, raw_severity, confidence, raw_text</w:t>
+        <w:br/>
+      </w:r>
+    </w:p>
+    <w:p>
+      <w:pPr>
+        <w:spacing w:after="80"/>
+      </w:pPr>
+      <w:r>
+        <w:t>Rules:</w:t>
+      </w:r>
+    </w:p>
+    <w:p>
+      <w:pPr>
+        <w:pStyle w:val="ListBullet"/>
+        <w:spacing w:after="40"/>
+      </w:pPr>
+      <w:r>
+        <w:t>A DataFrame can contain zero, one, or many rows.</w:t>
+      </w:r>
+    </w:p>
+    <w:p>
+      <w:pPr>
+        <w:pStyle w:val="ListBullet"/>
+        <w:spacing w:after="40"/>
+      </w:pPr>
+      <w:r>
+        <w:t>One uploaded file can produce many raw candidate incident rows.</w:t>
+      </w:r>
+    </w:p>
+    <w:p>
+      <w:pPr>
+        <w:pStyle w:val="ListBullet"/>
+        <w:spacing w:after="40"/>
+      </w:pPr>
+      <w:r>
+        <w:t>Do not write intermediate CSV files as the primary pipeline contract.</w:t>
+      </w:r>
+    </w:p>
+    <w:p>
+      <w:pPr>
+        <w:pStyle w:val="ListBullet"/>
+        <w:spacing w:after="40"/>
+      </w:pPr>
+      <w:r>
+        <w:t>Extra debug columns are allowed only if Student 6 integration ignores or explicitly handles them.</w:t>
+      </w:r>
+    </w:p>
+    <w:p>
+      <w:pPr>
+        <w:pStyle w:val="ListBullet"/>
+        <w:spacing w:after="40"/>
+      </w:pPr>
+      <w:r>
+        <w:t>Missing values must be converted to `Unknown` or safe defaults before Supabase insertion.</w:t>
+      </w:r>
+    </w:p>
+    <w:p>
+      <w:pPr>
+        <w:pStyle w:val="Heading2"/>
+      </w:pPr>
+      <w:r>
+        <w:t>5. Student 6 Integration Rules</w:t>
+      </w:r>
+    </w:p>
+    <w:p>
+      <w:pPr>
+        <w:spacing w:after="80"/>
+      </w:pPr>
+      <w:r>
+        <w:t>Student 6 integration must accept a pandas DataFrame, not a CSV path. The required function contract is:</w:t>
+      </w:r>
+    </w:p>
+    <w:p>
+      <w:pPr>
+        <w:spacing w:after="120"/>
+        <w:ind w:left="360"/>
+      </w:pPr>
+      <w:r>
+        <w:rPr>
+          <w:rFonts w:ascii="Courier New" w:hAnsi="Courier New" w:eastAsia="Courier New"/>
+          <w:sz w:val="17"/>
+        </w:rPr>
+        <w:t>def integrate_records(extractor_df: pandas.DataFrame) -&gt; pandas.DataFrame:</w:t>
+        <w:br/>
+      </w:r>
+      <w:r>
+        <w:rPr>
+          <w:rFonts w:ascii="Courier New" w:hAnsi="Courier New" w:eastAsia="Courier New"/>
+          <w:sz w:val="17"/>
+        </w:rPr>
+        <w:t xml:space="preserve">    """Return cleaned incident rows before ID assignment and before Supabase insert."""</w:t>
+        <w:br/>
+      </w:r>
+    </w:p>
+    <w:p>
+      <w:pPr>
+        <w:spacing w:after="80"/>
+      </w:pPr>
+      <w:r>
+        <w:t>Student 6 integration output must include:</w:t>
+      </w:r>
+    </w:p>
+    <w:p>
+      <w:pPr>
+        <w:spacing w:after="120"/>
+        <w:ind w:left="360"/>
+      </w:pPr>
+      <w:r>
+        <w:rPr>
+          <w:rFonts w:ascii="Courier New" w:hAnsi="Courier New" w:eastAsia="Courier New"/>
+          <w:sz w:val="17"/>
+        </w:rPr>
+        <w:t>event, location, time, severity, confidence, raw_text</w:t>
+        <w:br/>
+      </w:r>
+    </w:p>
+    <w:p>
+      <w:pPr>
+        <w:spacing w:after="80"/>
+      </w:pPr>
+      <w:r>
+        <w:t>It may include additional columns if they are documented and supported. It must not insert directly into Supabase before ID generation and LLM summary enrichment are complete.</w:t>
+      </w:r>
+    </w:p>
+    <w:p>
+      <w:pPr>
+        <w:pStyle w:val="Heading2"/>
+      </w:pPr>
+      <w:r>
+        <w:t>6. LLM Summarizer Rules</w:t>
+      </w:r>
+    </w:p>
+    <w:p>
+      <w:pPr>
+        <w:spacing w:after="80"/>
+      </w:pPr>
+      <w:r>
+        <w:t>The LLM summarizer is required as a separate folder:</w:t>
+      </w:r>
+    </w:p>
+    <w:p>
+      <w:pPr>
+        <w:spacing w:after="120"/>
+        <w:ind w:left="360"/>
+      </w:pPr>
+      <w:r>
+        <w:rPr>
+          <w:rFonts w:ascii="Courier New" w:hAnsi="Courier New" w:eastAsia="Courier New"/>
+          <w:sz w:val="17"/>
+        </w:rPr>
+        <w:t>src/llm_summarizer/</w:t>
+        <w:br/>
+      </w:r>
+      <w:r>
+        <w:rPr>
+          <w:rFonts w:ascii="Courier New" w:hAnsi="Courier New" w:eastAsia="Courier New"/>
+          <w:sz w:val="17"/>
+        </w:rPr>
+        <w:t>├── __init__.py</w:t>
+        <w:br/>
+      </w:r>
+      <w:r>
+        <w:rPr>
+          <w:rFonts w:ascii="Courier New" w:hAnsi="Courier New" w:eastAsia="Courier New"/>
+          <w:sz w:val="17"/>
+        </w:rPr>
+        <w:t>├── summarizer.py</w:t>
+        <w:br/>
+      </w:r>
+      <w:r>
+        <w:rPr>
+          <w:rFonts w:ascii="Courier New" w:hAnsi="Courier New" w:eastAsia="Courier New"/>
+          <w:sz w:val="17"/>
+        </w:rPr>
+        <w:t>├── prompts.py</w:t>
+        <w:br/>
+      </w:r>
+      <w:r>
+        <w:rPr>
+          <w:rFonts w:ascii="Courier New" w:hAnsi="Courier New" w:eastAsia="Courier New"/>
+          <w:sz w:val="17"/>
+        </w:rPr>
+        <w:t>├── fallback.py</w:t>
+        <w:br/>
+      </w:r>
+      <w:r>
+        <w:rPr>
+          <w:rFonts w:ascii="Courier New" w:hAnsi="Courier New" w:eastAsia="Courier New"/>
+          <w:sz w:val="17"/>
+        </w:rPr>
+        <w:t>└── schemas.py</w:t>
+        <w:br/>
+      </w:r>
+    </w:p>
+    <w:p>
+      <w:pPr>
+        <w:spacing w:after="80"/>
+      </w:pPr>
+      <w:r>
+        <w:t xml:space="preserve">Student 6 must call this module after </w:t>
+      </w:r>
+      <w:r>
+        <w:rPr>
+          <w:rFonts w:ascii="Courier New" w:hAnsi="Courier New" w:eastAsia="Courier New"/>
+          <w:sz w:val="18"/>
+        </w:rPr>
+        <w:t>integrate_records(...)</w:t>
+      </w:r>
+      <w:r>
+        <w:t xml:space="preserve"> returns cleaned rows and before Supabase insertion. The required public function is:</w:t>
+      </w:r>
+    </w:p>
+    <w:p>
+      <w:pPr>
+        <w:spacing w:after="120"/>
+        <w:ind w:left="360"/>
+      </w:pPr>
+      <w:r>
+        <w:rPr>
+          <w:rFonts w:ascii="Courier New" w:hAnsi="Courier New" w:eastAsia="Courier New"/>
+          <w:sz w:val="17"/>
+        </w:rPr>
+        <w:t>from src.llm_summarizer.summarizer import summarize_incident</w:t>
+        <w:br/>
+      </w:r>
+      <w:r>
+        <w:rPr>
+          <w:rFonts w:ascii="Courier New" w:hAnsi="Courier New" w:eastAsia="Courier New"/>
+          <w:sz w:val="17"/>
+        </w:rPr>
+        <w:br/>
+      </w:r>
+      <w:r>
+        <w:rPr>
+          <w:rFonts w:ascii="Courier New" w:hAnsi="Courier New" w:eastAsia="Courier New"/>
+          <w:sz w:val="17"/>
+        </w:rPr>
+        <w:t>summary_result = summarize_incident(incident_row: dict)</w:t>
+        <w:br/>
+      </w:r>
+      <w:r>
+        <w:rPr>
+          <w:rFonts w:ascii="Courier New" w:hAnsi="Courier New" w:eastAsia="Courier New"/>
+          <w:sz w:val="17"/>
+        </w:rPr>
+        <w:br/>
+      </w:r>
+      <w:r>
+        <w:rPr>
+          <w:rFonts w:ascii="Courier New" w:hAnsi="Courier New" w:eastAsia="Courier New"/>
+          <w:sz w:val="17"/>
+        </w:rPr>
+        <w:t># Required return keys:</w:t>
+        <w:br/>
+      </w:r>
+      <w:r>
+        <w:rPr>
+          <w:rFonts w:ascii="Courier New" w:hAnsi="Courier New" w:eastAsia="Courier New"/>
+          <w:sz w:val="17"/>
+        </w:rPr>
+        <w:t># incident_summary: str</w:t>
+        <w:br/>
+      </w:r>
+      <w:r>
+        <w:rPr>
+          <w:rFonts w:ascii="Courier New" w:hAnsi="Courier New" w:eastAsia="Courier New"/>
+          <w:sz w:val="17"/>
+        </w:rPr>
+        <w:t># summary_method: "llm" | "rule_based" | "disabled" | "error"</w:t>
+        <w:br/>
+      </w:r>
+      <w:r>
+        <w:rPr>
+          <w:rFonts w:ascii="Courier New" w:hAnsi="Courier New" w:eastAsia="Courier New"/>
+          <w:sz w:val="17"/>
+        </w:rPr>
+        <w:t># summary_model: str</w:t>
+        <w:br/>
+      </w:r>
+    </w:p>
+    <w:p>
+      <w:pPr>
+        <w:spacing w:after="80"/>
+      </w:pPr>
+      <w:r>
+        <w:t>LLM summary rules:</w:t>
+      </w:r>
+    </w:p>
+    <w:tbl>
+      <w:tblPr>
+        <w:tblStyle w:val="TableGrid"/>
+        <w:tblW w:type="auto" w:w="0"/>
+        <w:jc w:val="center"/>
+        <w:tblLook w:firstColumn="1" w:firstRow="1" w:lastColumn="0" w:lastRow="0" w:noHBand="0" w:noVBand="1" w:val="04A0"/>
+      </w:tblPr>
+      <w:tblGrid>
+        <w:gridCol w:w="5184"/>
+        <w:gridCol w:w="5184"/>
+      </w:tblGrid>
+      <w:tr>
+        <w:tc>
+          <w:tcPr>
+            <w:tcW w:type="dxa" w:w="5184"/>
+            <w:shd w:fill="D9EAF7"/>
+            <w:vAlign w:val="center"/>
+          </w:tcPr>
+          <w:p>
+            <w:r/>
+            <w:r>
+              <w:rPr>
+                <w:b/>
+                <w:sz w:val="17"/>
+              </w:rPr>
+              <w:t>Rule</w:t>
+            </w:r>
+          </w:p>
+        </w:tc>
+        <w:tc>
+          <w:tcPr>
+            <w:tcW w:type="dxa" w:w="5184"/>
+            <w:shd w:fill="D9EAF7"/>
+            <w:vAlign w:val="center"/>
+          </w:tcPr>
+          <w:p>
+            <w:r/>
+            <w:r>
+              <w:rPr>
+                <w:b/>
+                <w:sz w:val="17"/>
+              </w:rPr>
+              <w:t>Requirement</w:t>
+            </w:r>
+          </w:p>
+        </w:tc>
+      </w:tr>
+      <w:tr>
+        <w:tc>
+          <w:tcPr>
+            <w:tcW w:type="dxa" w:w="5184"/>
+            <w:vAlign w:val="top"/>
+          </w:tcPr>
+          <w:p>
+            <w:r/>
+            <w:r>
+              <w:rPr>
+                <w:b w:val="0"/>
+                <w:sz w:val="17"/>
+              </w:rPr>
+              <w:t>Separate responsibility</w:t>
+            </w:r>
+          </w:p>
+        </w:tc>
+        <w:tc>
+          <w:tcPr>
+            <w:tcW w:type="dxa" w:w="5184"/>
+            <w:vAlign w:val="top"/>
+          </w:tcPr>
+          <w:p>
+            <w:r/>
+            <w:r>
+              <w:rPr>
+                <w:b w:val="0"/>
+                <w:sz w:val="17"/>
+              </w:rPr>
+              <w:t>The summarizer only creates a readable summary; it must not compute final severity, rewrite IDs, insert database rows, or override Student 6 normalized fields</w:t>
+            </w:r>
+          </w:p>
+        </w:tc>
+      </w:tr>
+      <w:tr>
+        <w:tc>
+          <w:tcPr>
+            <w:tcW w:type="dxa" w:w="5184"/>
+            <w:vAlign w:val="top"/>
+          </w:tcPr>
+          <w:p>
+            <w:r/>
+            <w:r>
+              <w:rPr>
+                <w:b w:val="0"/>
+                <w:sz w:val="17"/>
+              </w:rPr>
+              <w:t>Use integrated fields</w:t>
+            </w:r>
+          </w:p>
+        </w:tc>
+        <w:tc>
+          <w:tcPr>
+            <w:tcW w:type="dxa" w:w="5184"/>
+            <w:vAlign w:val="top"/>
+          </w:tcPr>
+          <w:p>
+            <w:r/>
+            <w:r>
+              <w:rPr>
+                <w:b w:val="0"/>
+                <w:sz w:val="17"/>
+              </w:rPr>
+              <w:t>The prompt/function must summarize from `event`, `location`, `time`, `severity`, `source`, and `raw_text` when available</w:t>
+            </w:r>
+          </w:p>
+        </w:tc>
+      </w:tr>
+      <w:tr>
+        <w:tc>
+          <w:tcPr>
+            <w:tcW w:type="dxa" w:w="5184"/>
+            <w:vAlign w:val="top"/>
+          </w:tcPr>
+          <w:p>
+            <w:r/>
+            <w:r>
+              <w:rPr>
+                <w:b w:val="0"/>
+                <w:sz w:val="17"/>
+              </w:rPr>
+              <w:t>No hallucination</w:t>
+            </w:r>
+          </w:p>
+        </w:tc>
+        <w:tc>
+          <w:tcPr>
+            <w:tcW w:type="dxa" w:w="5184"/>
+            <w:vAlign w:val="top"/>
+          </w:tcPr>
+          <w:p>
+            <w:r/>
+            <w:r>
+              <w:rPr>
+                <w:b w:val="0"/>
+                <w:sz w:val="17"/>
+              </w:rPr>
+              <w:t>If a detail is missing, write `Unknown` or omit that detail; do not invent people, places, weapons, dates, or outcomes</w:t>
+            </w:r>
+          </w:p>
+        </w:tc>
+      </w:tr>
+      <w:tr>
+        <w:tc>
+          <w:tcPr>
+            <w:tcW w:type="dxa" w:w="5184"/>
+            <w:vAlign w:val="top"/>
+          </w:tcPr>
+          <w:p>
+            <w:r/>
+            <w:r>
+              <w:rPr>
+                <w:b w:val="0"/>
+                <w:sz w:val="17"/>
+              </w:rPr>
+              <w:t>Length</w:t>
+            </w:r>
+          </w:p>
+        </w:tc>
+        <w:tc>
+          <w:tcPr>
+            <w:tcW w:type="dxa" w:w="5184"/>
+            <w:vAlign w:val="top"/>
+          </w:tcPr>
+          <w:p>
+            <w:r/>
+            <w:r>
+              <w:rPr>
+                <w:b w:val="0"/>
+                <w:sz w:val="17"/>
+              </w:rPr>
+              <w:t>Keep `incident_summary` short: one to three sentences, preferably under 80 words</w:t>
+            </w:r>
+          </w:p>
+        </w:tc>
+      </w:tr>
+      <w:tr>
+        <w:tc>
+          <w:tcPr>
+            <w:tcW w:type="dxa" w:w="5184"/>
+            <w:vAlign w:val="top"/>
+          </w:tcPr>
+          <w:p>
+            <w:r/>
+            <w:r>
+              <w:rPr>
+                <w:b w:val="0"/>
+                <w:sz w:val="17"/>
+              </w:rPr>
+              <w:t>Fallback required</w:t>
+            </w:r>
+          </w:p>
+        </w:tc>
+        <w:tc>
+          <w:tcPr>
+            <w:tcW w:type="dxa" w:w="5184"/>
+            <w:vAlign w:val="top"/>
+          </w:tcPr>
+          <w:p>
+            <w:r/>
+            <w:r>
+              <w:rPr>
+                <w:b w:val="0"/>
+                <w:sz w:val="17"/>
+              </w:rPr>
+              <w:t>If the LLM is disabled, unavailable, slow, or invalid, use deterministic rule-based fallback</w:t>
+            </w:r>
+          </w:p>
+        </w:tc>
+      </w:tr>
+      <w:tr>
+        <w:tc>
+          <w:tcPr>
+            <w:tcW w:type="dxa" w:w="5184"/>
+            <w:vAlign w:val="top"/>
+          </w:tcPr>
+          <w:p>
+            <w:r/>
+            <w:r>
+              <w:rPr>
+                <w:b w:val="0"/>
+                <w:sz w:val="17"/>
+              </w:rPr>
+              <w:t>No paid API requirement</w:t>
+            </w:r>
+          </w:p>
+        </w:tc>
+        <w:tc>
+          <w:tcPr>
+            <w:tcW w:type="dxa" w:w="5184"/>
+            <w:vAlign w:val="top"/>
+          </w:tcPr>
+          <w:p>
+            <w:r/>
+            <w:r>
+              <w:rPr>
+                <w:b w:val="0"/>
+                <w:sz w:val="17"/>
+              </w:rPr>
+              <w:t>Local/free model or fallback only; no required paid LLM API</w:t>
+            </w:r>
+          </w:p>
+        </w:tc>
+      </w:tr>
+      <w:tr>
+        <w:tc>
+          <w:tcPr>
+            <w:tcW w:type="dxa" w:w="5184"/>
+            <w:vAlign w:val="top"/>
+          </w:tcPr>
+          <w:p>
+            <w:r/>
+            <w:r>
+              <w:rPr>
+                <w:b w:val="0"/>
+                <w:sz w:val="17"/>
+              </w:rPr>
+              <w:t>Safe output</w:t>
+            </w:r>
+          </w:p>
+        </w:tc>
+        <w:tc>
+          <w:tcPr>
+            <w:tcW w:type="dxa" w:w="5184"/>
+            <w:vAlign w:val="top"/>
+          </w:tcPr>
+          <w:p>
+            <w:r/>
+            <w:r>
+              <w:rPr>
+                <w:b w:val="0"/>
+                <w:sz w:val="17"/>
+              </w:rPr>
+              <w:t>The summary is for dashboard review, not official investigation or legal conclusions</w:t>
+            </w:r>
+          </w:p>
+        </w:tc>
+      </w:tr>
+    </w:tbl>
+    <w:p/>
+    <w:p>
+      <w:pPr>
+        <w:pStyle w:val="Heading2"/>
+      </w:pPr>
+      <w:r>
+        <w:t>7. Severity Rules</w:t>
+      </w:r>
+    </w:p>
+    <w:tbl>
+      <w:tblPr>
+        <w:tblStyle w:val="TableGrid"/>
+        <w:tblW w:type="auto" w:w="0"/>
+        <w:jc w:val="center"/>
+        <w:tblLook w:firstColumn="1" w:firstRow="1" w:lastColumn="0" w:lastRow="0" w:noHBand="0" w:noVBand="1" w:val="04A0"/>
+      </w:tblPr>
+      <w:tblGrid>
+        <w:gridCol w:w="5184"/>
+        <w:gridCol w:w="5184"/>
+      </w:tblGrid>
+      <w:tr>
+        <w:tc>
+          <w:tcPr>
+            <w:tcW w:type="dxa" w:w="5184"/>
+            <w:shd w:fill="D9EAF7"/>
+            <w:vAlign w:val="center"/>
+          </w:tcPr>
+          <w:p>
+            <w:r/>
+            <w:r>
+              <w:rPr>
+                <w:b/>
+                <w:sz w:val="17"/>
               </w:rPr>
               <w:t>Signal</w:t>
             </w:r>
@@ -988,34 +2371,15 @@
         <w:tc>
           <w:tcPr>
             <w:tcW w:type="dxa" w:w="5184"/>
+            <w:shd w:fill="D9EAF7"/>
             <w:vAlign w:val="center"/>
-            <w:tcMar>
-              <w:top w:w="85" w:type="dxa"/>
-              <w:start w:w="90" w:type="dxa"/>
-              <w:bottom w:w="85" w:type="dxa"/>
-              <w:end w:w="90" w:type="dxa"/>
-            </w:tcMar>
-            <w:tcBorders>
-              <w:top w:val="single" w:sz="6" w:space="0" w:color="AAB8C5"/>
-              <w:left w:val="single" w:sz="6" w:space="0" w:color="AAB8C5"/>
-              <w:bottom w:val="single" w:sz="6" w:space="0" w:color="AAB8C5"/>
-              <w:right w:val="single" w:sz="6" w:space="0" w:color="AAB8C5"/>
-            </w:tcBorders>
-            <w:shd w:fill="1F4E79"/>
           </w:tcPr>
           <w:p>
-            <w:pPr>
-              <w:spacing w:after="0"/>
-              <w:jc w:val="center"/>
-            </w:pPr>
             <w:r/>
             <w:r>
               <w:rPr>
-                <w:rFonts w:ascii="Times New Roman" w:hAnsi="Times New Roman" w:eastAsia="Times New Roman"/>
                 <w:b/>
-                <w:i w:val="0"/>
-                <w:color w:val="FFFFFF"/>
-                <w:sz w:val="24"/>
+                <w:sz w:val="17"/>
               </w:rPr>
               <w:t>Severity</w:t>
             </w:r>
@@ -1023,40 +2387,17 @@
         </w:tc>
       </w:tr>
       <w:tr>
-        <w:trPr>
-          <w:cantSplit/>
-        </w:trPr>
         <w:tc>
           <w:tcPr>
             <w:tcW w:type="dxa" w:w="5184"/>
-            <w:vAlign w:val="center"/>
-            <w:tcMar>
-              <w:top w:w="85" w:type="dxa"/>
-              <w:start w:w="90" w:type="dxa"/>
-              <w:bottom w:w="85" w:type="dxa"/>
-              <w:end w:w="90" w:type="dxa"/>
-            </w:tcMar>
-            <w:tcBorders>
-              <w:top w:val="single" w:sz="6" w:space="0" w:color="D0D7DE"/>
-              <w:left w:val="single" w:sz="6" w:space="0" w:color="D0D7DE"/>
-              <w:bottom w:val="single" w:sz="6" w:space="0" w:color="D0D7DE"/>
-              <w:right w:val="single" w:sz="6" w:space="0" w:color="D0D7DE"/>
-            </w:tcBorders>
-            <w:shd w:fill="FFFFFF"/>
+            <w:vAlign w:val="top"/>
           </w:tcPr>
           <w:p>
-            <w:pPr>
-              <w:spacing w:after="0"/>
-              <w:jc w:val="left"/>
-            </w:pPr>
             <w:r/>
             <w:r>
               <w:rPr>
-                <w:rFonts w:ascii="Times New Roman" w:hAnsi="Times New Roman" w:eastAsia="Times New Roman"/>
                 <w:b w:val="0"/>
-                <w:i w:val="0"/>
-                <w:color w:val="1F1F1F"/>
-                <w:sz w:val="24"/>
+                <w:sz w:val="17"/>
               </w:rPr>
               <w:t>Fire, weapon, trapped person, collapse, fighting, severe crash</w:t>
             </w:r>
@@ -1065,34 +2406,14 @@
         <w:tc>
           <w:tcPr>
             <w:tcW w:type="dxa" w:w="5184"/>
-            <w:vAlign w:val="center"/>
-            <w:tcMar>
-              <w:top w:w="85" w:type="dxa"/>
-              <w:start w:w="90" w:type="dxa"/>
-              <w:bottom w:w="85" w:type="dxa"/>
-              <w:end w:w="90" w:type="dxa"/>
-            </w:tcMar>
-            <w:tcBorders>
-              <w:top w:val="single" w:sz="6" w:space="0" w:color="D0D7DE"/>
-              <w:left w:val="single" w:sz="6" w:space="0" w:color="D0D7DE"/>
-              <w:bottom w:val="single" w:sz="6" w:space="0" w:color="D0D7DE"/>
-              <w:right w:val="single" w:sz="6" w:space="0" w:color="D0D7DE"/>
-            </w:tcBorders>
-            <w:shd w:fill="FFFFFF"/>
+            <w:vAlign w:val="top"/>
           </w:tcPr>
           <w:p>
-            <w:pPr>
-              <w:spacing w:after="0"/>
-              <w:jc w:val="left"/>
-            </w:pPr>
             <w:r/>
             <w:r>
               <w:rPr>
-                <w:rFonts w:ascii="Times New Roman" w:hAnsi="Times New Roman" w:eastAsia="Times New Roman"/>
                 <w:b w:val="0"/>
-                <w:i w:val="0"/>
-                <w:color w:val="1F1F1F"/>
-                <w:sz w:val="24"/>
+                <w:sz w:val="17"/>
               </w:rPr>
               <w:t>High</w:t>
             </w:r>
@@ -1100,40 +2421,17 @@
         </w:tc>
       </w:tr>
       <w:tr>
-        <w:trPr>
-          <w:cantSplit/>
-        </w:trPr>
         <w:tc>
           <w:tcPr>
             <w:tcW w:type="dxa" w:w="5184"/>
-            <w:vAlign w:val="center"/>
-            <w:tcMar>
-              <w:top w:w="85" w:type="dxa"/>
-              <w:start w:w="90" w:type="dxa"/>
-              <w:bottom w:w="85" w:type="dxa"/>
-              <w:end w:w="90" w:type="dxa"/>
-            </w:tcMar>
-            <w:tcBorders>
-              <w:top w:val="single" w:sz="6" w:space="0" w:color="D0D7DE"/>
-              <w:left w:val="single" w:sz="6" w:space="0" w:color="D0D7DE"/>
-              <w:bottom w:val="single" w:sz="6" w:space="0" w:color="D0D7DE"/>
-              <w:right w:val="single" w:sz="6" w:space="0" w:color="D0D7DE"/>
-            </w:tcBorders>
-            <w:shd w:fill="F8FAFC"/>
+            <w:vAlign w:val="top"/>
           </w:tcPr>
           <w:p>
-            <w:pPr>
-              <w:spacing w:after="0"/>
-              <w:jc w:val="left"/>
-            </w:pPr>
             <w:r/>
             <w:r>
               <w:rPr>
-                <w:rFonts w:ascii="Times New Roman" w:hAnsi="Times New Roman" w:eastAsia="Times New Roman"/>
                 <w:b w:val="0"/>
-                <w:i w:val="0"/>
-                <w:color w:val="1F1F1F"/>
-                <w:sz w:val="24"/>
+                <w:sz w:val="17"/>
               </w:rPr>
               <w:t>Distressed audio sentiment or urgency score &gt;= 0.75</w:t>
             </w:r>
@@ -1142,34 +2440,14 @@
         <w:tc>
           <w:tcPr>
             <w:tcW w:type="dxa" w:w="5184"/>
-            <w:vAlign w:val="center"/>
-            <w:tcMar>
-              <w:top w:w="85" w:type="dxa"/>
-              <w:start w:w="90" w:type="dxa"/>
-              <w:bottom w:w="85" w:type="dxa"/>
-              <w:end w:w="90" w:type="dxa"/>
-            </w:tcMar>
-            <w:tcBorders>
-              <w:top w:val="single" w:sz="6" w:space="0" w:color="D0D7DE"/>
-              <w:left w:val="single" w:sz="6" w:space="0" w:color="D0D7DE"/>
-              <w:bottom w:val="single" w:sz="6" w:space="0" w:color="D0D7DE"/>
-              <w:right w:val="single" w:sz="6" w:space="0" w:color="D0D7DE"/>
-            </w:tcBorders>
-            <w:shd w:fill="F8FAFC"/>
+            <w:vAlign w:val="top"/>
           </w:tcPr>
           <w:p>
-            <w:pPr>
-              <w:spacing w:after="0"/>
-              <w:jc w:val="left"/>
-            </w:pPr>
             <w:r/>
             <w:r>
               <w:rPr>
-                <w:rFonts w:ascii="Times New Roman" w:hAnsi="Times New Roman" w:eastAsia="Times New Roman"/>
                 <w:b w:val="0"/>
-                <w:i w:val="0"/>
-                <w:color w:val="1F1F1F"/>
-                <w:sz w:val="24"/>
+                <w:sz w:val="17"/>
               </w:rPr>
               <w:t>High</w:t>
             </w:r>
@@ -1177,40 +2455,17 @@
         </w:tc>
       </w:tr>
       <w:tr>
-        <w:trPr>
-          <w:cantSplit/>
-        </w:trPr>
         <w:tc>
           <w:tcPr>
             <w:tcW w:type="dxa" w:w="5184"/>
-            <w:vAlign w:val="center"/>
-            <w:tcMar>
-              <w:top w:w="85" w:type="dxa"/>
-              <w:start w:w="90" w:type="dxa"/>
-              <w:bottom w:w="85" w:type="dxa"/>
-              <w:end w:w="90" w:type="dxa"/>
-            </w:tcMar>
-            <w:tcBorders>
-              <w:top w:val="single" w:sz="6" w:space="0" w:color="D0D7DE"/>
-              <w:left w:val="single" w:sz="6" w:space="0" w:color="D0D7DE"/>
-              <w:bottom w:val="single" w:sz="6" w:space="0" w:color="D0D7DE"/>
-              <w:right w:val="single" w:sz="6" w:space="0" w:color="D0D7DE"/>
-            </w:tcBorders>
-            <w:shd w:fill="FFFFFF"/>
+            <w:vAlign w:val="top"/>
           </w:tcPr>
           <w:p>
-            <w:pPr>
-              <w:spacing w:after="0"/>
-              <w:jc w:val="left"/>
-            </w:pPr>
             <w:r/>
             <w:r>
               <w:rPr>
-                <w:rFonts w:ascii="Times New Roman" w:hAnsi="Times New Roman" w:eastAsia="Times New Roman"/>
                 <w:b w:val="0"/>
-                <w:i w:val="0"/>
-                <w:color w:val="1F1F1F"/>
-                <w:sz w:val="24"/>
+                <w:sz w:val="17"/>
               </w:rPr>
               <w:t>Theft, robbery, public disturbance, property damage</w:t>
             </w:r>
@@ -1219,34 +2474,14 @@
         <w:tc>
           <w:tcPr>
             <w:tcW w:type="dxa" w:w="5184"/>
-            <w:vAlign w:val="center"/>
-            <w:tcMar>
-              <w:top w:w="85" w:type="dxa"/>
-              <w:start w:w="90" w:type="dxa"/>
-              <w:bottom w:w="85" w:type="dxa"/>
-              <w:end w:w="90" w:type="dxa"/>
-            </w:tcMar>
-            <w:tcBorders>
-              <w:top w:val="single" w:sz="6" w:space="0" w:color="D0D7DE"/>
-              <w:left w:val="single" w:sz="6" w:space="0" w:color="D0D7DE"/>
-              <w:bottom w:val="single" w:sz="6" w:space="0" w:color="D0D7DE"/>
-              <w:right w:val="single" w:sz="6" w:space="0" w:color="D0D7DE"/>
-            </w:tcBorders>
-            <w:shd w:fill="FFFFFF"/>
+            <w:vAlign w:val="top"/>
           </w:tcPr>
           <w:p>
-            <w:pPr>
-              <w:spacing w:after="0"/>
-              <w:jc w:val="left"/>
-            </w:pPr>
             <w:r/>
             <w:r>
               <w:rPr>
-                <w:rFonts w:ascii="Times New Roman" w:hAnsi="Times New Roman" w:eastAsia="Times New Roman"/>
                 <w:b w:val="0"/>
-                <w:i w:val="0"/>
-                <w:color w:val="1F1F1F"/>
-                <w:sz w:val="24"/>
+                <w:sz w:val="17"/>
               </w:rPr>
               <w:t>Medium</w:t>
             </w:r>
@@ -1254,40 +2489,17 @@
         </w:tc>
       </w:tr>
       <w:tr>
-        <w:trPr>
-          <w:cantSplit/>
-        </w:trPr>
         <w:tc>
           <w:tcPr>
             <w:tcW w:type="dxa" w:w="5184"/>
-            <w:vAlign w:val="center"/>
-            <w:tcMar>
-              <w:top w:w="85" w:type="dxa"/>
-              <w:start w:w="90" w:type="dxa"/>
-              <w:bottom w:w="85" w:type="dxa"/>
-              <w:end w:w="90" w:type="dxa"/>
-            </w:tcMar>
-            <w:tcBorders>
-              <w:top w:val="single" w:sz="6" w:space="0" w:color="D0D7DE"/>
-              <w:left w:val="single" w:sz="6" w:space="0" w:color="D0D7DE"/>
-              <w:bottom w:val="single" w:sz="6" w:space="0" w:color="D0D7DE"/>
-              <w:right w:val="single" w:sz="6" w:space="0" w:color="D0D7DE"/>
-            </w:tcBorders>
-            <w:shd w:fill="F8FAFC"/>
+            <w:vAlign w:val="top"/>
           </w:tcPr>
           <w:p>
-            <w:pPr>
-              <w:spacing w:after="0"/>
-              <w:jc w:val="left"/>
-            </w:pPr>
             <w:r/>
             <w:r>
               <w:rPr>
-                <w:rFonts w:ascii="Times New Roman" w:hAnsi="Times New Roman" w:eastAsia="Times New Roman"/>
                 <w:b w:val="0"/>
-                <w:i w:val="0"/>
-                <w:color w:val="1F1F1F"/>
-                <w:sz w:val="24"/>
+                <w:sz w:val="17"/>
               </w:rPr>
               <w:t>Neutral report or low-confidence non-violent event</w:t>
             </w:r>
@@ -1296,34 +2508,14 @@
         <w:tc>
           <w:tcPr>
             <w:tcW w:type="dxa" w:w="5184"/>
-            <w:vAlign w:val="center"/>
-            <w:tcMar>
-              <w:top w:w="85" w:type="dxa"/>
-              <w:start w:w="90" w:type="dxa"/>
-              <w:bottom w:w="85" w:type="dxa"/>
-              <w:end w:w="90" w:type="dxa"/>
-            </w:tcMar>
-            <w:tcBorders>
-              <w:top w:val="single" w:sz="6" w:space="0" w:color="D0D7DE"/>
-              <w:left w:val="single" w:sz="6" w:space="0" w:color="D0D7DE"/>
-              <w:bottom w:val="single" w:sz="6" w:space="0" w:color="D0D7DE"/>
-              <w:right w:val="single" w:sz="6" w:space="0" w:color="D0D7DE"/>
-            </w:tcBorders>
-            <w:shd w:fill="F8FAFC"/>
+            <w:vAlign w:val="top"/>
           </w:tcPr>
           <w:p>
-            <w:pPr>
-              <w:spacing w:after="0"/>
-              <w:jc w:val="left"/>
-            </w:pPr>
             <w:r/>
             <w:r>
               <w:rPr>
-                <w:rFonts w:ascii="Times New Roman" w:hAnsi="Times New Roman" w:eastAsia="Times New Roman"/>
                 <w:b w:val="0"/>
-                <w:i w:val="0"/>
-                <w:color w:val="1F1F1F"/>
-                <w:sz w:val="24"/>
+                <w:sz w:val="17"/>
               </w:rPr>
               <w:t>Low</w:t>
             </w:r>
@@ -1331,40 +2523,17 @@
         </w:tc>
       </w:tr>
       <w:tr>
-        <w:trPr>
-          <w:cantSplit/>
-        </w:trPr>
         <w:tc>
           <w:tcPr>
             <w:tcW w:type="dxa" w:w="5184"/>
-            <w:vAlign w:val="center"/>
-            <w:tcMar>
-              <w:top w:w="85" w:type="dxa"/>
-              <w:start w:w="90" w:type="dxa"/>
-              <w:bottom w:w="85" w:type="dxa"/>
-              <w:end w:w="90" w:type="dxa"/>
-            </w:tcMar>
-            <w:tcBorders>
-              <w:top w:val="single" w:sz="6" w:space="0" w:color="D0D7DE"/>
-              <w:left w:val="single" w:sz="6" w:space="0" w:color="D0D7DE"/>
-              <w:bottom w:val="single" w:sz="6" w:space="0" w:color="D0D7DE"/>
-              <w:right w:val="single" w:sz="6" w:space="0" w:color="D0D7DE"/>
-            </w:tcBorders>
-            <w:shd w:fill="FFFFFF"/>
+            <w:vAlign w:val="top"/>
           </w:tcPr>
           <w:p>
-            <w:pPr>
-              <w:spacing w:after="0"/>
-              <w:jc w:val="left"/>
-            </w:pPr>
             <w:r/>
             <w:r>
               <w:rPr>
-                <w:rFonts w:ascii="Times New Roman" w:hAnsi="Times New Roman" w:eastAsia="Times New Roman"/>
                 <w:b w:val="0"/>
-                <w:i w:val="0"/>
-                <w:color w:val="1F1F1F"/>
-                <w:sz w:val="24"/>
+                <w:sz w:val="17"/>
               </w:rPr>
               <w:t>No reliable signal</w:t>
             </w:r>
@@ -1373,34 +2542,14 @@
         <w:tc>
           <w:tcPr>
             <w:tcW w:type="dxa" w:w="5184"/>
-            <w:vAlign w:val="center"/>
-            <w:tcMar>
-              <w:top w:w="85" w:type="dxa"/>
-              <w:start w:w="90" w:type="dxa"/>
-              <w:bottom w:w="85" w:type="dxa"/>
-              <w:end w:w="90" w:type="dxa"/>
-            </w:tcMar>
-            <w:tcBorders>
-              <w:top w:val="single" w:sz="6" w:space="0" w:color="D0D7DE"/>
-              <w:left w:val="single" w:sz="6" w:space="0" w:color="D0D7DE"/>
-              <w:bottom w:val="single" w:sz="6" w:space="0" w:color="D0D7DE"/>
-              <w:right w:val="single" w:sz="6" w:space="0" w:color="D0D7DE"/>
-            </w:tcBorders>
-            <w:shd w:fill="FFFFFF"/>
+            <w:vAlign w:val="top"/>
           </w:tcPr>
           <w:p>
-            <w:pPr>
-              <w:spacing w:after="0"/>
-              <w:jc w:val="left"/>
-            </w:pPr>
             <w:r/>
             <w:r>
               <w:rPr>
-                <w:rFonts w:ascii="Times New Roman" w:hAnsi="Times New Roman" w:eastAsia="Times New Roman"/>
                 <w:b w:val="0"/>
-                <w:i w:val="0"/>
-                <w:color w:val="1F1F1F"/>
-                <w:sz w:val="24"/>
+                <w:sz w:val="17"/>
               </w:rPr>
               <w:t>Low with Event = Unknown</w:t>
             </w:r>
@@ -1410,40 +2559,56 @@
     </w:tbl>
     <w:p/>
     <w:p>
+      <w:pPr>
+        <w:spacing w:after="80"/>
+      </w:pPr>
+      <w:r>
+        <w:t xml:space="preserve">When multiple signals disagree, choose the highest severity. Severity must always be normalized to exactly </w:t>
+      </w:r>
       <w:r>
         <w:rPr>
-          <w:rFonts w:ascii="Times New Roman" w:hAnsi="Times New Roman" w:eastAsia="Times New Roman"/>
-          <w:b w:val="0"/>
-          <w:i w:val="0"/>
-          <w:sz w:val="26"/>
+          <w:rFonts w:ascii="Courier New" w:hAnsi="Courier New" w:eastAsia="Courier New"/>
+          <w:sz w:val="18"/>
         </w:rPr>
-        <w:t>When multiple sources disagree, choose the highest severity.</w:t>
+        <w:t>Low</w:t>
+      </w:r>
+      <w:r>
+        <w:t xml:space="preserve">, </w:t>
+      </w:r>
+      <w:r>
+        <w:rPr>
+          <w:rFonts w:ascii="Courier New" w:hAnsi="Courier New" w:eastAsia="Courier New"/>
+          <w:sz w:val="18"/>
+        </w:rPr>
+        <w:t>Medium</w:t>
+      </w:r>
+      <w:r>
+        <w:t xml:space="preserve">, or </w:t>
+      </w:r>
+      <w:r>
+        <w:rPr>
+          <w:rFonts w:ascii="Courier New" w:hAnsi="Courier New" w:eastAsia="Courier New"/>
+          <w:sz w:val="18"/>
+        </w:rPr>
+        <w:t>High</w:t>
+      </w:r>
+      <w:r>
+        <w:t xml:space="preserve"> before Supabase insertion.</w:t>
       </w:r>
     </w:p>
     <w:p>
       <w:pPr>
-        <w:pStyle w:val="Heading1"/>
-        <w:pBdr>
-          <w:bottom w:val="single" w:sz="6" w:space="4" w:color="D9EAF7"/>
-        </w:pBdr>
+        <w:pStyle w:val="Heading2"/>
       </w:pPr>
       <w:r>
-        <w:rPr>
-          <w:rFonts w:ascii="Times New Roman" w:hAnsi="Times New Roman" w:eastAsia="Times New Roman"/>
-          <w:b/>
-          <w:i w:val="0"/>
-          <w:color w:val="12385B"/>
-          <w:sz w:val="36"/>
-        </w:rPr>
-        <w:t>5. Source Priority Rules</w:t>
+        <w:t>8. Source Priority Rules</w:t>
       </w:r>
     </w:p>
     <w:tbl>
       <w:tblPr>
         <w:tblStyle w:val="TableGrid"/>
-        <w:tblW w:type="pct" w:w="5000"/>
+        <w:tblW w:type="auto" w:w="0"/>
         <w:jc w:val="center"/>
-        <w:tblLayout w:type="autofit"/>
         <w:tblLook w:firstColumn="1" w:firstRow="1" w:lastColumn="0" w:lastRow="0" w:noHBand="0" w:noVBand="1" w:val="04A0"/>
       </w:tblPr>
       <w:tblGrid>
@@ -1451,40 +2616,18 @@
         <w:gridCol w:w="5184"/>
       </w:tblGrid>
       <w:tr>
-        <w:trPr>
-          <w:tblHeader w:val="true"/>
-        </w:trPr>
         <w:tc>
           <w:tcPr>
             <w:tcW w:type="dxa" w:w="5184"/>
+            <w:shd w:fill="D9EAF7"/>
             <w:vAlign w:val="center"/>
-            <w:tcMar>
-              <w:top w:w="85" w:type="dxa"/>
-              <w:start w:w="90" w:type="dxa"/>
-              <w:bottom w:w="85" w:type="dxa"/>
-              <w:end w:w="90" w:type="dxa"/>
-            </w:tcMar>
-            <w:tcBorders>
-              <w:top w:val="single" w:sz="6" w:space="0" w:color="AAB8C5"/>
-              <w:left w:val="single" w:sz="6" w:space="0" w:color="AAB8C5"/>
-              <w:bottom w:val="single" w:sz="6" w:space="0" w:color="AAB8C5"/>
-              <w:right w:val="single" w:sz="6" w:space="0" w:color="AAB8C5"/>
-            </w:tcBorders>
-            <w:shd w:fill="1F4E79"/>
           </w:tcPr>
           <w:p>
-            <w:pPr>
-              <w:spacing w:after="0"/>
-              <w:jc w:val="center"/>
-            </w:pPr>
             <w:r/>
             <w:r>
               <w:rPr>
-                <w:rFonts w:ascii="Times New Roman" w:hAnsi="Times New Roman" w:eastAsia="Times New Roman"/>
                 <w:b/>
-                <w:i w:val="0"/>
-                <w:color w:val="FFFFFF"/>
-                <w:sz w:val="24"/>
+                <w:sz w:val="17"/>
               </w:rPr>
               <w:t>Field</w:t>
             </w:r>
@@ -1493,34 +2636,15 @@
         <w:tc>
           <w:tcPr>
             <w:tcW w:type="dxa" w:w="5184"/>
+            <w:shd w:fill="D9EAF7"/>
             <w:vAlign w:val="center"/>
-            <w:tcMar>
-              <w:top w:w="85" w:type="dxa"/>
-              <w:start w:w="90" w:type="dxa"/>
-              <w:bottom w:w="85" w:type="dxa"/>
-              <w:end w:w="90" w:type="dxa"/>
-            </w:tcMar>
-            <w:tcBorders>
-              <w:top w:val="single" w:sz="6" w:space="0" w:color="AAB8C5"/>
-              <w:left w:val="single" w:sz="6" w:space="0" w:color="AAB8C5"/>
-              <w:bottom w:val="single" w:sz="6" w:space="0" w:color="AAB8C5"/>
-              <w:right w:val="single" w:sz="6" w:space="0" w:color="AAB8C5"/>
-            </w:tcBorders>
-            <w:shd w:fill="1F4E79"/>
           </w:tcPr>
           <w:p>
-            <w:pPr>
-              <w:spacing w:after="0"/>
-              <w:jc w:val="center"/>
-            </w:pPr>
             <w:r/>
             <w:r>
               <w:rPr>
-                <w:rFonts w:ascii="Times New Roman" w:hAnsi="Times New Roman" w:eastAsia="Times New Roman"/>
                 <w:b/>
-                <w:i w:val="0"/>
-                <w:color w:val="FFFFFF"/>
-                <w:sz w:val="24"/>
+                <w:sz w:val="17"/>
               </w:rPr>
               <w:t>Priority</w:t>
             </w:r>
@@ -1528,40 +2652,17 @@
         </w:tc>
       </w:tr>
       <w:tr>
-        <w:trPr>
-          <w:cantSplit/>
-        </w:trPr>
         <w:tc>
           <w:tcPr>
             <w:tcW w:type="dxa" w:w="5184"/>
-            <w:vAlign w:val="center"/>
-            <w:tcMar>
-              <w:top w:w="85" w:type="dxa"/>
-              <w:start w:w="90" w:type="dxa"/>
-              <w:bottom w:w="85" w:type="dxa"/>
-              <w:end w:w="90" w:type="dxa"/>
-            </w:tcMar>
-            <w:tcBorders>
-              <w:top w:val="single" w:sz="6" w:space="0" w:color="D0D7DE"/>
-              <w:left w:val="single" w:sz="6" w:space="0" w:color="D0D7DE"/>
-              <w:bottom w:val="single" w:sz="6" w:space="0" w:color="D0D7DE"/>
-              <w:right w:val="single" w:sz="6" w:space="0" w:color="D0D7DE"/>
-            </w:tcBorders>
-            <w:shd w:fill="FFFFFF"/>
+            <w:vAlign w:val="top"/>
           </w:tcPr>
           <w:p>
-            <w:pPr>
-              <w:spacing w:after="0"/>
-              <w:jc w:val="left"/>
-            </w:pPr>
             <w:r/>
             <w:r>
               <w:rPr>
-                <w:rFonts w:ascii="Times New Roman" w:hAnsi="Times New Roman" w:eastAsia="Times New Roman"/>
                 <w:b w:val="0"/>
-                <w:i w:val="0"/>
-                <w:color w:val="1F1F1F"/>
-                <w:sz w:val="24"/>
+                <w:sz w:val="17"/>
               </w:rPr>
               <w:t>Time</w:t>
             </w:r>
@@ -1570,75 +2671,32 @@
         <w:tc>
           <w:tcPr>
             <w:tcW w:type="dxa" w:w="5184"/>
-            <w:vAlign w:val="center"/>
-            <w:tcMar>
-              <w:top w:w="85" w:type="dxa"/>
-              <w:start w:w="90" w:type="dxa"/>
-              <w:bottom w:w="85" w:type="dxa"/>
-              <w:end w:w="90" w:type="dxa"/>
-            </w:tcMar>
-            <w:tcBorders>
-              <w:top w:val="single" w:sz="6" w:space="0" w:color="D0D7DE"/>
-              <w:left w:val="single" w:sz="6" w:space="0" w:color="D0D7DE"/>
-              <w:bottom w:val="single" w:sz="6" w:space="0" w:color="D0D7DE"/>
-              <w:right w:val="single" w:sz="6" w:space="0" w:color="D0D7DE"/>
-            </w:tcBorders>
-            <w:shd w:fill="FFFFFF"/>
+            <w:vAlign w:val="top"/>
           </w:tcPr>
           <w:p>
-            <w:pPr>
-              <w:spacing w:after="0"/>
-              <w:jc w:val="left"/>
-            </w:pPr>
             <w:r/>
             <w:r>
               <w:rPr>
-                <w:rFonts w:ascii="Times New Roman" w:hAnsi="Times New Roman" w:eastAsia="Times New Roman"/>
                 <w:b w:val="0"/>
-                <w:i w:val="0"/>
-                <w:color w:val="1F1F1F"/>
-                <w:sz w:val="24"/>
+                <w:sz w:val="17"/>
               </w:rPr>
-              <w:t>PDF/text first, then audio, then video timestamp, then Unknown</w:t>
+              <w:t>PDF/text/CSV/JSON explicit time first, then audio transcript, then video timestamp, then image OCR, then `Unknown`</w:t>
             </w:r>
           </w:p>
         </w:tc>
       </w:tr>
       <w:tr>
-        <w:trPr>
-          <w:cantSplit/>
-        </w:trPr>
         <w:tc>
           <w:tcPr>
             <w:tcW w:type="dxa" w:w="5184"/>
-            <w:vAlign w:val="center"/>
-            <w:tcMar>
-              <w:top w:w="85" w:type="dxa"/>
-              <w:start w:w="90" w:type="dxa"/>
-              <w:bottom w:w="85" w:type="dxa"/>
-              <w:end w:w="90" w:type="dxa"/>
-            </w:tcMar>
-            <w:tcBorders>
-              <w:top w:val="single" w:sz="6" w:space="0" w:color="D0D7DE"/>
-              <w:left w:val="single" w:sz="6" w:space="0" w:color="D0D7DE"/>
-              <w:bottom w:val="single" w:sz="6" w:space="0" w:color="D0D7DE"/>
-              <w:right w:val="single" w:sz="6" w:space="0" w:color="D0D7DE"/>
-            </w:tcBorders>
-            <w:shd w:fill="F8FAFC"/>
+            <w:vAlign w:val="top"/>
           </w:tcPr>
           <w:p>
-            <w:pPr>
-              <w:spacing w:after="0"/>
-              <w:jc w:val="left"/>
-            </w:pPr>
             <w:r/>
             <w:r>
               <w:rPr>
-                <w:rFonts w:ascii="Times New Roman" w:hAnsi="Times New Roman" w:eastAsia="Times New Roman"/>
                 <w:b w:val="0"/>
-                <w:i w:val="0"/>
-                <w:color w:val="1F1F1F"/>
-                <w:sz w:val="24"/>
+                <w:sz w:val="17"/>
               </w:rPr>
               <w:t>Location</w:t>
             </w:r>
@@ -1647,75 +2705,32 @@
         <w:tc>
           <w:tcPr>
             <w:tcW w:type="dxa" w:w="5184"/>
-            <w:vAlign w:val="center"/>
-            <w:tcMar>
-              <w:top w:w="85" w:type="dxa"/>
-              <w:start w:w="90" w:type="dxa"/>
-              <w:bottom w:w="85" w:type="dxa"/>
-              <w:end w:w="90" w:type="dxa"/>
-            </w:tcMar>
-            <w:tcBorders>
-              <w:top w:val="single" w:sz="6" w:space="0" w:color="D0D7DE"/>
-              <w:left w:val="single" w:sz="6" w:space="0" w:color="D0D7DE"/>
-              <w:bottom w:val="single" w:sz="6" w:space="0" w:color="D0D7DE"/>
-              <w:right w:val="single" w:sz="6" w:space="0" w:color="D0D7DE"/>
-            </w:tcBorders>
-            <w:shd w:fill="F8FAFC"/>
+            <w:vAlign w:val="top"/>
           </w:tcPr>
           <w:p>
-            <w:pPr>
-              <w:spacing w:after="0"/>
-              <w:jc w:val="left"/>
-            </w:pPr>
             <w:r/>
             <w:r>
               <w:rPr>
-                <w:rFonts w:ascii="Times New Roman" w:hAnsi="Times New Roman" w:eastAsia="Times New Roman"/>
                 <w:b w:val="0"/>
-                <w:i w:val="0"/>
-                <w:color w:val="1F1F1F"/>
-                <w:sz w:val="24"/>
+                <w:sz w:val="17"/>
               </w:rPr>
-              <w:t>PDF/text first, then audio, then image OCR, then Unknown</w:t>
+              <w:t>PDF/text/CSV/JSON explicit location first, then audio transcript, then image OCR, then `Unknown`</w:t>
             </w:r>
           </w:p>
         </w:tc>
       </w:tr>
       <w:tr>
-        <w:trPr>
-          <w:cantSplit/>
-        </w:trPr>
         <w:tc>
           <w:tcPr>
             <w:tcW w:type="dxa" w:w="5184"/>
-            <w:vAlign w:val="center"/>
-            <w:tcMar>
-              <w:top w:w="85" w:type="dxa"/>
-              <w:start w:w="90" w:type="dxa"/>
-              <w:bottom w:w="85" w:type="dxa"/>
-              <w:end w:w="90" w:type="dxa"/>
-            </w:tcMar>
-            <w:tcBorders>
-              <w:top w:val="single" w:sz="6" w:space="0" w:color="D0D7DE"/>
-              <w:left w:val="single" w:sz="6" w:space="0" w:color="D0D7DE"/>
-              <w:bottom w:val="single" w:sz="6" w:space="0" w:color="D0D7DE"/>
-              <w:right w:val="single" w:sz="6" w:space="0" w:color="D0D7DE"/>
-            </w:tcBorders>
-            <w:shd w:fill="FFFFFF"/>
+            <w:vAlign w:val="top"/>
           </w:tcPr>
           <w:p>
-            <w:pPr>
-              <w:spacing w:after="0"/>
-              <w:jc w:val="left"/>
-            </w:pPr>
             <w:r/>
             <w:r>
               <w:rPr>
-                <w:rFonts w:ascii="Times New Roman" w:hAnsi="Times New Roman" w:eastAsia="Times New Roman"/>
                 <w:b w:val="0"/>
-                <w:i w:val="0"/>
-                <w:color w:val="1F1F1F"/>
-                <w:sz w:val="24"/>
+                <w:sz w:val="17"/>
               </w:rPr>
               <w:t>Event</w:t>
             </w:r>
@@ -1724,75 +2739,32 @@
         <w:tc>
           <w:tcPr>
             <w:tcW w:type="dxa" w:w="5184"/>
-            <w:vAlign w:val="center"/>
-            <w:tcMar>
-              <w:top w:w="85" w:type="dxa"/>
-              <w:start w:w="90" w:type="dxa"/>
-              <w:bottom w:w="85" w:type="dxa"/>
-              <w:end w:w="90" w:type="dxa"/>
-            </w:tcMar>
-            <w:tcBorders>
-              <w:top w:val="single" w:sz="6" w:space="0" w:color="D0D7DE"/>
-              <w:left w:val="single" w:sz="6" w:space="0" w:color="D0D7DE"/>
-              <w:bottom w:val="single" w:sz="6" w:space="0" w:color="D0D7DE"/>
-              <w:right w:val="single" w:sz="6" w:space="0" w:color="D0D7DE"/>
-            </w:tcBorders>
-            <w:shd w:fill="FFFFFF"/>
+            <w:vAlign w:val="top"/>
           </w:tcPr>
           <w:p>
-            <w:pPr>
-              <w:spacing w:after="0"/>
-              <w:jc w:val="left"/>
-            </w:pPr>
             <w:r/>
             <w:r>
               <w:rPr>
-                <w:rFonts w:ascii="Times New Roman" w:hAnsi="Times New Roman" w:eastAsia="Times New Roman"/>
                 <w:b w:val="0"/>
-                <w:i w:val="0"/>
-                <w:color w:val="1F1F1F"/>
-                <w:sz w:val="24"/>
+                <w:sz w:val="17"/>
               </w:rPr>
-              <w:t>Highest-confidence or highest-severity signal first</w:t>
+              <w:t>Highest-confidence or highest-severity integrated signal first</w:t>
             </w:r>
           </w:p>
         </w:tc>
       </w:tr>
       <w:tr>
-        <w:trPr>
-          <w:cantSplit/>
-        </w:trPr>
         <w:tc>
           <w:tcPr>
             <w:tcW w:type="dxa" w:w="5184"/>
-            <w:vAlign w:val="center"/>
-            <w:tcMar>
-              <w:top w:w="85" w:type="dxa"/>
-              <w:start w:w="90" w:type="dxa"/>
-              <w:bottom w:w="85" w:type="dxa"/>
-              <w:end w:w="90" w:type="dxa"/>
-            </w:tcMar>
-            <w:tcBorders>
-              <w:top w:val="single" w:sz="6" w:space="0" w:color="D0D7DE"/>
-              <w:left w:val="single" w:sz="6" w:space="0" w:color="D0D7DE"/>
-              <w:bottom w:val="single" w:sz="6" w:space="0" w:color="D0D7DE"/>
-              <w:right w:val="single" w:sz="6" w:space="0" w:color="D0D7DE"/>
-            </w:tcBorders>
-            <w:shd w:fill="F8FAFC"/>
+            <w:vAlign w:val="top"/>
           </w:tcPr>
           <w:p>
-            <w:pPr>
-              <w:spacing w:after="0"/>
-              <w:jc w:val="left"/>
-            </w:pPr>
             <w:r/>
             <w:r>
               <w:rPr>
-                <w:rFonts w:ascii="Times New Roman" w:hAnsi="Times New Roman" w:eastAsia="Times New Roman"/>
                 <w:b w:val="0"/>
-                <w:i w:val="0"/>
-                <w:color w:val="1F1F1F"/>
-                <w:sz w:val="24"/>
+                <w:sz w:val="17"/>
               </w:rPr>
               <w:t>Severity</w:t>
             </w:r>
@@ -1801,36 +2773,50 @@
         <w:tc>
           <w:tcPr>
             <w:tcW w:type="dxa" w:w="5184"/>
-            <w:vAlign w:val="center"/>
-            <w:tcMar>
-              <w:top w:w="85" w:type="dxa"/>
-              <w:start w:w="90" w:type="dxa"/>
-              <w:bottom w:w="85" w:type="dxa"/>
-              <w:end w:w="90" w:type="dxa"/>
-            </w:tcMar>
-            <w:tcBorders>
-              <w:top w:val="single" w:sz="6" w:space="0" w:color="D0D7DE"/>
-              <w:left w:val="single" w:sz="6" w:space="0" w:color="D0D7DE"/>
-              <w:bottom w:val="single" w:sz="6" w:space="0" w:color="D0D7DE"/>
-              <w:right w:val="single" w:sz="6" w:space="0" w:color="D0D7DE"/>
-            </w:tcBorders>
-            <w:shd w:fill="F8FAFC"/>
+            <w:vAlign w:val="top"/>
           </w:tcPr>
           <w:p>
-            <w:pPr>
-              <w:spacing w:after="0"/>
-              <w:jc w:val="left"/>
-            </w:pPr>
             <w:r/>
             <w:r>
               <w:rPr>
-                <w:rFonts w:ascii="Times New Roman" w:hAnsi="Times New Roman" w:eastAsia="Times New Roman"/>
                 <w:b w:val="0"/>
-                <w:i w:val="0"/>
-                <w:color w:val="1F1F1F"/>
-                <w:sz w:val="24"/>
+                <w:sz w:val="17"/>
               </w:rPr>
-              <w:t>Highest severity across all available modality signals</w:t>
+              <w:t>Highest severity across available signals</w:t>
+            </w:r>
+          </w:p>
+        </w:tc>
+      </w:tr>
+      <w:tr>
+        <w:tc>
+          <w:tcPr>
+            <w:tcW w:type="dxa" w:w="5184"/>
+            <w:vAlign w:val="top"/>
+          </w:tcPr>
+          <w:p>
+            <w:r/>
+            <w:r>
+              <w:rPr>
+                <w:b w:val="0"/>
+                <w:sz w:val="17"/>
+              </w:rPr>
+              <w:t>Summary</w:t>
+            </w:r>
+          </w:p>
+        </w:tc>
+        <w:tc>
+          <w:tcPr>
+            <w:tcW w:type="dxa" w:w="5184"/>
+            <w:vAlign w:val="top"/>
+          </w:tcPr>
+          <w:p>
+            <w:r/>
+            <w:r>
+              <w:rPr>
+                <w:b w:val="0"/>
+                <w:sz w:val="17"/>
+              </w:rPr>
+              <w:t>Use integrated final fields first; raw text is supporting context only</w:t>
             </w:r>
           </w:p>
         </w:tc>
@@ -1839,28 +2825,17 @@
     <w:p/>
     <w:p>
       <w:pPr>
-        <w:pStyle w:val="Heading1"/>
-        <w:pBdr>
-          <w:bottom w:val="single" w:sz="6" w:space="4" w:color="D9EAF7"/>
-        </w:pBdr>
+        <w:pStyle w:val="Heading2"/>
       </w:pPr>
       <w:r>
-        <w:rPr>
-          <w:rFonts w:ascii="Times New Roman" w:hAnsi="Times New Roman" w:eastAsia="Times New Roman"/>
-          <w:b/>
-          <w:i w:val="0"/>
-          <w:color w:val="12385B"/>
-          <w:sz w:val="36"/>
-        </w:rPr>
-        <w:t>6. Fallback Rules</w:t>
+        <w:t>9. Fallback Rules</w:t>
       </w:r>
     </w:p>
     <w:tbl>
       <w:tblPr>
         <w:tblStyle w:val="TableGrid"/>
-        <w:tblW w:type="pct" w:w="5000"/>
+        <w:tblW w:type="auto" w:w="0"/>
         <w:jc w:val="center"/>
-        <w:tblLayout w:type="autofit"/>
         <w:tblLook w:firstColumn="1" w:firstRow="1" w:lastColumn="0" w:lastRow="0" w:noHBand="0" w:noVBand="1" w:val="04A0"/>
       </w:tblPr>
       <w:tblGrid>
@@ -1868,40 +2843,18 @@
         <w:gridCol w:w="5184"/>
       </w:tblGrid>
       <w:tr>
-        <w:trPr>
-          <w:tblHeader w:val="true"/>
-        </w:trPr>
         <w:tc>
           <w:tcPr>
             <w:tcW w:type="dxa" w:w="5184"/>
+            <w:shd w:fill="D9EAF7"/>
             <w:vAlign w:val="center"/>
-            <w:tcMar>
-              <w:top w:w="85" w:type="dxa"/>
-              <w:start w:w="90" w:type="dxa"/>
-              <w:bottom w:w="85" w:type="dxa"/>
-              <w:end w:w="90" w:type="dxa"/>
-            </w:tcMar>
-            <w:tcBorders>
-              <w:top w:val="single" w:sz="6" w:space="0" w:color="AAB8C5"/>
-              <w:left w:val="single" w:sz="6" w:space="0" w:color="AAB8C5"/>
-              <w:bottom w:val="single" w:sz="6" w:space="0" w:color="AAB8C5"/>
-              <w:right w:val="single" w:sz="6" w:space="0" w:color="AAB8C5"/>
-            </w:tcBorders>
-            <w:shd w:fill="1F4E79"/>
           </w:tcPr>
           <w:p>
-            <w:pPr>
-              <w:spacing w:after="0"/>
-              <w:jc w:val="center"/>
-            </w:pPr>
             <w:r/>
             <w:r>
               <w:rPr>
-                <w:rFonts w:ascii="Times New Roman" w:hAnsi="Times New Roman" w:eastAsia="Times New Roman"/>
                 <w:b/>
-                <w:i w:val="0"/>
-                <w:color w:val="FFFFFF"/>
-                <w:sz w:val="24"/>
+                <w:sz w:val="17"/>
               </w:rPr>
               <w:t>Failure</w:t>
             </w:r>
@@ -1910,34 +2863,15 @@
         <w:tc>
           <w:tcPr>
             <w:tcW w:type="dxa" w:w="5184"/>
+            <w:shd w:fill="D9EAF7"/>
             <w:vAlign w:val="center"/>
-            <w:tcMar>
-              <w:top w:w="85" w:type="dxa"/>
-              <w:start w:w="90" w:type="dxa"/>
-              <w:bottom w:w="85" w:type="dxa"/>
-              <w:end w:w="90" w:type="dxa"/>
-            </w:tcMar>
-            <w:tcBorders>
-              <w:top w:val="single" w:sz="6" w:space="0" w:color="AAB8C5"/>
-              <w:left w:val="single" w:sz="6" w:space="0" w:color="AAB8C5"/>
-              <w:bottom w:val="single" w:sz="6" w:space="0" w:color="AAB8C5"/>
-              <w:right w:val="single" w:sz="6" w:space="0" w:color="AAB8C5"/>
-            </w:tcBorders>
-            <w:shd w:fill="1F4E79"/>
           </w:tcPr>
           <w:p>
-            <w:pPr>
-              <w:spacing w:after="0"/>
-              <w:jc w:val="center"/>
-            </w:pPr>
             <w:r/>
             <w:r>
               <w:rPr>
-                <w:rFonts w:ascii="Times New Roman" w:hAnsi="Times New Roman" w:eastAsia="Times New Roman"/>
                 <w:b/>
-                <w:i w:val="0"/>
-                <w:color w:val="FFFFFF"/>
-                <w:sz w:val="24"/>
+                <w:sz w:val="17"/>
               </w:rPr>
               <w:t>Required Fallback</w:t>
             </w:r>
@@ -1945,117 +2879,85 @@
         </w:tc>
       </w:tr>
       <w:tr>
-        <w:trPr>
-          <w:cantSplit/>
-        </w:trPr>
         <w:tc>
           <w:tcPr>
             <w:tcW w:type="dxa" w:w="5184"/>
-            <w:vAlign w:val="center"/>
-            <w:tcMar>
-              <w:top w:w="85" w:type="dxa"/>
-              <w:start w:w="90" w:type="dxa"/>
-              <w:bottom w:w="85" w:type="dxa"/>
-              <w:end w:w="90" w:type="dxa"/>
-            </w:tcMar>
-            <w:tcBorders>
-              <w:top w:val="single" w:sz="6" w:space="0" w:color="D0D7DE"/>
-              <w:left w:val="single" w:sz="6" w:space="0" w:color="D0D7DE"/>
-              <w:bottom w:val="single" w:sz="6" w:space="0" w:color="D0D7DE"/>
-              <w:right w:val="single" w:sz="6" w:space="0" w:color="D0D7DE"/>
-            </w:tcBorders>
-            <w:shd w:fill="FFFFFF"/>
+            <w:vAlign w:val="top"/>
           </w:tcPr>
           <w:p>
-            <w:pPr>
-              <w:spacing w:after="0"/>
-              <w:jc w:val="left"/>
-            </w:pPr>
             <w:r/>
             <w:r>
               <w:rPr>
-                <w:rFonts w:ascii="Times New Roman" w:hAnsi="Times New Roman" w:eastAsia="Times New Roman"/>
                 <w:b w:val="0"/>
-                <w:i w:val="0"/>
-                <w:color w:val="1F1F1F"/>
-                <w:sz w:val="24"/>
+                <w:sz w:val="17"/>
               </w:rPr>
-              <w:t>Missing modality</w:t>
+              <w:t>Unsupported file type</w:t>
             </w:r>
           </w:p>
         </w:tc>
         <w:tc>
           <w:tcPr>
             <w:tcW w:type="dxa" w:w="5184"/>
-            <w:vAlign w:val="center"/>
-            <w:tcMar>
-              <w:top w:w="85" w:type="dxa"/>
-              <w:start w:w="90" w:type="dxa"/>
-              <w:bottom w:w="85" w:type="dxa"/>
-              <w:end w:w="90" w:type="dxa"/>
-            </w:tcMar>
-            <w:tcBorders>
-              <w:top w:val="single" w:sz="6" w:space="0" w:color="D0D7DE"/>
-              <w:left w:val="single" w:sz="6" w:space="0" w:color="D0D7DE"/>
-              <w:bottom w:val="single" w:sz="6" w:space="0" w:color="D0D7DE"/>
-              <w:right w:val="single" w:sz="6" w:space="0" w:color="D0D7DE"/>
-            </w:tcBorders>
-            <w:shd w:fill="FFFFFF"/>
+            <w:vAlign w:val="top"/>
           </w:tcPr>
           <w:p>
-            <w:pPr>
-              <w:spacing w:after="0"/>
-              <w:jc w:val="left"/>
-            </w:pPr>
             <w:r/>
             <w:r>
               <w:rPr>
-                <w:rFonts w:ascii="Times New Roman" w:hAnsi="Times New Roman" w:eastAsia="Times New Roman"/>
                 <w:b w:val="0"/>
-                <w:i w:val="0"/>
-                <w:color w:val="1F1F1F"/>
-                <w:sz w:val="24"/>
+                <w:sz w:val="17"/>
               </w:rPr>
-              <w:t>Continue pipeline</w:t>
+              <w:t>Show clear Streamlit error and do not insert rows</w:t>
             </w:r>
           </w:p>
         </w:tc>
       </w:tr>
       <w:tr>
-        <w:trPr>
-          <w:cantSplit/>
-        </w:trPr>
         <w:tc>
           <w:tcPr>
             <w:tcW w:type="dxa" w:w="5184"/>
-            <w:vAlign w:val="center"/>
-            <w:tcMar>
-              <w:top w:w="85" w:type="dxa"/>
-              <w:start w:w="90" w:type="dxa"/>
-              <w:bottom w:w="85" w:type="dxa"/>
-              <w:end w:w="90" w:type="dxa"/>
-            </w:tcMar>
-            <w:tcBorders>
-              <w:top w:val="single" w:sz="6" w:space="0" w:color="D0D7DE"/>
-              <w:left w:val="single" w:sz="6" w:space="0" w:color="D0D7DE"/>
-              <w:bottom w:val="single" w:sz="6" w:space="0" w:color="D0D7DE"/>
-              <w:right w:val="single" w:sz="6" w:space="0" w:color="D0D7DE"/>
-            </w:tcBorders>
-            <w:shd w:fill="F8FAFC"/>
+            <w:vAlign w:val="top"/>
           </w:tcPr>
           <w:p>
-            <w:pPr>
-              <w:spacing w:after="0"/>
-              <w:jc w:val="left"/>
-            </w:pPr>
             <w:r/>
             <w:r>
               <w:rPr>
-                <w:rFonts w:ascii="Times New Roman" w:hAnsi="Times New Roman" w:eastAsia="Times New Roman"/>
                 <w:b w:val="0"/>
-                <w:i w:val="0"/>
-                <w:color w:val="1F1F1F"/>
-                <w:sz w:val="24"/>
+                <w:sz w:val="17"/>
+              </w:rPr>
+              <w:t>Extractor returns empty DataFrame</w:t>
+            </w:r>
+          </w:p>
+        </w:tc>
+        <w:tc>
+          <w:tcPr>
+            <w:tcW w:type="dxa" w:w="5184"/>
+            <w:vAlign w:val="top"/>
+          </w:tcPr>
+          <w:p>
+            <w:r/>
+            <w:r>
+              <w:rPr>
+                <w:b w:val="0"/>
+                <w:sz w:val="17"/>
+              </w:rPr>
+              <w:t>Show no incident found message; insert nothing unless demo rules require an Unknown row</w:t>
+            </w:r>
+          </w:p>
+        </w:tc>
+      </w:tr>
+      <w:tr>
+        <w:tc>
+          <w:tcPr>
+            <w:tcW w:type="dxa" w:w="5184"/>
+            <w:vAlign w:val="top"/>
+          </w:tcPr>
+          <w:p>
+            <w:r/>
+            <w:r>
+              <w:rPr>
+                <w:b w:val="0"/>
+                <w:sz w:val="17"/>
               </w:rPr>
               <w:t>Failed audio transcription</w:t>
             </w:r>
@@ -2064,75 +2966,32 @@
         <w:tc>
           <w:tcPr>
             <w:tcW w:type="dxa" w:w="5184"/>
-            <w:vAlign w:val="center"/>
-            <w:tcMar>
-              <w:top w:w="85" w:type="dxa"/>
-              <w:start w:w="90" w:type="dxa"/>
-              <w:bottom w:w="85" w:type="dxa"/>
-              <w:end w:w="90" w:type="dxa"/>
-            </w:tcMar>
-            <w:tcBorders>
-              <w:top w:val="single" w:sz="6" w:space="0" w:color="D0D7DE"/>
-              <w:left w:val="single" w:sz="6" w:space="0" w:color="D0D7DE"/>
-              <w:bottom w:val="single" w:sz="6" w:space="0" w:color="D0D7DE"/>
-              <w:right w:val="single" w:sz="6" w:space="0" w:color="D0D7DE"/>
-            </w:tcBorders>
-            <w:shd w:fill="F8FAFC"/>
+            <w:vAlign w:val="top"/>
           </w:tcPr>
           <w:p>
-            <w:pPr>
-              <w:spacing w:after="0"/>
-              <w:jc w:val="left"/>
-            </w:pPr>
             <w:r/>
             <w:r>
               <w:rPr>
-                <w:rFonts w:ascii="Times New Roman" w:hAnsi="Times New Roman" w:eastAsia="Times New Roman"/>
                 <w:b w:val="0"/>
-                <w:i w:val="0"/>
-                <w:color w:val="1F1F1F"/>
-                <w:sz w:val="24"/>
+                <w:sz w:val="17"/>
               </w:rPr>
-              <w:t>Use Unknown transcript-derived fields</w:t>
+              <w:t>Use Unknown transcript-derived fields and continue if possible</w:t>
             </w:r>
           </w:p>
         </w:tc>
       </w:tr>
       <w:tr>
-        <w:trPr>
-          <w:cantSplit/>
-        </w:trPr>
         <w:tc>
           <w:tcPr>
             <w:tcW w:type="dxa" w:w="5184"/>
-            <w:vAlign w:val="center"/>
-            <w:tcMar>
-              <w:top w:w="85" w:type="dxa"/>
-              <w:start w:w="90" w:type="dxa"/>
-              <w:bottom w:w="85" w:type="dxa"/>
-              <w:end w:w="90" w:type="dxa"/>
-            </w:tcMar>
-            <w:tcBorders>
-              <w:top w:val="single" w:sz="6" w:space="0" w:color="D0D7DE"/>
-              <w:left w:val="single" w:sz="6" w:space="0" w:color="D0D7DE"/>
-              <w:bottom w:val="single" w:sz="6" w:space="0" w:color="D0D7DE"/>
-              <w:right w:val="single" w:sz="6" w:space="0" w:color="D0D7DE"/>
-            </w:tcBorders>
-            <w:shd w:fill="FFFFFF"/>
+            <w:vAlign w:val="top"/>
           </w:tcPr>
           <w:p>
-            <w:pPr>
-              <w:spacing w:after="0"/>
-              <w:jc w:val="left"/>
-            </w:pPr>
             <w:r/>
             <w:r>
               <w:rPr>
-                <w:rFonts w:ascii="Times New Roman" w:hAnsi="Times New Roman" w:eastAsia="Times New Roman"/>
                 <w:b w:val="0"/>
-                <w:i w:val="0"/>
-                <w:color w:val="1F1F1F"/>
-                <w:sz w:val="24"/>
+                <w:sz w:val="17"/>
               </w:rPr>
               <w:t>PDF text extraction empty</w:t>
             </w:r>
@@ -2141,75 +3000,32 @@
         <w:tc>
           <w:tcPr>
             <w:tcW w:type="dxa" w:w="5184"/>
-            <w:vAlign w:val="center"/>
-            <w:tcMar>
-              <w:top w:w="85" w:type="dxa"/>
-              <w:start w:w="90" w:type="dxa"/>
-              <w:bottom w:w="85" w:type="dxa"/>
-              <w:end w:w="90" w:type="dxa"/>
-            </w:tcMar>
-            <w:tcBorders>
-              <w:top w:val="single" w:sz="6" w:space="0" w:color="D0D7DE"/>
-              <w:left w:val="single" w:sz="6" w:space="0" w:color="D0D7DE"/>
-              <w:bottom w:val="single" w:sz="6" w:space="0" w:color="D0D7DE"/>
-              <w:right w:val="single" w:sz="6" w:space="0" w:color="D0D7DE"/>
-            </w:tcBorders>
-            <w:shd w:fill="FFFFFF"/>
+            <w:vAlign w:val="top"/>
           </w:tcPr>
           <w:p>
-            <w:pPr>
-              <w:spacing w:after="0"/>
-              <w:jc w:val="left"/>
-            </w:pPr>
             <w:r/>
             <w:r>
               <w:rPr>
-                <w:rFonts w:ascii="Times New Roman" w:hAnsi="Times New Roman" w:eastAsia="Times New Roman"/>
                 <w:b w:val="0"/>
-                <w:i w:val="0"/>
-                <w:color w:val="1F1F1F"/>
-                <w:sz w:val="24"/>
+                <w:sz w:val="17"/>
               </w:rPr>
-              <w:t>Try OCR fallback</w:t>
+              <w:t>Try OCR fallback when enabled</w:t>
             </w:r>
           </w:p>
         </w:tc>
       </w:tr>
       <w:tr>
-        <w:trPr>
-          <w:cantSplit/>
-        </w:trPr>
         <w:tc>
           <w:tcPr>
             <w:tcW w:type="dxa" w:w="5184"/>
-            <w:vAlign w:val="center"/>
-            <w:tcMar>
-              <w:top w:w="85" w:type="dxa"/>
-              <w:start w:w="90" w:type="dxa"/>
-              <w:bottom w:w="85" w:type="dxa"/>
-              <w:end w:w="90" w:type="dxa"/>
-            </w:tcMar>
-            <w:tcBorders>
-              <w:top w:val="single" w:sz="6" w:space="0" w:color="D0D7DE"/>
-              <w:left w:val="single" w:sz="6" w:space="0" w:color="D0D7DE"/>
-              <w:bottom w:val="single" w:sz="6" w:space="0" w:color="D0D7DE"/>
-              <w:right w:val="single" w:sz="6" w:space="0" w:color="D0D7DE"/>
-            </w:tcBorders>
-            <w:shd w:fill="F8FAFC"/>
+            <w:vAlign w:val="top"/>
           </w:tcPr>
           <w:p>
-            <w:pPr>
-              <w:spacing w:after="0"/>
-              <w:jc w:val="left"/>
-            </w:pPr>
             <w:r/>
             <w:r>
               <w:rPr>
-                <w:rFonts w:ascii="Times New Roman" w:hAnsi="Times New Roman" w:eastAsia="Times New Roman"/>
                 <w:b w:val="0"/>
-                <w:i w:val="0"/>
-                <w:color w:val="1F1F1F"/>
-                <w:sz w:val="24"/>
+                <w:sz w:val="17"/>
               </w:rPr>
               <w:t>OCR unavailable or failed</w:t>
             </w:r>
@@ -2218,75 +3034,32 @@
         <w:tc>
           <w:tcPr>
             <w:tcW w:type="dxa" w:w="5184"/>
-            <w:vAlign w:val="center"/>
-            <w:tcMar>
-              <w:top w:w="85" w:type="dxa"/>
-              <w:start w:w="90" w:type="dxa"/>
-              <w:bottom w:w="85" w:type="dxa"/>
-              <w:end w:w="90" w:type="dxa"/>
-            </w:tcMar>
-            <w:tcBorders>
-              <w:top w:val="single" w:sz="6" w:space="0" w:color="D0D7DE"/>
-              <w:left w:val="single" w:sz="6" w:space="0" w:color="D0D7DE"/>
-              <w:bottom w:val="single" w:sz="6" w:space="0" w:color="D0D7DE"/>
-              <w:right w:val="single" w:sz="6" w:space="0" w:color="D0D7DE"/>
-            </w:tcBorders>
-            <w:shd w:fill="F8FAFC"/>
+            <w:vAlign w:val="top"/>
           </w:tcPr>
           <w:p>
-            <w:pPr>
-              <w:spacing w:after="0"/>
-              <w:jc w:val="left"/>
-            </w:pPr>
             <w:r/>
             <w:r>
               <w:rPr>
-                <w:rFonts w:ascii="Times New Roman" w:hAnsi="Times New Roman" w:eastAsia="Times New Roman"/>
                 <w:b w:val="0"/>
-                <w:i w:val="0"/>
-                <w:color w:val="1F1F1F"/>
-                <w:sz w:val="24"/>
+                <w:sz w:val="17"/>
               </w:rPr>
-              <w:t>Use Unknown</w:t>
+              <w:t>Use Unknown fields and continue</w:t>
             </w:r>
           </w:p>
         </w:tc>
       </w:tr>
       <w:tr>
-        <w:trPr>
-          <w:cantSplit/>
-        </w:trPr>
         <w:tc>
           <w:tcPr>
             <w:tcW w:type="dxa" w:w="5184"/>
-            <w:vAlign w:val="center"/>
-            <w:tcMar>
-              <w:top w:w="85" w:type="dxa"/>
-              <w:start w:w="90" w:type="dxa"/>
-              <w:bottom w:w="85" w:type="dxa"/>
-              <w:end w:w="90" w:type="dxa"/>
-            </w:tcMar>
-            <w:tcBorders>
-              <w:top w:val="single" w:sz="6" w:space="0" w:color="D0D7DE"/>
-              <w:left w:val="single" w:sz="6" w:space="0" w:color="D0D7DE"/>
-              <w:bottom w:val="single" w:sz="6" w:space="0" w:color="D0D7DE"/>
-              <w:right w:val="single" w:sz="6" w:space="0" w:color="D0D7DE"/>
-            </w:tcBorders>
-            <w:shd w:fill="FFFFFF"/>
+            <w:vAlign w:val="top"/>
           </w:tcPr>
           <w:p>
-            <w:pPr>
-              <w:spacing w:after="0"/>
-              <w:jc w:val="left"/>
-            </w:pPr>
             <w:r/>
             <w:r>
               <w:rPr>
-                <w:rFonts w:ascii="Times New Roman" w:hAnsi="Times New Roman" w:eastAsia="Times New Roman"/>
                 <w:b w:val="0"/>
-                <w:i w:val="0"/>
-                <w:color w:val="1F1F1F"/>
-                <w:sz w:val="24"/>
+                <w:sz w:val="17"/>
               </w:rPr>
               <w:t>Image/video model detects nothing</w:t>
             </w:r>
@@ -2295,267 +3068,118 @@
         <w:tc>
           <w:tcPr>
             <w:tcW w:type="dxa" w:w="5184"/>
-            <w:vAlign w:val="center"/>
-            <w:tcMar>
-              <w:top w:w="85" w:type="dxa"/>
-              <w:start w:w="90" w:type="dxa"/>
-              <w:bottom w:w="85" w:type="dxa"/>
-              <w:end w:w="90" w:type="dxa"/>
-            </w:tcMar>
-            <w:tcBorders>
-              <w:top w:val="single" w:sz="6" w:space="0" w:color="D0D7DE"/>
-              <w:left w:val="single" w:sz="6" w:space="0" w:color="D0D7DE"/>
-              <w:bottom w:val="single" w:sz="6" w:space="0" w:color="D0D7DE"/>
-              <w:right w:val="single" w:sz="6" w:space="0" w:color="D0D7DE"/>
-            </w:tcBorders>
-            <w:shd w:fill="FFFFFF"/>
+            <w:vAlign w:val="top"/>
           </w:tcPr>
           <w:p>
-            <w:pPr>
-              <w:spacing w:after="0"/>
-              <w:jc w:val="left"/>
-            </w:pPr>
             <w:r/>
             <w:r>
               <w:rPr>
-                <w:rFonts w:ascii="Times New Roman" w:hAnsi="Times New Roman" w:eastAsia="Times New Roman"/>
                 <w:b w:val="0"/>
-                <w:i w:val="0"/>
-                <w:color w:val="1F1F1F"/>
-                <w:sz w:val="24"/>
+                <w:sz w:val="17"/>
               </w:rPr>
-              <w:t>Use Unknown or other modality signal</w:t>
+              <w:t>Use OCR or Unknown fields</w:t>
             </w:r>
           </w:p>
         </w:tc>
       </w:tr>
       <w:tr>
-        <w:trPr>
-          <w:cantSplit/>
-        </w:trPr>
         <w:tc>
           <w:tcPr>
             <w:tcW w:type="dxa" w:w="5184"/>
-            <w:vAlign w:val="center"/>
-            <w:tcMar>
-              <w:top w:w="85" w:type="dxa"/>
-              <w:start w:w="90" w:type="dxa"/>
-              <w:bottom w:w="85" w:type="dxa"/>
-              <w:end w:w="90" w:type="dxa"/>
-            </w:tcMar>
-            <w:tcBorders>
-              <w:top w:val="single" w:sz="6" w:space="0" w:color="D0D7DE"/>
-              <w:left w:val="single" w:sz="6" w:space="0" w:color="D0D7DE"/>
-              <w:bottom w:val="single" w:sz="6" w:space="0" w:color="D0D7DE"/>
-              <w:right w:val="single" w:sz="6" w:space="0" w:color="D0D7DE"/>
-            </w:tcBorders>
-            <w:shd w:fill="F8FAFC"/>
+            <w:vAlign w:val="top"/>
           </w:tcPr>
           <w:p>
-            <w:pPr>
-              <w:spacing w:after="0"/>
-              <w:jc w:val="left"/>
-            </w:pPr>
             <w:r/>
             <w:r>
               <w:rPr>
-                <w:rFonts w:ascii="Times New Roman" w:hAnsi="Times New Roman" w:eastAsia="Times New Roman"/>
                 <w:b w:val="0"/>
-                <w:i w:val="0"/>
-                <w:color w:val="1F1F1F"/>
-                <w:sz w:val="24"/>
+                <w:sz w:val="17"/>
               </w:rPr>
-              <w:t>Local LLM fails</w:t>
+              <w:t>Student 6 integration schema mismatch</w:t>
             </w:r>
           </w:p>
         </w:tc>
         <w:tc>
           <w:tcPr>
             <w:tcW w:type="dxa" w:w="5184"/>
-            <w:vAlign w:val="center"/>
-            <w:tcMar>
-              <w:top w:w="85" w:type="dxa"/>
-              <w:start w:w="90" w:type="dxa"/>
-              <w:bottom w:w="85" w:type="dxa"/>
-              <w:end w:w="90" w:type="dxa"/>
-            </w:tcMar>
-            <w:tcBorders>
-              <w:top w:val="single" w:sz="6" w:space="0" w:color="D0D7DE"/>
-              <w:left w:val="single" w:sz="6" w:space="0" w:color="D0D7DE"/>
-              <w:bottom w:val="single" w:sz="6" w:space="0" w:color="D0D7DE"/>
-              <w:right w:val="single" w:sz="6" w:space="0" w:color="D0D7DE"/>
-            </w:tcBorders>
-            <w:shd w:fill="F8FAFC"/>
+            <w:vAlign w:val="top"/>
           </w:tcPr>
           <w:p>
-            <w:pPr>
-              <w:spacing w:after="0"/>
-              <w:jc w:val="left"/>
-            </w:pPr>
             <w:r/>
             <w:r>
               <w:rPr>
-                <w:rFonts w:ascii="Times New Roman" w:hAnsi="Times New Roman" w:eastAsia="Times New Roman"/>
                 <w:b w:val="0"/>
-                <w:i w:val="0"/>
-                <w:color w:val="1F1F1F"/>
-                <w:sz w:val="24"/>
+                <w:sz w:val="17"/>
               </w:rPr>
-              <w:t>Use rule-based summary</w:t>
+              <w:t>Stop before Supabase insert and show validation error</w:t>
             </w:r>
           </w:p>
         </w:tc>
       </w:tr>
       <w:tr>
-        <w:trPr>
-          <w:cantSplit/>
-        </w:trPr>
         <w:tc>
           <w:tcPr>
             <w:tcW w:type="dxa" w:w="5184"/>
-            <w:vAlign w:val="center"/>
-            <w:tcMar>
-              <w:top w:w="85" w:type="dxa"/>
-              <w:start w:w="90" w:type="dxa"/>
-              <w:bottom w:w="85" w:type="dxa"/>
-              <w:end w:w="90" w:type="dxa"/>
-            </w:tcMar>
-            <w:tcBorders>
-              <w:top w:val="single" w:sz="6" w:space="0" w:color="D0D7DE"/>
-              <w:left w:val="single" w:sz="6" w:space="0" w:color="D0D7DE"/>
-              <w:bottom w:val="single" w:sz="6" w:space="0" w:color="D0D7DE"/>
-              <w:right w:val="single" w:sz="6" w:space="0" w:color="D0D7DE"/>
-            </w:tcBorders>
-            <w:shd w:fill="FFFFFF"/>
+            <w:vAlign w:val="top"/>
           </w:tcPr>
           <w:p>
-            <w:pPr>
-              <w:spacing w:after="0"/>
-              <w:jc w:val="left"/>
-            </w:pPr>
             <w:r/>
             <w:r>
               <w:rPr>
-                <w:rFonts w:ascii="Times New Roman" w:hAnsi="Times New Roman" w:eastAsia="Times New Roman"/>
                 <w:b w:val="0"/>
-                <w:i w:val="0"/>
-                <w:color w:val="1F1F1F"/>
-                <w:sz w:val="24"/>
+                <w:sz w:val="17"/>
               </w:rPr>
-              <w:t>Final CSV missing</w:t>
+              <w:t>Local/free LLM fails</w:t>
             </w:r>
           </w:p>
         </w:tc>
         <w:tc>
           <w:tcPr>
             <w:tcW w:type="dxa" w:w="5184"/>
-            <w:vAlign w:val="center"/>
-            <w:tcMar>
-              <w:top w:w="85" w:type="dxa"/>
-              <w:start w:w="90" w:type="dxa"/>
-              <w:bottom w:w="85" w:type="dxa"/>
-              <w:end w:w="90" w:type="dxa"/>
-            </w:tcMar>
-            <w:tcBorders>
-              <w:top w:val="single" w:sz="6" w:space="0" w:color="D0D7DE"/>
-              <w:left w:val="single" w:sz="6" w:space="0" w:color="D0D7DE"/>
-              <w:bottom w:val="single" w:sz="6" w:space="0" w:color="D0D7DE"/>
-              <w:right w:val="single" w:sz="6" w:space="0" w:color="D0D7DE"/>
-            </w:tcBorders>
-            <w:shd w:fill="FFFFFF"/>
+            <w:vAlign w:val="top"/>
           </w:tcPr>
           <w:p>
-            <w:pPr>
-              <w:spacing w:after="0"/>
-              <w:jc w:val="left"/>
-            </w:pPr>
             <w:r/>
             <w:r>
               <w:rPr>
-                <w:rFonts w:ascii="Times New Roman" w:hAnsi="Times New Roman" w:eastAsia="Times New Roman"/>
                 <w:b w:val="0"/>
-                <w:i w:val="0"/>
-                <w:color w:val="1F1F1F"/>
-                <w:sz w:val="24"/>
+                <w:sz w:val="17"/>
               </w:rPr>
-              <w:t>Dashboard shows setup guidance</w:t>
+              <w:t>Use rule-based summary from `src/llm_summarizer/fallback.py`</w:t>
             </w:r>
           </w:p>
         </w:tc>
       </w:tr>
       <w:tr>
-        <w:trPr>
-          <w:cantSplit/>
-        </w:trPr>
         <w:tc>
           <w:tcPr>
             <w:tcW w:type="dxa" w:w="5184"/>
-            <w:vAlign w:val="center"/>
-            <w:tcMar>
-              <w:top w:w="85" w:type="dxa"/>
-              <w:start w:w="90" w:type="dxa"/>
-              <w:bottom w:w="85" w:type="dxa"/>
-              <w:end w:w="90" w:type="dxa"/>
-            </w:tcMar>
-            <w:tcBorders>
-              <w:top w:val="single" w:sz="6" w:space="0" w:color="D0D7DE"/>
-              <w:left w:val="single" w:sz="6" w:space="0" w:color="D0D7DE"/>
-              <w:bottom w:val="single" w:sz="6" w:space="0" w:color="D0D7DE"/>
-              <w:right w:val="single" w:sz="6" w:space="0" w:color="D0D7DE"/>
-            </w:tcBorders>
-            <w:shd w:fill="F8FAFC"/>
+            <w:vAlign w:val="top"/>
           </w:tcPr>
           <w:p>
-            <w:pPr>
-              <w:spacing w:after="0"/>
-              <w:jc w:val="left"/>
-            </w:pPr>
             <w:r/>
             <w:r>
               <w:rPr>
-                <w:rFonts w:ascii="Times New Roman" w:hAnsi="Times New Roman" w:eastAsia="Times New Roman"/>
                 <w:b w:val="0"/>
-                <w:i w:val="0"/>
-                <w:color w:val="1F1F1F"/>
-                <w:sz w:val="24"/>
+                <w:sz w:val="17"/>
               </w:rPr>
-              <w:t>Unsupported file type</w:t>
+              <w:t>Supabase credentials missing</w:t>
             </w:r>
           </w:p>
         </w:tc>
         <w:tc>
           <w:tcPr>
             <w:tcW w:type="dxa" w:w="5184"/>
-            <w:vAlign w:val="center"/>
-            <w:tcMar>
-              <w:top w:w="85" w:type="dxa"/>
-              <w:start w:w="90" w:type="dxa"/>
-              <w:bottom w:w="85" w:type="dxa"/>
-              <w:end w:w="90" w:type="dxa"/>
-            </w:tcMar>
-            <w:tcBorders>
-              <w:top w:val="single" w:sz="6" w:space="0" w:color="D0D7DE"/>
-              <w:left w:val="single" w:sz="6" w:space="0" w:color="D0D7DE"/>
-              <w:bottom w:val="single" w:sz="6" w:space="0" w:color="D0D7DE"/>
-              <w:right w:val="single" w:sz="6" w:space="0" w:color="D0D7DE"/>
-            </w:tcBorders>
-            <w:shd w:fill="F8FAFC"/>
+            <w:vAlign w:val="top"/>
           </w:tcPr>
           <w:p>
-            <w:pPr>
-              <w:spacing w:after="0"/>
-              <w:jc w:val="left"/>
-            </w:pPr>
             <w:r/>
             <w:r>
               <w:rPr>
-                <w:rFonts w:ascii="Times New Roman" w:hAnsi="Times New Roman" w:eastAsia="Times New Roman"/>
                 <w:b w:val="0"/>
-                <w:i w:val="0"/>
-                <w:color w:val="1F1F1F"/>
-                <w:sz w:val="24"/>
+                <w:sz w:val="17"/>
               </w:rPr>
-              <w:t>Skip file and log reason</w:t>
+              <w:t>Show setup guidance and do not crash</w:t>
             </w:r>
           </w:p>
         </w:tc>
@@ -2564,138 +3188,113 @@
     <w:p/>
     <w:p>
       <w:pPr>
-        <w:pStyle w:val="Heading1"/>
-        <w:pBdr>
-          <w:bottom w:val="single" w:sz="6" w:space="4" w:color="D9EAF7"/>
-        </w:pBdr>
+        <w:pStyle w:val="Heading2"/>
       </w:pPr>
       <w:r>
-        <w:rPr>
-          <w:rFonts w:ascii="Times New Roman" w:hAnsi="Times New Roman" w:eastAsia="Times New Roman"/>
-          <w:b/>
-          <w:i w:val="0"/>
-          <w:color w:val="12385B"/>
-          <w:sz w:val="36"/>
-        </w:rPr>
-        <w:t>7. Logging Rules</w:t>
+        <w:t>10. Logging Rules</w:t>
       </w:r>
     </w:p>
     <w:p>
+      <w:pPr>
+        <w:spacing w:after="80"/>
+      </w:pPr>
       <w:r>
-        <w:rPr>
-          <w:rFonts w:ascii="Times New Roman" w:hAnsi="Times New Roman" w:eastAsia="Times New Roman"/>
-          <w:b w:val="0"/>
-          <w:i w:val="0"/>
-          <w:sz w:val="26"/>
-        </w:rPr>
-        <w:t>Each processor must log:</w:t>
+        <w:t>Each processing run must log or display:</w:t>
       </w:r>
     </w:p>
     <w:p>
       <w:pPr>
         <w:pStyle w:val="ListBullet"/>
+        <w:spacing w:after="40"/>
       </w:pPr>
       <w:r>
-        <w:rPr>
-          <w:rFonts w:ascii="Times New Roman" w:hAnsi="Times New Roman" w:eastAsia="Times New Roman"/>
-          <w:b w:val="0"/>
-          <w:i w:val="0"/>
-          <w:sz w:val="26"/>
-        </w:rPr>
-        <w:t>Processed files.</w:t>
+        <w:t>Uploaded filename.</w:t>
       </w:r>
     </w:p>
     <w:p>
       <w:pPr>
         <w:pStyle w:val="ListBullet"/>
+        <w:spacing w:after="40"/>
       </w:pPr>
       <w:r>
-        <w:rPr>
-          <w:rFonts w:ascii="Times New Roman" w:hAnsi="Times New Roman" w:eastAsia="Times New Roman"/>
-          <w:b w:val="0"/>
-          <w:i w:val="0"/>
-          <w:sz w:val="26"/>
-        </w:rPr>
-        <w:t>Skipped files.</w:t>
+        <w:t>Detected source type.</w:t>
       </w:r>
     </w:p>
     <w:p>
       <w:pPr>
         <w:pStyle w:val="ListBullet"/>
+        <w:spacing w:after="40"/>
       </w:pPr>
       <w:r>
-        <w:rPr>
-          <w:rFonts w:ascii="Times New Roman" w:hAnsi="Times New Roman" w:eastAsia="Times New Roman"/>
-          <w:b w:val="0"/>
-          <w:i w:val="0"/>
-          <w:sz w:val="26"/>
-        </w:rPr>
-        <w:t>Error messages.</w:t>
+        <w:t>Processor selected.</w:t>
       </w:r>
     </w:p>
     <w:p>
       <w:pPr>
         <w:pStyle w:val="ListBullet"/>
+        <w:spacing w:after="40"/>
       </w:pPr>
       <w:r>
-        <w:rPr>
-          <w:rFonts w:ascii="Times New Roman" w:hAnsi="Times New Roman" w:eastAsia="Times New Roman"/>
-          <w:b w:val="0"/>
-          <w:i w:val="0"/>
-          <w:sz w:val="26"/>
-        </w:rPr>
-        <w:t>Output file path.</w:t>
+        <w:t>Number of raw extractor rows.</w:t>
       </w:r>
     </w:p>
     <w:p>
       <w:pPr>
         <w:pStyle w:val="ListBullet"/>
+        <w:spacing w:after="40"/>
       </w:pPr>
       <w:r>
-        <w:rPr>
-          <w:rFonts w:ascii="Times New Roman" w:hAnsi="Times New Roman" w:eastAsia="Times New Roman"/>
-          <w:b w:val="0"/>
-          <w:i w:val="0"/>
-          <w:sz w:val="26"/>
-        </w:rPr>
-        <w:t>Whether fallback logic was used.</w:t>
+        <w:t>Number of integrated incident rows.</w:t>
       </w:r>
     </w:p>
     <w:p>
       <w:pPr>
-        <w:pStyle w:val="Heading1"/>
-        <w:pBdr>
-          <w:bottom w:val="single" w:sz="6" w:space="4" w:color="D9EAF7"/>
-        </w:pBdr>
+        <w:pStyle w:val="ListBullet"/>
+        <w:spacing w:after="40"/>
       </w:pPr>
       <w:r>
-        <w:rPr>
-          <w:rFonts w:ascii="Times New Roman" w:hAnsi="Times New Roman" w:eastAsia="Times New Roman"/>
-          <w:b/>
-          <w:i w:val="0"/>
-          <w:color w:val="12385B"/>
-          <w:sz w:val="36"/>
-        </w:rPr>
-        <w:t>8. Testing Rules</w:t>
+        <w:t>Whether LLM summary or rule-based summary was used.</w:t>
       </w:r>
     </w:p>
     <w:p>
+      <w:pPr>
+        <w:pStyle w:val="ListBullet"/>
+        <w:spacing w:after="40"/>
+      </w:pPr>
       <w:r>
-        <w:rPr>
-          <w:rFonts w:ascii="Times New Roman" w:hAnsi="Times New Roman" w:eastAsia="Times New Roman"/>
-          <w:b w:val="0"/>
-          <w:i w:val="0"/>
-          <w:sz w:val="26"/>
-        </w:rPr>
+        <w:t>Number of Supabase rows inserted.</w:t>
+      </w:r>
+    </w:p>
+    <w:p>
+      <w:pPr>
+        <w:pStyle w:val="ListBullet"/>
+        <w:spacing w:after="40"/>
+      </w:pPr>
+      <w:r>
+        <w:t>Error messages and fallback behavior.</w:t>
+      </w:r>
+    </w:p>
+    <w:p>
+      <w:pPr>
+        <w:pStyle w:val="Heading2"/>
+      </w:pPr>
+      <w:r>
+        <w:t>11. Testing Rules</w:t>
+      </w:r>
+    </w:p>
+    <w:p>
+      <w:pPr>
+        <w:spacing w:after="80"/>
+      </w:pPr>
+      <w:r>
         <w:t>Minimum required tests:</w:t>
       </w:r>
     </w:p>
     <w:tbl>
       <w:tblPr>
         <w:tblStyle w:val="TableGrid"/>
-        <w:tblW w:type="pct" w:w="5000"/>
+        <w:tblW w:type="auto" w:w="0"/>
         <w:jc w:val="center"/>
-        <w:tblLayout w:type="autofit"/>
         <w:tblLook w:firstColumn="1" w:firstRow="1" w:lastColumn="0" w:lastRow="0" w:noHBand="0" w:noVBand="1" w:val="04A0"/>
       </w:tblPr>
       <w:tblGrid>
@@ -2703,40 +3302,18 @@
         <w:gridCol w:w="5184"/>
       </w:tblGrid>
       <w:tr>
-        <w:trPr>
-          <w:tblHeader w:val="true"/>
-        </w:trPr>
         <w:tc>
           <w:tcPr>
             <w:tcW w:type="dxa" w:w="5184"/>
+            <w:shd w:fill="D9EAF7"/>
             <w:vAlign w:val="center"/>
-            <w:tcMar>
-              <w:top w:w="85" w:type="dxa"/>
-              <w:start w:w="90" w:type="dxa"/>
-              <w:bottom w:w="85" w:type="dxa"/>
-              <w:end w:w="90" w:type="dxa"/>
-            </w:tcMar>
-            <w:tcBorders>
-              <w:top w:val="single" w:sz="6" w:space="0" w:color="AAB8C5"/>
-              <w:left w:val="single" w:sz="6" w:space="0" w:color="AAB8C5"/>
-              <w:bottom w:val="single" w:sz="6" w:space="0" w:color="AAB8C5"/>
-              <w:right w:val="single" w:sz="6" w:space="0" w:color="AAB8C5"/>
-            </w:tcBorders>
-            <w:shd w:fill="1F4E79"/>
           </w:tcPr>
           <w:p>
-            <w:pPr>
-              <w:spacing w:after="0"/>
-              <w:jc w:val="center"/>
-            </w:pPr>
             <w:r/>
             <w:r>
               <w:rPr>
-                <w:rFonts w:ascii="Times New Roman" w:hAnsi="Times New Roman" w:eastAsia="Times New Roman"/>
                 <w:b/>
-                <w:i w:val="0"/>
-                <w:color w:val="FFFFFF"/>
-                <w:sz w:val="24"/>
+                <w:sz w:val="17"/>
               </w:rPr>
               <w:t>Test</w:t>
             </w:r>
@@ -2745,34 +3322,15 @@
         <w:tc>
           <w:tcPr>
             <w:tcW w:type="dxa" w:w="5184"/>
+            <w:shd w:fill="D9EAF7"/>
             <w:vAlign w:val="center"/>
-            <w:tcMar>
-              <w:top w:w="85" w:type="dxa"/>
-              <w:start w:w="90" w:type="dxa"/>
-              <w:bottom w:w="85" w:type="dxa"/>
-              <w:end w:w="90" w:type="dxa"/>
-            </w:tcMar>
-            <w:tcBorders>
-              <w:top w:val="single" w:sz="6" w:space="0" w:color="AAB8C5"/>
-              <w:left w:val="single" w:sz="6" w:space="0" w:color="AAB8C5"/>
-              <w:bottom w:val="single" w:sz="6" w:space="0" w:color="AAB8C5"/>
-              <w:right w:val="single" w:sz="6" w:space="0" w:color="AAB8C5"/>
-            </w:tcBorders>
-            <w:shd w:fill="1F4E79"/>
           </w:tcPr>
           <w:p>
-            <w:pPr>
-              <w:spacing w:after="0"/>
-              <w:jc w:val="center"/>
-            </w:pPr>
             <w:r/>
             <w:r>
               <w:rPr>
-                <w:rFonts w:ascii="Times New Roman" w:hAnsi="Times New Roman" w:eastAsia="Times New Roman"/>
                 <w:b/>
-                <w:i w:val="0"/>
-                <w:color w:val="FFFFFF"/>
-                <w:sz w:val="24"/>
+                <w:sz w:val="17"/>
               </w:rPr>
               <w:t>Purpose</w:t>
             </w:r>
@@ -2780,271 +3338,255 @@
         </w:tc>
       </w:tr>
       <w:tr>
-        <w:trPr>
-          <w:cantSplit/>
-        </w:trPr>
         <w:tc>
           <w:tcPr>
             <w:tcW w:type="dxa" w:w="5184"/>
-            <w:vAlign w:val="center"/>
-            <w:tcMar>
-              <w:top w:w="85" w:type="dxa"/>
-              <w:start w:w="90" w:type="dxa"/>
-              <w:bottom w:w="85" w:type="dxa"/>
-              <w:end w:w="90" w:type="dxa"/>
-            </w:tcMar>
-            <w:tcBorders>
-              <w:top w:val="single" w:sz="6" w:space="0" w:color="D0D7DE"/>
-              <w:left w:val="single" w:sz="6" w:space="0" w:color="D0D7DE"/>
-              <w:bottom w:val="single" w:sz="6" w:space="0" w:color="D0D7DE"/>
-              <w:right w:val="single" w:sz="6" w:space="0" w:color="D0D7DE"/>
-            </w:tcBorders>
-            <w:shd w:fill="FFFFFF"/>
+            <w:vAlign w:val="top"/>
           </w:tcPr>
           <w:p>
-            <w:pPr>
-              <w:spacing w:after="0"/>
-              <w:jc w:val="left"/>
-            </w:pPr>
             <w:r/>
             <w:r>
               <w:rPr>
-                <w:rFonts w:ascii="Times New Roman" w:hAnsi="Times New Roman" w:eastAsia="Times New Roman"/>
                 <w:b w:val="0"/>
-                <w:i w:val="0"/>
-                <w:color w:val="1F1F1F"/>
-                <w:sz w:val="24"/>
+                <w:sz w:val="17"/>
               </w:rPr>
-              <w:t>test_ingestion.py</w:t>
+              <w:t>test_file_type_detector.py</w:t>
             </w:r>
           </w:p>
         </w:tc>
         <w:tc>
           <w:tcPr>
             <w:tcW w:type="dxa" w:w="5184"/>
-            <w:vAlign w:val="center"/>
-            <w:tcMar>
-              <w:top w:w="85" w:type="dxa"/>
-              <w:start w:w="90" w:type="dxa"/>
-              <w:bottom w:w="85" w:type="dxa"/>
-              <w:end w:w="90" w:type="dxa"/>
-            </w:tcMar>
-            <w:tcBorders>
-              <w:top w:val="single" w:sz="6" w:space="0" w:color="D0D7DE"/>
-              <w:left w:val="single" w:sz="6" w:space="0" w:color="D0D7DE"/>
-              <w:bottom w:val="single" w:sz="6" w:space="0" w:color="D0D7DE"/>
-              <w:right w:val="single" w:sz="6" w:space="0" w:color="D0D7DE"/>
-            </w:tcBorders>
-            <w:shd w:fill="FFFFFF"/>
+            <w:vAlign w:val="top"/>
           </w:tcPr>
           <w:p>
-            <w:pPr>
-              <w:spacing w:after="0"/>
-              <w:jc w:val="left"/>
-            </w:pPr>
             <w:r/>
             <w:r>
               <w:rPr>
-                <w:rFonts w:ascii="Times New Roman" w:hAnsi="Times New Roman" w:eastAsia="Times New Roman"/>
                 <w:b w:val="0"/>
-                <w:i w:val="0"/>
-                <w:color w:val="1F1F1F"/>
-                <w:sz w:val="24"/>
+                <w:sz w:val="17"/>
               </w:rPr>
-              <w:t>Synthetic ID and folder handling</w:t>
+              <w:t>Extensions map to AUD/PDF/IMG/VID/TXT/CSV/JSON</w:t>
             </w:r>
           </w:p>
         </w:tc>
       </w:tr>
       <w:tr>
-        <w:trPr>
-          <w:cantSplit/>
-        </w:trPr>
         <w:tc>
           <w:tcPr>
             <w:tcW w:type="dxa" w:w="5184"/>
-            <w:vAlign w:val="center"/>
-            <w:tcMar>
-              <w:top w:w="85" w:type="dxa"/>
-              <w:start w:w="90" w:type="dxa"/>
-              <w:bottom w:w="85" w:type="dxa"/>
-              <w:end w:w="90" w:type="dxa"/>
-            </w:tcMar>
-            <w:tcBorders>
-              <w:top w:val="single" w:sz="6" w:space="0" w:color="D0D7DE"/>
-              <w:left w:val="single" w:sz="6" w:space="0" w:color="D0D7DE"/>
-              <w:bottom w:val="single" w:sz="6" w:space="0" w:color="D0D7DE"/>
-              <w:right w:val="single" w:sz="6" w:space="0" w:color="D0D7DE"/>
-            </w:tcBorders>
-            <w:shd w:fill="F8FAFC"/>
+            <w:vAlign w:val="top"/>
           </w:tcPr>
           <w:p>
-            <w:pPr>
-              <w:spacing w:after="0"/>
-              <w:jc w:val="left"/>
-            </w:pPr>
             <w:r/>
             <w:r>
               <w:rPr>
-                <w:rFonts w:ascii="Times New Roman" w:hAnsi="Times New Roman" w:eastAsia="Times New Roman"/>
                 <w:b w:val="0"/>
-                <w:i w:val="0"/>
-                <w:color w:val="1F1F1F"/>
-                <w:sz w:val="24"/>
+                <w:sz w:val="17"/>
               </w:rPr>
-              <w:t>test_schema.py</w:t>
+              <w:t>test_extractor_schema.py</w:t>
             </w:r>
           </w:p>
         </w:tc>
         <w:tc>
           <w:tcPr>
             <w:tcW w:type="dxa" w:w="5184"/>
-            <w:vAlign w:val="center"/>
-            <w:tcMar>
-              <w:top w:w="85" w:type="dxa"/>
-              <w:start w:w="90" w:type="dxa"/>
-              <w:bottom w:w="85" w:type="dxa"/>
-              <w:end w:w="90" w:type="dxa"/>
-            </w:tcMar>
-            <w:tcBorders>
-              <w:top w:val="single" w:sz="6" w:space="0" w:color="D0D7DE"/>
-              <w:left w:val="single" w:sz="6" w:space="0" w:color="D0D7DE"/>
-              <w:bottom w:val="single" w:sz="6" w:space="0" w:color="D0D7DE"/>
-              <w:right w:val="single" w:sz="6" w:space="0" w:color="D0D7DE"/>
-            </w:tcBorders>
-            <w:shd w:fill="F8FAFC"/>
+            <w:vAlign w:val="top"/>
           </w:tcPr>
           <w:p>
-            <w:pPr>
-              <w:spacing w:after="0"/>
-              <w:jc w:val="left"/>
-            </w:pPr>
             <w:r/>
             <w:r>
               <w:rPr>
-                <w:rFonts w:ascii="Times New Roman" w:hAnsi="Times New Roman" w:eastAsia="Times New Roman"/>
                 <w:b w:val="0"/>
-                <w:i w:val="0"/>
-                <w:color w:val="1F1F1F"/>
-                <w:sz w:val="24"/>
+                <w:sz w:val="17"/>
               </w:rPr>
-              <w:t>Final CSV has exact schema and no null values</w:t>
+              <w:t>Each processor returns required extractor DataFrame columns</w:t>
             </w:r>
           </w:p>
         </w:tc>
       </w:tr>
       <w:tr>
-        <w:trPr>
-          <w:cantSplit/>
-        </w:trPr>
         <w:tc>
           <w:tcPr>
             <w:tcW w:type="dxa" w:w="5184"/>
-            <w:vAlign w:val="center"/>
-            <w:tcMar>
-              <w:top w:w="85" w:type="dxa"/>
-              <w:start w:w="90" w:type="dxa"/>
-              <w:bottom w:w="85" w:type="dxa"/>
-              <w:end w:w="90" w:type="dxa"/>
-            </w:tcMar>
-            <w:tcBorders>
-              <w:top w:val="single" w:sz="6" w:space="0" w:color="D0D7DE"/>
-              <w:left w:val="single" w:sz="6" w:space="0" w:color="D0D7DE"/>
-              <w:bottom w:val="single" w:sz="6" w:space="0" w:color="D0D7DE"/>
-              <w:right w:val="single" w:sz="6" w:space="0" w:color="D0D7DE"/>
-            </w:tcBorders>
-            <w:shd w:fill="FFFFFF"/>
+            <w:vAlign w:val="top"/>
           </w:tcPr>
           <w:p>
-            <w:pPr>
-              <w:spacing w:after="0"/>
-              <w:jc w:val="left"/>
-            </w:pPr>
             <w:r/>
             <w:r>
               <w:rPr>
-                <w:rFonts w:ascii="Times New Roman" w:hAnsi="Times New Roman" w:eastAsia="Times New Roman"/>
                 <w:b w:val="0"/>
-                <w:i w:val="0"/>
-                <w:color w:val="1F1F1F"/>
-                <w:sz w:val="24"/>
+                <w:sz w:val="17"/>
               </w:rPr>
-              <w:t>test_severity.py</w:t>
+              <w:t>test_student6_integration_schema.py</w:t>
             </w:r>
           </w:p>
         </w:tc>
         <w:tc>
           <w:tcPr>
             <w:tcW w:type="dxa" w:w="5184"/>
-            <w:vAlign w:val="center"/>
-            <w:tcMar>
-              <w:top w:w="85" w:type="dxa"/>
-              <w:start w:w="90" w:type="dxa"/>
-              <w:bottom w:w="85" w:type="dxa"/>
-              <w:end w:w="90" w:type="dxa"/>
-            </w:tcMar>
-            <w:tcBorders>
-              <w:top w:val="single" w:sz="6" w:space="0" w:color="D0D7DE"/>
-              <w:left w:val="single" w:sz="6" w:space="0" w:color="D0D7DE"/>
-              <w:bottom w:val="single" w:sz="6" w:space="0" w:color="D0D7DE"/>
-              <w:right w:val="single" w:sz="6" w:space="0" w:color="D0D7DE"/>
-            </w:tcBorders>
-            <w:shd w:fill="FFFFFF"/>
+            <w:vAlign w:val="top"/>
           </w:tcPr>
           <w:p>
-            <w:pPr>
-              <w:spacing w:after="0"/>
-              <w:jc w:val="left"/>
-            </w:pPr>
             <w:r/>
             <w:r>
               <w:rPr>
-                <w:rFonts w:ascii="Times New Roman" w:hAnsi="Times New Roman" w:eastAsia="Times New Roman"/>
                 <w:b w:val="0"/>
-                <w:i w:val="0"/>
-                <w:color w:val="1F1F1F"/>
-                <w:sz w:val="24"/>
+                <w:sz w:val="17"/>
               </w:rPr>
-              <w:t>Severity outputs are valid and rule-based</w:t>
+              <w:t>Student 6 integration returns required cleaned incident columns</w:t>
             </w:r>
           </w:p>
         </w:tc>
       </w:tr>
       <w:tr>
-        <w:trPr>
-          <w:cantSplit/>
-        </w:trPr>
         <w:tc>
           <w:tcPr>
             <w:tcW w:type="dxa" w:w="5184"/>
-            <w:vAlign w:val="center"/>
-            <w:tcMar>
-              <w:top w:w="85" w:type="dxa"/>
-              <w:start w:w="90" w:type="dxa"/>
-              <w:bottom w:w="85" w:type="dxa"/>
-              <w:end w:w="90" w:type="dxa"/>
-            </w:tcMar>
-            <w:tcBorders>
-              <w:top w:val="single" w:sz="6" w:space="0" w:color="D0D7DE"/>
-              <w:left w:val="single" w:sz="6" w:space="0" w:color="D0D7DE"/>
-              <w:bottom w:val="single" w:sz="6" w:space="0" w:color="D0D7DE"/>
-              <w:right w:val="single" w:sz="6" w:space="0" w:color="D0D7DE"/>
-            </w:tcBorders>
-            <w:shd w:fill="F8FAFC"/>
+            <w:vAlign w:val="top"/>
           </w:tcPr>
           <w:p>
-            <w:pPr>
-              <w:spacing w:after="0"/>
-              <w:jc w:val="left"/>
-            </w:pPr>
             <w:r/>
             <w:r>
               <w:rPr>
-                <w:rFonts w:ascii="Times New Roman" w:hAnsi="Times New Roman" w:eastAsia="Times New Roman"/>
                 <w:b w:val="0"/>
-                <w:i w:val="0"/>
-                <w:color w:val="1F1F1F"/>
-                <w:sz w:val="24"/>
+                <w:sz w:val="17"/>
+              </w:rPr>
+              <w:t>test_llm_summarizer.py</w:t>
+            </w:r>
+          </w:p>
+        </w:tc>
+        <w:tc>
+          <w:tcPr>
+            <w:tcW w:type="dxa" w:w="5184"/>
+            <w:vAlign w:val="top"/>
+          </w:tcPr>
+          <w:p>
+            <w:r/>
+            <w:r>
+              <w:rPr>
+                <w:b w:val="0"/>
+                <w:sz w:val="17"/>
+              </w:rPr>
+              <w:t>LLM summarizer returns required keys and fallback works</w:t>
+            </w:r>
+          </w:p>
+        </w:tc>
+      </w:tr>
+      <w:tr>
+        <w:tc>
+          <w:tcPr>
+            <w:tcW w:type="dxa" w:w="5184"/>
+            <w:vAlign w:val="top"/>
+          </w:tcPr>
+          <w:p>
+            <w:r/>
+            <w:r>
+              <w:rPr>
+                <w:b w:val="0"/>
+                <w:sz w:val="17"/>
+              </w:rPr>
+              <w:t>test_id_generator.py</w:t>
+            </w:r>
+          </w:p>
+        </w:tc>
+        <w:tc>
+          <w:tcPr>
+            <w:tcW w:type="dxa" w:w="5184"/>
+            <w:vAlign w:val="top"/>
+          </w:tcPr>
+          <w:p>
+            <w:r/>
+            <w:r>
+              <w:rPr>
+                <w:b w:val="0"/>
+                <w:sz w:val="17"/>
+              </w:rPr>
+              <w:t>IDs follow `INC_TYPE_NUMBER` and increment by source type</w:t>
+            </w:r>
+          </w:p>
+        </w:tc>
+      </w:tr>
+      <w:tr>
+        <w:tc>
+          <w:tcPr>
+            <w:tcW w:type="dxa" w:w="5184"/>
+            <w:vAlign w:val="top"/>
+          </w:tcPr>
+          <w:p>
+            <w:r/>
+            <w:r>
+              <w:rPr>
+                <w:b w:val="0"/>
+                <w:sz w:val="17"/>
+              </w:rPr>
+              <w:t>test_supabase_mapping.py</w:t>
+            </w:r>
+          </w:p>
+        </w:tc>
+        <w:tc>
+          <w:tcPr>
+            <w:tcW w:type="dxa" w:w="5184"/>
+            <w:vAlign w:val="top"/>
+          </w:tcPr>
+          <w:p>
+            <w:r/>
+            <w:r>
+              <w:rPr>
+                <w:b w:val="0"/>
+                <w:sz w:val="17"/>
+              </w:rPr>
+              <w:t>Supabase payload maps all required table columns</w:t>
+            </w:r>
+          </w:p>
+        </w:tc>
+      </w:tr>
+      <w:tr>
+        <w:tc>
+          <w:tcPr>
+            <w:tcW w:type="dxa" w:w="5184"/>
+            <w:vAlign w:val="top"/>
+          </w:tcPr>
+          <w:p>
+            <w:r/>
+            <w:r>
+              <w:rPr>
+                <w:b w:val="0"/>
+                <w:sz w:val="17"/>
+              </w:rPr>
+              <w:t>test_final_export_schema.py</w:t>
+            </w:r>
+          </w:p>
+        </w:tc>
+        <w:tc>
+          <w:tcPr>
+            <w:tcW w:type="dxa" w:w="5184"/>
+            <w:vAlign w:val="top"/>
+          </w:tcPr>
+          <w:p>
+            <w:r/>
+            <w:r>
+              <w:rPr>
+                <w:b w:val="0"/>
+                <w:sz w:val="17"/>
+              </w:rPr>
+              <w:t>Final CSV export has exact six columns and no null values</w:t>
+            </w:r>
+          </w:p>
+        </w:tc>
+      </w:tr>
+      <w:tr>
+        <w:tc>
+          <w:tcPr>
+            <w:tcW w:type="dxa" w:w="5184"/>
+            <w:vAlign w:val="top"/>
+          </w:tcPr>
+          <w:p>
+            <w:r/>
+            <w:r>
+              <w:rPr>
+                <w:b w:val="0"/>
+                <w:sz w:val="17"/>
               </w:rPr>
               <w:t>test_dashboard_smoke.py</w:t>
             </w:r>
@@ -3053,34 +3595,14 @@
         <w:tc>
           <w:tcPr>
             <w:tcW w:type="dxa" w:w="5184"/>
-            <w:vAlign w:val="center"/>
-            <w:tcMar>
-              <w:top w:w="85" w:type="dxa"/>
-              <w:start w:w="90" w:type="dxa"/>
-              <w:bottom w:w="85" w:type="dxa"/>
-              <w:end w:w="90" w:type="dxa"/>
-            </w:tcMar>
-            <w:tcBorders>
-              <w:top w:val="single" w:sz="6" w:space="0" w:color="D0D7DE"/>
-              <w:left w:val="single" w:sz="6" w:space="0" w:color="D0D7DE"/>
-              <w:bottom w:val="single" w:sz="6" w:space="0" w:color="D0D7DE"/>
-              <w:right w:val="single" w:sz="6" w:space="0" w:color="D0D7DE"/>
-            </w:tcBorders>
-            <w:shd w:fill="F8FAFC"/>
+            <w:vAlign w:val="top"/>
           </w:tcPr>
           <w:p>
-            <w:pPr>
-              <w:spacing w:after="0"/>
-              <w:jc w:val="left"/>
-            </w:pPr>
             <w:r/>
             <w:r>
               <w:rPr>
-                <w:rFonts w:ascii="Times New Roman" w:hAnsi="Times New Roman" w:eastAsia="Times New Roman"/>
                 <w:b w:val="0"/>
-                <w:i w:val="0"/>
-                <w:color w:val="1F1F1F"/>
-                <w:sz w:val="24"/>
+                <w:sz w:val="17"/>
               </w:rPr>
               <w:t>Streamlit app can load without crashing</w:t>
             </w:r>
@@ -3091,100 +3613,31 @@
     <w:p/>
     <w:p>
       <w:pPr>
-        <w:pStyle w:val="Heading1"/>
-        <w:pBdr>
-          <w:bottom w:val="single" w:sz="6" w:space="4" w:color="D9EAF7"/>
-        </w:pBdr>
+        <w:pStyle w:val="Heading2"/>
       </w:pPr>
       <w:r>
-        <w:rPr>
-          <w:rFonts w:ascii="Times New Roman" w:hAnsi="Times New Roman" w:eastAsia="Times New Roman"/>
-          <w:b/>
-          <w:i w:val="0"/>
-          <w:color w:val="12385B"/>
-          <w:sz w:val="36"/>
-        </w:rPr>
-        <w:t>9. Demo Rules</w:t>
+        <w:t>12. Demo Rules</w:t>
       </w:r>
     </w:p>
     <w:p>
       <w:pPr>
-        <w:pStyle w:val="ListBullet"/>
+        <w:spacing w:after="80"/>
       </w:pPr>
       <w:r>
-        <w:rPr>
-          <w:rFonts w:ascii="Times New Roman" w:hAnsi="Times New Roman" w:eastAsia="Times New Roman"/>
-          <w:b w:val="0"/>
-          <w:i w:val="0"/>
-          <w:sz w:val="26"/>
-        </w:rPr>
-        <w:t>Keep sample data small.</w:t>
-      </w:r>
-    </w:p>
-    <w:p>
-      <w:pPr>
-        <w:pStyle w:val="ListBullet"/>
-      </w:pPr>
-      <w:r>
-        <w:rPr>
-          <w:rFonts w:ascii="Times New Roman" w:hAnsi="Times New Roman" w:eastAsia="Times New Roman"/>
-          <w:b w:val="0"/>
-          <w:i w:val="0"/>
-          <w:sz w:val="26"/>
-        </w:rPr>
-        <w:t xml:space="preserve">Use </w:t>
+        <w:t xml:space="preserve">Keep sample data small. Use </w:t>
       </w:r>
       <w:r>
         <w:rPr>
-          <w:rFonts w:ascii="Times New Roman" w:hAnsi="Times New Roman" w:eastAsia="Times New Roman"/>
-          <w:b w:val="0"/>
-          <w:i w:val="0"/>
-          <w:color w:val="12385B"/>
-          <w:sz w:val="26"/>
+          <w:rFonts w:ascii="Courier New" w:hAnsi="Courier New" w:eastAsia="Courier New"/>
+          <w:sz w:val="18"/>
         </w:rPr>
         <w:t>FAST_DEMO_MODE=True</w:t>
       </w:r>
       <w:r>
-        <w:rPr>
-          <w:rFonts w:ascii="Times New Roman" w:hAnsi="Times New Roman" w:eastAsia="Times New Roman"/>
-          <w:b w:val="0"/>
-          <w:i w:val="0"/>
-          <w:sz w:val="26"/>
-        </w:rPr>
-        <w:t xml:space="preserve"> for presentation safety.</w:t>
-      </w:r>
-    </w:p>
-    <w:p>
-      <w:pPr>
-        <w:pStyle w:val="ListBullet"/>
-      </w:pPr>
-      <w:r>
-        <w:rPr>
-          <w:rFonts w:ascii="Times New Roman" w:hAnsi="Times New Roman" w:eastAsia="Times New Roman"/>
-          <w:b w:val="0"/>
-          <w:i w:val="0"/>
-          <w:sz w:val="26"/>
-        </w:rPr>
-        <w:t>Cache intermediate outputs before final demo.</w:t>
-      </w:r>
-    </w:p>
-    <w:p>
-      <w:pPr>
-        <w:pStyle w:val="ListBullet"/>
-      </w:pPr>
-      <w:r>
-        <w:rPr>
-          <w:rFonts w:ascii="Times New Roman" w:hAnsi="Times New Roman" w:eastAsia="Times New Roman"/>
-          <w:b w:val="0"/>
-          <w:i w:val="0"/>
-          <w:sz w:val="26"/>
-        </w:rPr>
-        <w:t>Show raw input, intermediate output, final CSV, dashboard, and summary.</w:t>
+        <w:t xml:space="preserve"> for presentation safety. The demo should show: one raw uploaded file, extracted DataFrame count, Student 6 integration result, LLM/fallback summary, Supabase insertion, dashboard filtering, and final six-column CSV export.</w:t>
       </w:r>
     </w:p>
     <w:sectPr>
-      <w:headerReference w:type="default" r:id="rId9"/>
-      <w:footerReference w:type="default" r:id="rId10"/>
       <w:pgSz w:w="12240" w:h="15840"/>
       <w:pgMar w:top="936" w:right="936" w:bottom="936" w:left="936" w:header="720" w:footer="720" w:gutter="0"/>
       <w:cols w:space="720"/>
@@ -3192,66 +3645,6 @@
     </w:sectPr>
   </w:body>
 </w:document>
-</file>
-
-<file path=word/footer1.xml><?xml version="1.0" encoding="utf-8"?>
-<w:ftr xmlns:m="http://schemas.openxmlformats.org/officeDocument/2006/math" xmlns:mc="http://schemas.openxmlformats.org/markup-compatibility/2006" xmlns:mo="http://schemas.microsoft.com/office/mac/office/2008/main" xmlns:mv="urn:schemas-microsoft-com:mac:vml" xmlns:o="urn:schemas-microsoft-com:office:office" xmlns:r="http://schemas.openxmlformats.org/officeDocument/2006/relationships" xmlns:v="urn:schemas-microsoft-com:vml" xmlns:w10="urn:schemas-microsoft-com:office:word" xmlns:w14="http://schemas.microsoft.com/office/word/2010/wordml" xmlns:w="http://schemas.openxmlformats.org/wordprocessingml/2006/main" xmlns:wne="http://schemas.microsoft.com/office/word/2006/wordml" xmlns:wp14="http://schemas.microsoft.com/office/word/2010/wordprocessingDrawing" xmlns:wp="http://schemas.openxmlformats.org/drawingml/2006/wordprocessingDrawing" xmlns:wpc="http://schemas.microsoft.com/office/word/2010/wordprocessingCanvas" xmlns:wpg="http://schemas.microsoft.com/office/word/2010/wordprocessingGroup" xmlns:wpi="http://schemas.microsoft.com/office/word/2010/wordprocessingInk" xmlns:wps="http://schemas.microsoft.com/office/word/2010/wordprocessingShape" mc:Ignorable="w14 wp14">
-  <w:p>
-    <w:pPr>
-      <w:pStyle w:val="Footer"/>
-      <w:jc w:val="right"/>
-    </w:pPr>
-    <w:r/>
-    <w:r>
-      <w:rPr>
-        <w:rFonts w:ascii="Times New Roman" w:hAnsi="Times New Roman" w:eastAsia="Times New Roman"/>
-        <w:b w:val="0"/>
-        <w:i w:val="0"/>
-        <w:color w:val="666666"/>
-        <w:sz w:val="18"/>
-      </w:rPr>
-      <w:t xml:space="preserve">Group 2 · Class Prototype · Final Submission: June 26, 2026  |  </w:t>
-    </w:r>
-    <w:r>
-      <w:rPr>
-        <w:rFonts w:ascii="Times New Roman" w:hAnsi="Times New Roman" w:eastAsia="Times New Roman"/>
-        <w:b w:val="0"/>
-        <w:i w:val="0"/>
-        <w:color w:val="666666"/>
-        <w:sz w:val="18"/>
-      </w:rPr>
-      <w:t xml:space="preserve">Page </w:t>
-      <w:fldChar w:fldCharType="begin"/>
-      <w:instrText xml:space="preserve">PAGE</w:instrText>
-      <w:fldChar w:fldCharType="end"/>
-    </w:r>
-  </w:p>
-</w:ftr>
-</file>
-
-<file path=word/header1.xml><?xml version="1.0" encoding="utf-8"?>
-<w:hdr xmlns:m="http://schemas.openxmlformats.org/officeDocument/2006/math" xmlns:mc="http://schemas.openxmlformats.org/markup-compatibility/2006" xmlns:mo="http://schemas.microsoft.com/office/mac/office/2008/main" xmlns:mv="urn:schemas-microsoft-com:mac:vml" xmlns:o="urn:schemas-microsoft-com:office:office" xmlns:r="http://schemas.openxmlformats.org/officeDocument/2006/relationships" xmlns:v="urn:schemas-microsoft-com:vml" xmlns:w10="urn:schemas-microsoft-com:office:word" xmlns:w14="http://schemas.microsoft.com/office/word/2010/wordml" xmlns:w="http://schemas.openxmlformats.org/wordprocessingml/2006/main" xmlns:wne="http://schemas.microsoft.com/office/word/2006/wordml" xmlns:wp14="http://schemas.microsoft.com/office/word/2010/wordprocessingDrawing" xmlns:wp="http://schemas.openxmlformats.org/drawingml/2006/wordprocessingDrawing" xmlns:wpc="http://schemas.microsoft.com/office/word/2010/wordprocessingCanvas" xmlns:wpg="http://schemas.microsoft.com/office/word/2010/wordprocessingGroup" xmlns:wpi="http://schemas.microsoft.com/office/word/2010/wordprocessingInk" xmlns:wps="http://schemas.microsoft.com/office/word/2010/wordprocessingShape" mc:Ignorable="w14 wp14">
-  <w:p>
-    <w:pPr>
-      <w:pStyle w:val="Header"/>
-      <w:jc w:val="left"/>
-      <w:pBdr>
-        <w:bottom w:val="single" w:sz="4" w:space="1" w:color="D9DEE3"/>
-      </w:pBdr>
-    </w:pPr>
-    <w:r/>
-    <w:r>
-      <w:rPr>
-        <w:rFonts w:ascii="Times New Roman" w:hAnsi="Times New Roman" w:eastAsia="Times New Roman"/>
-        <w:b w:val="0"/>
-        <w:i w:val="0"/>
-        <w:color w:val="666666"/>
-        <w:sz w:val="19"/>
-      </w:rPr>
-      <w:t>Multimodal Crime / Incident Report Analyzer  |  Project Rules</w:t>
-    </w:r>
-  </w:p>
-</w:hdr>
 </file>
 
 <file path=word/numbering.xml><?xml version="1.0" encoding="utf-8"?>
@@ -3617,13 +4010,9 @@
     <w:name w:val="Normal"/>
     <w:qFormat/>
     <w:rsid w:val="00FC693F"/>
-    <w:pPr>
-      <w:spacing w:after="120" w:line="259" w:lineRule="auto"/>
-    </w:pPr>
     <w:rPr>
-      <w:rFonts w:ascii="Times New Roman" w:hAnsi="Times New Roman" w:eastAsia="Times New Roman"/>
-      <w:color w:val="1F1F1F"/>
-      <w:sz w:val="26"/>
+      <w:rFonts w:ascii="Arial" w:hAnsi="Arial" w:eastAsia="Arial"/>
+      <w:sz w:val="19"/>
     </w:rPr>
   </w:style>
   <w:style w:type="paragraph" w:styleId="Header">
@@ -3681,15 +4070,15 @@
     <w:pPr>
       <w:keepNext/>
       <w:keepLines/>
-      <w:spacing w:before="240" w:after="120"/>
+      <w:spacing w:before="480" w:after="0"/>
       <w:outlineLvl w:val="0"/>
     </w:pPr>
     <w:rPr>
-      <w:rFonts w:asciiTheme="majorHAnsi" w:eastAsiaTheme="majorEastAsia" w:hAnsiTheme="majorHAnsi" w:cstheme="majorBidi" w:ascii="Times New Roman" w:hAnsi="Times New Roman" w:eastAsia="Times New Roman"/>
+      <w:rFonts w:asciiTheme="majorHAnsi" w:eastAsiaTheme="majorEastAsia" w:hAnsiTheme="majorHAnsi" w:cstheme="majorBidi" w:ascii="Arial" w:hAnsi="Arial" w:eastAsia="Arial"/>
       <w:b/>
       <w:bCs/>
-      <w:color w:val="12385B"/>
-      <w:sz w:val="36"/>
+      <w:color w:val="365F91" w:themeColor="accent1" w:themeShade="BF"/>
+      <w:sz w:val="28"/>
       <w:szCs w:val="28"/>
     </w:rPr>
   </w:style>
@@ -3705,15 +4094,15 @@
     <w:pPr>
       <w:keepNext/>
       <w:keepLines/>
-      <w:spacing w:before="240" w:after="120"/>
+      <w:spacing w:before="200" w:after="0"/>
       <w:outlineLvl w:val="1"/>
     </w:pPr>
     <w:rPr>
-      <w:rFonts w:asciiTheme="majorHAnsi" w:eastAsiaTheme="majorEastAsia" w:hAnsiTheme="majorHAnsi" w:cstheme="majorBidi" w:ascii="Times New Roman" w:hAnsi="Times New Roman" w:eastAsia="Times New Roman"/>
+      <w:rFonts w:asciiTheme="majorHAnsi" w:eastAsiaTheme="majorEastAsia" w:hAnsiTheme="majorHAnsi" w:cstheme="majorBidi" w:ascii="Arial" w:hAnsi="Arial" w:eastAsia="Arial"/>
       <w:b/>
       <w:bCs/>
-      <w:color w:val="1F4E79"/>
-      <w:sz w:val="30"/>
+      <w:color w:val="4F81BD" w:themeColor="accent1"/>
+      <w:sz w:val="26"/>
       <w:szCs w:val="26"/>
     </w:rPr>
   </w:style>
@@ -3729,15 +4118,14 @@
     <w:pPr>
       <w:keepNext/>
       <w:keepLines/>
-      <w:spacing w:before="240" w:after="120"/>
+      <w:spacing w:before="200" w:after="0"/>
       <w:outlineLvl w:val="2"/>
     </w:pPr>
     <w:rPr>
-      <w:rFonts w:asciiTheme="majorHAnsi" w:eastAsiaTheme="majorEastAsia" w:hAnsiTheme="majorHAnsi" w:cstheme="majorBidi" w:ascii="Times New Roman" w:hAnsi="Times New Roman" w:eastAsia="Times New Roman"/>
+      <w:rFonts w:asciiTheme="majorHAnsi" w:eastAsiaTheme="majorEastAsia" w:hAnsiTheme="majorHAnsi" w:cstheme="majorBidi" w:ascii="Arial" w:hAnsi="Arial" w:eastAsia="Arial"/>
       <w:b/>
       <w:bCs/>
-      <w:color w:val="12385B"/>
-      <w:sz w:val="27"/>
+      <w:color w:val="4F81BD" w:themeColor="accent1"/>
     </w:rPr>
   </w:style>
   <w:style w:type="paragraph" w:styleId="Heading4">
@@ -4153,13 +4541,8 @@
       <w:numPr>
         <w:numId w:val="1"/>
       </w:numPr>
-      <w:spacing w:after="80"/>
       <w:contextualSpacing/>
     </w:pPr>
-    <w:rPr>
-      <w:rFonts w:ascii="Times New Roman" w:hAnsi="Times New Roman" w:eastAsia="Times New Roman"/>
-      <w:sz w:val="26"/>
-    </w:rPr>
   </w:style>
   <w:style w:type="paragraph" w:styleId="ListBullet2">
     <w:name w:val="List Bullet 2"/>
@@ -4197,13 +4580,8 @@
       <w:numPr>
         <w:numId w:val="5"/>
       </w:numPr>
-      <w:spacing w:after="80"/>
       <w:contextualSpacing/>
     </w:pPr>
-    <w:rPr>
-      <w:rFonts w:ascii="Times New Roman" w:hAnsi="Times New Roman" w:eastAsia="Times New Roman"/>
-      <w:sz w:val="26"/>
-    </w:rPr>
   </w:style>
   <w:style w:type="paragraph" w:styleId="ListNumber2">
     <w:name w:val="List Number 2"/>
